--- a/docs/Ellesmere-IT-international-ellesmere-com-launch-guide.docx
+++ b/docs/Ellesmere-IT-international-ellesmere-com-launch-guide.docx
@@ -4,173 +4,276 @@
   <w:body>
     <w:p>
       <w:pPr>
-        <w:jc w:val="left"/>
+        <w:pStyle w:val="Heading1"/>
       </w:pPr>
       <w:r>
         <w:rPr>
+          <w:color w:val="0B2E4A"/>
+        </w:rPr>
+        <w:t>Launch guide: `international.ellesmere.com`</w:t>
+      </w:r>
+    </w:p>
+    <w:p>
+      <w:r>
+        <w:rPr>
           <w:rFonts w:ascii="Calibri" w:hAnsi="Calibri"/>
           <w:b/>
-          <w:color w:val="0B2E4A"/>
-          <w:sz w:val="40"/>
-        </w:rPr>
-        <w:t>Launch guide: international.ellesmere.com</w:t>
+          <w:sz w:val="22"/>
+        </w:rPr>
+        <w:t>Audience:</w:t>
+      </w:r>
+      <w:r>
+        <w:rPr>
+          <w:rFonts w:ascii="Calibri" w:hAnsi="Calibri"/>
+          <w:sz w:val="22"/>
+        </w:rPr>
+        <w:t xml:space="preserve"> Ellesmere College IT / DNS administrators  </w:t>
+      </w:r>
+    </w:p>
+    <w:p>
+      <w:r>
+        <w:rPr>
+          <w:rFonts w:ascii="Calibri" w:hAnsi="Calibri"/>
+          <w:b/>
+          <w:sz w:val="22"/>
+        </w:rPr>
+        <w:t>Requested hostname:</w:t>
+      </w:r>
+      <w:r>
+        <w:rPr>
+          <w:rFonts w:ascii="Calibri" w:hAnsi="Calibri"/>
+          <w:sz w:val="22"/>
+        </w:rPr>
+        <w:t xml:space="preserve"> </w:t>
+      </w:r>
+      <w:r>
+        <w:rPr>
+          <w:rFonts w:ascii="Consolas" w:hAnsi="Consolas"/>
+          <w:sz w:val="22"/>
+        </w:rPr>
+        <w:t>international.ellesmere.com</w:t>
+      </w:r>
+      <w:r>
+        <w:rPr>
+          <w:rFonts w:ascii="Calibri" w:hAnsi="Calibri"/>
+          <w:sz w:val="22"/>
+        </w:rPr>
+        <w:t xml:space="preserve">  </w:t>
+      </w:r>
+    </w:p>
+    <w:p>
+      <w:r>
+        <w:rPr>
+          <w:rFonts w:ascii="Calibri" w:hAnsi="Calibri"/>
+          <w:b/>
+          <w:sz w:val="22"/>
+        </w:rPr>
+        <w:t>Purpose:</w:t>
+      </w:r>
+      <w:r>
+        <w:rPr>
+          <w:rFonts w:ascii="Calibri" w:hAnsi="Calibri"/>
+          <w:sz w:val="22"/>
+        </w:rPr>
+        <w:t xml:space="preserve"> Point this subdomain at the </w:t>
+      </w:r>
+      <w:r>
+        <w:rPr>
+          <w:rFonts w:ascii="Calibri" w:hAnsi="Calibri"/>
+          <w:b/>
+          <w:sz w:val="22"/>
+        </w:rPr>
+        <w:t>Ellesmere College International (ECI)</w:t>
+      </w:r>
+      <w:r>
+        <w:rPr>
+          <w:rFonts w:ascii="Calibri" w:hAnsi="Calibri"/>
+          <w:sz w:val="22"/>
+        </w:rPr>
+        <w:t xml:space="preserve"> web platform on </w:t>
+      </w:r>
+      <w:r>
+        <w:rPr>
+          <w:rFonts w:ascii="Calibri" w:hAnsi="Calibri"/>
+          <w:b/>
+          <w:sz w:val="22"/>
+        </w:rPr>
+        <w:t>Vercel</w:t>
+      </w:r>
+      <w:r>
+        <w:rPr>
+          <w:rFonts w:ascii="Calibri" w:hAnsi="Calibri"/>
+          <w:sz w:val="22"/>
+        </w:rPr>
+        <w:t xml:space="preserve">  </w:t>
+      </w:r>
+    </w:p>
+    <w:p>
+      <w:r>
+        <w:rPr>
+          <w:rFonts w:ascii="Calibri" w:hAnsi="Calibri"/>
+          <w:b/>
+          <w:sz w:val="22"/>
+        </w:rPr>
+        <w:t>ECI app today (temporary URL):</w:t>
+      </w:r>
+      <w:r>
+        <w:rPr>
+          <w:rFonts w:ascii="Calibri" w:hAnsi="Calibri"/>
+          <w:sz w:val="22"/>
+        </w:rPr>
+        <w:t xml:space="preserve"> </w:t>
+      </w:r>
+      <w:r>
+        <w:rPr>
+          <w:rFonts w:ascii="Consolas" w:hAnsi="Consolas"/>
+          <w:sz w:val="22"/>
+        </w:rPr>
+        <w:t>https://eci-platform-seven.vercel.app</w:t>
+      </w:r>
+      <w:r>
+        <w:rPr>
+          <w:rFonts w:ascii="Calibri" w:hAnsi="Calibri"/>
+          <w:sz w:val="22"/>
+        </w:rPr>
+        <w:t xml:space="preserve">  </w:t>
+      </w:r>
+    </w:p>
+    <w:p>
+      <w:r>
+        <w:rPr>
+          <w:rFonts w:ascii="Calibri" w:hAnsi="Calibri"/>
+          <w:b/>
+          <w:sz w:val="22"/>
+        </w:rPr>
+        <w:t>Main site today:</w:t>
+      </w:r>
+      <w:r>
+        <w:rPr>
+          <w:rFonts w:ascii="Calibri" w:hAnsi="Calibri"/>
+          <w:sz w:val="22"/>
+        </w:rPr>
+        <w:t xml:space="preserve"> Finalsite (</w:t>
+      </w:r>
+      <w:r>
+        <w:rPr>
+          <w:rFonts w:ascii="Consolas" w:hAnsi="Consolas"/>
+          <w:sz w:val="22"/>
+        </w:rPr>
+        <w:t>www.ellesmere.com</w:t>
+      </w:r>
+      <w:r>
+        <w:rPr>
+          <w:rFonts w:ascii="Calibri" w:hAnsi="Calibri"/>
+          <w:sz w:val="22"/>
+        </w:rPr>
+        <w:t xml:space="preserve"> → </w:t>
+      </w:r>
+      <w:r>
+        <w:rPr>
+          <w:rFonts w:ascii="Consolas" w:hAnsi="Consolas"/>
+          <w:sz w:val="22"/>
+        </w:rPr>
+        <w:t>ellesmerecom.finalsite.com</w:t>
+      </w:r>
+      <w:r>
+        <w:rPr>
+          <w:rFonts w:ascii="Calibri" w:hAnsi="Calibri"/>
+          <w:sz w:val="22"/>
+        </w:rPr>
+        <w:t xml:space="preserve">)  </w:t>
+      </w:r>
+    </w:p>
+    <w:p>
+      <w:r>
+        <w:rPr>
+          <w:rFonts w:ascii="Calibri" w:hAnsi="Calibri"/>
+          <w:b/>
+          <w:sz w:val="22"/>
+        </w:rPr>
+        <w:t>DNS provider today:</w:t>
+      </w:r>
+      <w:r>
+        <w:rPr>
+          <w:rFonts w:ascii="Calibri" w:hAnsi="Calibri"/>
+          <w:sz w:val="22"/>
+        </w:rPr>
+        <w:t xml:space="preserve"> GoDaddy (</w:t>
+      </w:r>
+      <w:r>
+        <w:rPr>
+          <w:rFonts w:ascii="Consolas" w:hAnsi="Consolas"/>
+          <w:sz w:val="22"/>
+        </w:rPr>
+        <w:t>ns43.domaincontrol.com</w:t>
+      </w:r>
+      <w:r>
+        <w:rPr>
+          <w:rFonts w:ascii="Calibri" w:hAnsi="Calibri"/>
+          <w:sz w:val="22"/>
+        </w:rPr>
+        <w:t xml:space="preserve"> / </w:t>
+      </w:r>
+      <w:r>
+        <w:rPr>
+          <w:rFonts w:ascii="Consolas" w:hAnsi="Consolas"/>
+          <w:sz w:val="22"/>
+        </w:rPr>
+        <w:t>ns44.domaincontrol.com</w:t>
+      </w:r>
+      <w:r>
+        <w:rPr>
+          <w:rFonts w:ascii="Calibri" w:hAnsi="Calibri"/>
+          <w:sz w:val="22"/>
+        </w:rPr>
+        <w:t>)</w:t>
       </w:r>
     </w:p>
     <w:p>
       <w:pPr>
-        <w:spacing w:after="160"/>
+        <w:pStyle w:val="Heading2"/>
       </w:pPr>
       <w:r>
-        <w:rPr>
-          <w:rFonts w:ascii="Calibri" w:hAnsi="Calibri"/>
-          <w:b w:val="0"/>
-          <w:i w:val="0"/>
-          <w:sz w:val="22"/>
-        </w:rPr>
-        <w:t>Ellesmere College International (ECI) — handoff for Ellesmere IT / DNS administrators</w:t>
+        <w:t>1. What you are being asked to do</w:t>
       </w:r>
     </w:p>
     <w:p>
-      <w:pPr>
-        <w:spacing w:after="160"/>
-      </w:pPr>
+      <w:r>
+        <w:rPr>
+          <w:rFonts w:ascii="Calibri" w:hAnsi="Calibri"/>
+          <w:sz w:val="22"/>
+        </w:rPr>
+        <w:t xml:space="preserve">Ellesmere College International runs on </w:t>
+      </w:r>
       <w:r>
         <w:rPr>
           <w:rFonts w:ascii="Calibri" w:hAnsi="Calibri"/>
           <w:b/>
-          <w:i w:val="0"/>
-          <w:sz w:val="22"/>
-        </w:rPr>
-        <w:t>Audience:</w:t>
-      </w:r>
-      <w:r>
-        <w:rPr>
-          <w:rFonts w:ascii="Calibri" w:hAnsi="Calibri"/>
-          <w:b w:val="0"/>
-          <w:i w:val="0"/>
-          <w:sz w:val="22"/>
-        </w:rPr>
-        <w:t xml:space="preserve"> Ellesmere College IT / DNS administrators</w:t>
-      </w:r>
-    </w:p>
-    <w:p>
-      <w:pPr>
-        <w:spacing w:after="160"/>
-      </w:pPr>
+          <w:sz w:val="22"/>
+        </w:rPr>
+        <w:t>Vercel</w:t>
+      </w:r>
+      <w:r>
+        <w:rPr>
+          <w:rFonts w:ascii="Calibri" w:hAnsi="Calibri"/>
+          <w:sz w:val="22"/>
+        </w:rPr>
+        <w:t xml:space="preserve"> (Next.js). It is </w:t>
+      </w:r>
       <w:r>
         <w:rPr>
           <w:rFonts w:ascii="Calibri" w:hAnsi="Calibri"/>
           <w:b/>
-          <w:i w:val="0"/>
-          <w:sz w:val="22"/>
-        </w:rPr>
-        <w:t>Requested hostname:</w:t>
-      </w:r>
-      <w:r>
-        <w:rPr>
-          <w:rFonts w:ascii="Calibri" w:hAnsi="Calibri"/>
-          <w:b w:val="0"/>
-          <w:i w:val="0"/>
-          <w:sz w:val="22"/>
-        </w:rPr>
-        <w:t xml:space="preserve"> international.ellesmere.com</w:t>
-      </w:r>
-    </w:p>
-    <w:p>
-      <w:pPr>
-        <w:spacing w:after="160"/>
-      </w:pPr>
-      <w:r>
-        <w:rPr>
-          <w:rFonts w:ascii="Calibri" w:hAnsi="Calibri"/>
-          <w:b/>
-          <w:i w:val="0"/>
-          <w:sz w:val="22"/>
-        </w:rPr>
-        <w:t>Purpose:</w:t>
-      </w:r>
-      <w:r>
-        <w:rPr>
-          <w:rFonts w:ascii="Calibri" w:hAnsi="Calibri"/>
-          <w:b w:val="0"/>
-          <w:i w:val="0"/>
-          <w:sz w:val="22"/>
-        </w:rPr>
-        <w:t xml:space="preserve"> Point this subdomain at the ECI web platform</w:t>
-      </w:r>
-    </w:p>
-    <w:p>
-      <w:pPr>
-        <w:spacing w:after="160"/>
-      </w:pPr>
-      <w:r>
-        <w:rPr>
-          <w:rFonts w:ascii="Calibri" w:hAnsi="Calibri"/>
-          <w:b/>
-          <w:i w:val="0"/>
-          <w:sz w:val="22"/>
-        </w:rPr>
-        <w:t>Main site today:</w:t>
-      </w:r>
-      <w:r>
-        <w:rPr>
-          <w:rFonts w:ascii="Calibri" w:hAnsi="Calibri"/>
-          <w:b w:val="0"/>
-          <w:i w:val="0"/>
-          <w:sz w:val="22"/>
-        </w:rPr>
-        <w:t xml:space="preserve"> Finalsite (www.ellesmere.com → ellesmerecom.finalsite.com)</w:t>
-      </w:r>
-    </w:p>
-    <w:p>
-      <w:pPr>
-        <w:spacing w:after="160"/>
-      </w:pPr>
-      <w:r>
-        <w:rPr>
-          <w:rFonts w:ascii="Calibri" w:hAnsi="Calibri"/>
-          <w:b/>
-          <w:i w:val="0"/>
-          <w:sz w:val="22"/>
-        </w:rPr>
-        <w:t>DNS provider today:</w:t>
-      </w:r>
-      <w:r>
-        <w:rPr>
-          <w:rFonts w:ascii="Calibri" w:hAnsi="Calibri"/>
-          <w:b w:val="0"/>
-          <w:i w:val="0"/>
-          <w:sz w:val="22"/>
-        </w:rPr>
-        <w:t xml:space="preserve"> GoDaddy (ns43.domaincontrol.com / ns44.domaincontrol.com)</w:t>
-      </w:r>
-    </w:p>
-    <w:p>
-      <w:pPr>
-        <w:pStyle w:val="Heading1"/>
-      </w:pPr>
-      <w:r>
-        <w:rPr>
-          <w:rFonts w:ascii="Calibri" w:hAnsi="Calibri"/>
-          <w:b/>
-          <w:color w:val="1A1A1A"/>
-          <w:sz w:val="32"/>
-        </w:rPr>
-        <w:t>1. What you are being asked to do</w:t>
-      </w:r>
-    </w:p>
-    <w:p>
-      <w:pPr>
-        <w:spacing w:after="160"/>
-      </w:pPr>
-      <w:r>
-        <w:rPr>
-          <w:rFonts w:ascii="Calibri" w:hAnsi="Calibri"/>
-          <w:b w:val="0"/>
-          <w:i w:val="0"/>
-          <w:sz w:val="22"/>
-        </w:rPr>
-        <w:t>Ellesmere College International is launching a separate website (Next.js application with its own hosting and backend). It is not a Finalsite Composer page, microsite, or Finalsite subdomain landing page.</w:t>
+          <w:sz w:val="22"/>
+        </w:rPr>
+        <w:t>not</w:t>
+      </w:r>
+      <w:r>
+        <w:rPr>
+          <w:rFonts w:ascii="Calibri" w:hAnsi="Calibri"/>
+          <w:sz w:val="22"/>
+        </w:rPr>
+        <w:t xml:space="preserve"> a Finalsite Composer page, microsite, or Finalsite subdomain landing page.</w:t>
       </w:r>
     </w:p>
     <w:tbl>
@@ -193,6 +296,12 @@
           <w:p>
             <w:r>
               <w:rPr>
+                <w:b/>
+                <w:sz w:val="20"/>
+              </w:rPr>
+            </w:r>
+            <w:r>
+              <w:rPr>
                 <w:rFonts w:ascii="Calibri" w:hAnsi="Calibri"/>
                 <w:b/>
                 <w:sz w:val="20"/>
@@ -209,6 +318,12 @@
           <w:p>
             <w:r>
               <w:rPr>
+                <w:b/>
+                <w:sz w:val="20"/>
+              </w:rPr>
+            </w:r>
+            <w:r>
+              <w:rPr>
                 <w:rFonts w:ascii="Calibri" w:hAnsi="Calibri"/>
                 <w:b/>
                 <w:sz w:val="20"/>
@@ -223,6 +338,12 @@
             <w:shd w:fill="E8EEF4" w:val="clear"/>
           </w:tcPr>
           <w:p>
+            <w:r>
+              <w:rPr>
+                <w:b/>
+                <w:sz w:val="20"/>
+              </w:rPr>
+            </w:r>
             <w:r>
               <w:rPr>
                 <w:rFonts w:ascii="Calibri" w:hAnsi="Calibri"/>
@@ -242,7 +363,12 @@
           <w:p>
             <w:r>
               <w:rPr>
-                <w:rFonts w:ascii="Calibri" w:hAnsi="Calibri"/>
+                <w:sz w:val="20"/>
+              </w:rPr>
+            </w:r>
+            <w:r>
+              <w:rPr>
+                <w:rFonts w:ascii="Consolas" w:hAnsi="Consolas"/>
                 <w:sz w:val="20"/>
               </w:rPr>
               <w:t>www.ellesmere.com</w:t>
@@ -254,6 +380,11 @@
             <w:tcW w:type="dxa" w:w="3120"/>
           </w:tcPr>
           <w:p>
+            <w:r>
+              <w:rPr>
+                <w:sz w:val="20"/>
+              </w:rPr>
+            </w:r>
             <w:r>
               <w:rPr>
                 <w:rFonts w:ascii="Calibri" w:hAnsi="Calibri"/>
@@ -270,7 +401,13 @@
           <w:p>
             <w:r>
               <w:rPr>
+                <w:sz w:val="20"/>
+              </w:rPr>
+            </w:r>
+            <w:r>
+              <w:rPr>
                 <w:rFonts w:ascii="Calibri" w:hAnsi="Calibri"/>
+                <w:b/>
                 <w:sz w:val="20"/>
               </w:rPr>
               <w:t>Leave unchanged</w:t>
@@ -286,10 +423,22 @@
           <w:p>
             <w:r>
               <w:rPr>
+                <w:sz w:val="20"/>
+              </w:rPr>
+            </w:r>
+            <w:r>
+              <w:rPr>
+                <w:rFonts w:ascii="Consolas" w:hAnsi="Consolas"/>
+                <w:sz w:val="20"/>
+              </w:rPr>
+              <w:t>ellesmere.com</w:t>
+            </w:r>
+            <w:r>
+              <w:rPr>
                 <w:rFonts w:ascii="Calibri" w:hAnsi="Calibri"/>
                 <w:sz w:val="20"/>
               </w:rPr>
-              <w:t>ellesmere.com (apex)</w:t>
+              <w:t xml:space="preserve"> (apex)</w:t>
             </w:r>
           </w:p>
         </w:tc>
@@ -298,6 +447,11 @@
             <w:tcW w:type="dxa" w:w="3120"/>
           </w:tcPr>
           <w:p>
+            <w:r>
+              <w:rPr>
+                <w:sz w:val="20"/>
+              </w:rPr>
+            </w:r>
             <w:r>
               <w:rPr>
                 <w:rFonts w:ascii="Calibri" w:hAnsi="Calibri"/>
@@ -314,7 +468,13 @@
           <w:p>
             <w:r>
               <w:rPr>
+                <w:sz w:val="20"/>
+              </w:rPr>
+            </w:r>
+            <w:r>
+              <w:rPr>
                 <w:rFonts w:ascii="Calibri" w:hAnsi="Calibri"/>
+                <w:b/>
                 <w:sz w:val="20"/>
               </w:rPr>
               <w:t>Leave unchanged</w:t>
@@ -330,7 +490,12 @@
           <w:p>
             <w:r>
               <w:rPr>
-                <w:rFonts w:ascii="Calibri" w:hAnsi="Calibri"/>
+                <w:sz w:val="20"/>
+              </w:rPr>
+            </w:r>
+            <w:r>
+              <w:rPr>
+                <w:rFonts w:ascii="Consolas" w:hAnsi="Consolas"/>
                 <w:sz w:val="20"/>
               </w:rPr>
               <w:t>international.ellesmere.com</w:t>
@@ -344,10 +509,23 @@
           <w:p>
             <w:r>
               <w:rPr>
+                <w:sz w:val="20"/>
+              </w:rPr>
+            </w:r>
+            <w:r>
+              <w:rPr>
+                <w:rFonts w:ascii="Calibri" w:hAnsi="Calibri"/>
+                <w:b/>
+                <w:sz w:val="20"/>
+              </w:rPr>
+              <w:t>Vercel</w:t>
+            </w:r>
+            <w:r>
+              <w:rPr>
                 <w:rFonts w:ascii="Calibri" w:hAnsi="Calibri"/>
                 <w:sz w:val="20"/>
               </w:rPr>
-              <w:t>External ECI host (not Finalsite)</w:t>
+              <w:t xml:space="preserve"> (ECI project)</w:t>
             </w:r>
           </w:p>
         </w:tc>
@@ -358,10 +536,16 @@
           <w:p>
             <w:r>
               <w:rPr>
-                <w:rFonts w:ascii="Calibri" w:hAnsi="Calibri"/>
                 <w:sz w:val="20"/>
               </w:rPr>
-              <w:t>Create new DNS record</w:t>
+            </w:r>
+            <w:r>
+              <w:rPr>
+                <w:rFonts w:ascii="Calibri" w:hAnsi="Calibri"/>
+                <w:b/>
+                <w:sz w:val="20"/>
+              </w:rPr>
+              <w:t>Create one new CNAME</w:t>
             </w:r>
           </w:p>
         </w:tc>
@@ -369,73 +553,120 @@
     </w:tbl>
     <w:p/>
     <w:p>
-      <w:pPr>
-        <w:spacing w:after="160"/>
-      </w:pPr>
-      <w:r>
-        <w:rPr>
-          <w:rFonts w:ascii="Calibri" w:hAnsi="Calibri"/>
-          <w:b w:val="0"/>
-          <w:i w:val="0"/>
-          <w:sz w:val="22"/>
-        </w:rPr>
-        <w:t>Your work is almost entirely DNS. Optional Finalsite work is limited to adding a normal hyperlink from the main site navigation or an International page — not hosting the ECI app inside Finalsite.</w:t>
+      <w:r>
+        <w:rPr>
+          <w:rFonts w:ascii="Calibri" w:hAnsi="Calibri"/>
+          <w:sz w:val="22"/>
+        </w:rPr>
+        <w:t xml:space="preserve">Your work is almost entirely </w:t>
+      </w:r>
+      <w:r>
+        <w:rPr>
+          <w:rFonts w:ascii="Calibri" w:hAnsi="Calibri"/>
+          <w:b/>
+          <w:sz w:val="22"/>
+        </w:rPr>
+        <w:t>DNS at GoDaddy</w:t>
+      </w:r>
+      <w:r>
+        <w:rPr>
+          <w:rFonts w:ascii="Calibri" w:hAnsi="Calibri"/>
+          <w:sz w:val="22"/>
+        </w:rPr>
+        <w:t xml:space="preserve">. Do </w:t>
+      </w:r>
+      <w:r>
+        <w:rPr>
+          <w:rFonts w:ascii="Calibri" w:hAnsi="Calibri"/>
+          <w:b/>
+          <w:sz w:val="22"/>
+        </w:rPr>
+        <w:t>not</w:t>
+      </w:r>
+      <w:r>
+        <w:rPr>
+          <w:rFonts w:ascii="Calibri" w:hAnsi="Calibri"/>
+          <w:sz w:val="22"/>
+        </w:rPr>
+        <w:t xml:space="preserve"> move </w:t>
+      </w:r>
+      <w:r>
+        <w:rPr>
+          <w:rFonts w:ascii="Consolas" w:hAnsi="Consolas"/>
+          <w:sz w:val="22"/>
+        </w:rPr>
+        <w:t>ellesmere.com</w:t>
+      </w:r>
+      <w:r>
+        <w:rPr>
+          <w:rFonts w:ascii="Calibri" w:hAnsi="Calibri"/>
+          <w:sz w:val="22"/>
+        </w:rPr>
+        <w:t xml:space="preserve"> nameservers to Vercel — that would break Finalsite and school email. Optional Finalsite work is limited to adding a normal hyperlink from the main site — not hosting the ECI app inside Finalsite.</w:t>
       </w:r>
     </w:p>
     <w:p>
       <w:pPr>
-        <w:pStyle w:val="Heading1"/>
+        <w:pStyle w:val="Heading2"/>
       </w:pPr>
       <w:r>
-        <w:rPr>
-          <w:rFonts w:ascii="Calibri" w:hAnsi="Calibri"/>
-          <w:b/>
-          <w:color w:val="1A1A1A"/>
-          <w:sz w:val="32"/>
-        </w:rPr>
-        <w:t>2. Critical: do not use the Finalsite subdomain pattern</w:t>
+        <w:t>2. Critical: do **not** use the Finalsite subdomain pattern</w:t>
       </w:r>
     </w:p>
     <w:p>
-      <w:pPr>
-        <w:spacing w:after="160"/>
-      </w:pPr>
-      <w:r>
-        <w:rPr>
-          <w:rFonts w:ascii="Calibri" w:hAnsi="Calibri"/>
-          <w:b w:val="0"/>
-          <w:i w:val="0"/>
-          <w:sz w:val="22"/>
-        </w:rPr>
-        <w:t>Finalsite’s standard docs say: create a CNAME for a subdomain → [keyword].finalsite.com, then open a Finalsite Support ticket so Composer can claim that hostname.</w:t>
+      <w:r>
+        <w:rPr>
+          <w:rFonts w:ascii="Calibri" w:hAnsi="Calibri"/>
+          <w:sz w:val="22"/>
+        </w:rPr>
+        <w:t xml:space="preserve">Finalsite’s standard docs say: create a CNAME for a subdomain → </w:t>
+      </w:r>
+      <w:r>
+        <w:rPr>
+          <w:rFonts w:ascii="Consolas" w:hAnsi="Consolas"/>
+          <w:sz w:val="22"/>
+        </w:rPr>
+        <w:t>[keyword].finalsite.com</w:t>
+      </w:r>
+      <w:r>
+        <w:rPr>
+          <w:rFonts w:ascii="Calibri" w:hAnsi="Calibri"/>
+          <w:sz w:val="22"/>
+        </w:rPr>
+        <w:t>, then open a Finalsite Support ticket so Composer can claim that hostname.</w:t>
       </w:r>
     </w:p>
     <w:p>
-      <w:pPr>
-        <w:spacing w:after="160"/>
-      </w:pPr>
       <w:r>
         <w:rPr>
           <w:rFonts w:ascii="Calibri" w:hAnsi="Calibri"/>
           <w:b/>
-          <w:i w:val="0"/>
           <w:sz w:val="22"/>
         </w:rPr>
         <w:t>That pattern is wrong for this launch.</w:t>
       </w:r>
     </w:p>
     <w:p>
-      <w:pPr>
-        <w:spacing w:after="160"/>
-      </w:pPr>
-      <w:r>
-        <w:rPr>
-          <w:rFonts w:ascii="Calibri" w:hAnsi="Calibri"/>
-          <w:b w:val="0"/>
-          <w:i w:val="0"/>
-          <w:sz w:val="22"/>
-        </w:rPr>
-        <w:t>If international.ellesmere.com is pointed at Finalsite:</w:t>
+      <w:r>
+        <w:rPr>
+          <w:rFonts w:ascii="Calibri" w:hAnsi="Calibri"/>
+          <w:sz w:val="22"/>
+        </w:rPr>
+        <w:t xml:space="preserve">If </w:t>
+      </w:r>
+      <w:r>
+        <w:rPr>
+          <w:rFonts w:ascii="Consolas" w:hAnsi="Consolas"/>
+          <w:sz w:val="22"/>
+        </w:rPr>
+        <w:t>international.ellesmere.com</w:t>
+      </w:r>
+      <w:r>
+        <w:rPr>
+          <w:rFonts w:ascii="Calibri" w:hAnsi="Calibri"/>
+          <w:sz w:val="22"/>
+        </w:rPr>
+        <w:t xml:space="preserve"> is pointed at Finalsite:</w:t>
       </w:r>
     </w:p>
     <w:p>
@@ -459,7 +690,7 @@
           <w:rFonts w:ascii="Calibri" w:hAnsi="Calibri"/>
           <w:sz w:val="22"/>
         </w:rPr>
-        <w:t>The ECI platform will never receive traffic</w:t>
+        <w:t>Vercel will never receive traffic</w:t>
       </w:r>
     </w:p>
     <w:p>
@@ -471,43 +702,75 @@
           <w:rFonts w:ascii="Calibri" w:hAnsi="Calibri"/>
           <w:sz w:val="22"/>
         </w:rPr>
-        <w:t>SSL and auth for the ECI app will fail</w:t>
+        <w:t>SSL for the ECI app will fail</w:t>
+      </w:r>
+    </w:p>
+    <w:p>
+      <w:r>
+        <w:rPr>
+          <w:rFonts w:ascii="Calibri" w:hAnsi="Calibri"/>
+          <w:b/>
+          <w:sz w:val="22"/>
+        </w:rPr>
+        <w:t>Correct pattern:</w:t>
+      </w:r>
+      <w:r>
+        <w:rPr>
+          <w:rFonts w:ascii="Calibri" w:hAnsi="Calibri"/>
+          <w:sz w:val="22"/>
+        </w:rPr>
+        <w:t xml:space="preserve"> DNS for </w:t>
+      </w:r>
+      <w:r>
+        <w:rPr>
+          <w:rFonts w:ascii="Consolas" w:hAnsi="Consolas"/>
+          <w:sz w:val="22"/>
+        </w:rPr>
+        <w:t>international</w:t>
+      </w:r>
+      <w:r>
+        <w:rPr>
+          <w:rFonts w:ascii="Calibri" w:hAnsi="Calibri"/>
+          <w:sz w:val="22"/>
+        </w:rPr>
+        <w:t xml:space="preserve"> is a </w:t>
+      </w:r>
+      <w:r>
+        <w:rPr>
+          <w:rFonts w:ascii="Calibri" w:hAnsi="Calibri"/>
+          <w:b/>
+          <w:sz w:val="22"/>
+        </w:rPr>
+        <w:t>CNAME to Vercel</w:t>
+      </w:r>
+      <w:r>
+        <w:rPr>
+          <w:rFonts w:ascii="Calibri" w:hAnsi="Calibri"/>
+          <w:sz w:val="22"/>
+        </w:rPr>
+        <w:t xml:space="preserve"> (exact target from the Vercel Domains UI). Finalsite Support does </w:t>
+      </w:r>
+      <w:r>
+        <w:rPr>
+          <w:rFonts w:ascii="Calibri" w:hAnsi="Calibri"/>
+          <w:b/>
+          <w:sz w:val="22"/>
+        </w:rPr>
+        <w:t>not</w:t>
+      </w:r>
+      <w:r>
+        <w:rPr>
+          <w:rFonts w:ascii="Calibri" w:hAnsi="Calibri"/>
+          <w:sz w:val="22"/>
+        </w:rPr>
+        <w:t xml:space="preserve"> need a ticket to “claim” this hostname.</w:t>
       </w:r>
     </w:p>
     <w:p>
       <w:pPr>
-        <w:spacing w:after="160"/>
+        <w:pStyle w:val="Heading2"/>
       </w:pPr>
       <w:r>
-        <w:rPr>
-          <w:rFonts w:ascii="Calibri" w:hAnsi="Calibri"/>
-          <w:b/>
-          <w:i w:val="0"/>
-          <w:sz w:val="22"/>
-        </w:rPr>
-        <w:t xml:space="preserve">Correct pattern: </w:t>
-      </w:r>
-      <w:r>
-        <w:rPr>
-          <w:rFonts w:ascii="Calibri" w:hAnsi="Calibri"/>
-          <w:b w:val="0"/>
-          <w:i w:val="0"/>
-          <w:sz w:val="22"/>
-        </w:rPr>
-        <w:t>DNS for international points to the ECI hosting provider (CNAME target supplied by the ECI project team). Finalsite Support does not need a ticket to “claim” this hostname.</w:t>
-      </w:r>
-    </w:p>
-    <w:p>
-      <w:pPr>
-        <w:pStyle w:val="Heading1"/>
-      </w:pPr>
-      <w:r>
-        <w:rPr>
-          <w:rFonts w:ascii="Calibri" w:hAnsi="Calibri"/>
-          <w:b/>
-          <w:color w:val="1A1A1A"/>
-          <w:sz w:val="32"/>
-        </w:rPr>
         <w:t>3. Roles and hand-offs</w:t>
       </w:r>
     </w:p>
@@ -530,6 +793,12 @@
           <w:p>
             <w:r>
               <w:rPr>
+                <w:b/>
+                <w:sz w:val="20"/>
+              </w:rPr>
+            </w:r>
+            <w:r>
+              <w:rPr>
                 <w:rFonts w:ascii="Calibri" w:hAnsi="Calibri"/>
                 <w:b/>
                 <w:sz w:val="20"/>
@@ -544,6 +813,12 @@
             <w:shd w:fill="E8EEF4" w:val="clear"/>
           </w:tcPr>
           <w:p>
+            <w:r>
+              <w:rPr>
+                <w:b/>
+                <w:sz w:val="20"/>
+              </w:rPr>
+            </w:r>
             <w:r>
               <w:rPr>
                 <w:rFonts w:ascii="Calibri" w:hAnsi="Calibri"/>
@@ -563,7 +838,13 @@
           <w:p>
             <w:r>
               <w:rPr>
+                <w:sz w:val="20"/>
+              </w:rPr>
+            </w:r>
+            <w:r>
+              <w:rPr>
                 <w:rFonts w:ascii="Calibri" w:hAnsi="Calibri"/>
+                <w:b/>
                 <w:sz w:val="20"/>
               </w:rPr>
               <w:t>Ellesmere IT</w:t>
@@ -577,10 +858,57 @@
           <w:p>
             <w:r>
               <w:rPr>
+                <w:sz w:val="20"/>
+              </w:rPr>
+            </w:r>
+            <w:r>
+              <w:rPr>
                 <w:rFonts w:ascii="Calibri" w:hAnsi="Calibri"/>
                 <w:sz w:val="20"/>
               </w:rPr>
-              <w:t>DNS for ellesmere.com (GoDaddy); confirm no conflicting international record; optional Finalsite nav/link</w:t>
+              <w:t xml:space="preserve">DNS for </w:t>
+            </w:r>
+            <w:r>
+              <w:rPr>
+                <w:rFonts w:ascii="Consolas" w:hAnsi="Consolas"/>
+                <w:sz w:val="20"/>
+              </w:rPr>
+              <w:t>ellesmere.com</w:t>
+            </w:r>
+            <w:r>
+              <w:rPr>
+                <w:rFonts w:ascii="Calibri" w:hAnsi="Calibri"/>
+                <w:sz w:val="20"/>
+              </w:rPr>
+              <w:t xml:space="preserve"> (GoDaddy); confirm no conflicting </w:t>
+            </w:r>
+            <w:r>
+              <w:rPr>
+                <w:rFonts w:ascii="Consolas" w:hAnsi="Consolas"/>
+                <w:sz w:val="20"/>
+              </w:rPr>
+              <w:t>international</w:t>
+            </w:r>
+            <w:r>
+              <w:rPr>
+                <w:rFonts w:ascii="Calibri" w:hAnsi="Calibri"/>
+                <w:sz w:val="20"/>
+              </w:rPr>
+              <w:t xml:space="preserve"> record; optional Finalsite nav/link; optional </w:t>
+            </w:r>
+            <w:r>
+              <w:rPr>
+                <w:rFonts w:ascii="Consolas" w:hAnsi="Consolas"/>
+                <w:sz w:val="20"/>
+              </w:rPr>
+              <w:t>_vercel</w:t>
+            </w:r>
+            <w:r>
+              <w:rPr>
+                <w:rFonts w:ascii="Calibri" w:hAnsi="Calibri"/>
+                <w:sz w:val="20"/>
+              </w:rPr>
+              <w:t xml:space="preserve"> TXT if Vercel asks for verification</w:t>
             </w:r>
           </w:p>
         </w:tc>
@@ -593,7 +921,13 @@
           <w:p>
             <w:r>
               <w:rPr>
+                <w:sz w:val="20"/>
+              </w:rPr>
+            </w:r>
+            <w:r>
+              <w:rPr>
                 <w:rFonts w:ascii="Calibri" w:hAnsi="Calibri"/>
+                <w:b/>
                 <w:sz w:val="20"/>
               </w:rPr>
               <w:t>ECI project / web team</w:t>
@@ -607,10 +941,15 @@
           <w:p>
             <w:r>
               <w:rPr>
+                <w:sz w:val="20"/>
+              </w:rPr>
+            </w:r>
+            <w:r>
+              <w:rPr>
                 <w:rFonts w:ascii="Calibri" w:hAnsi="Calibri"/>
                 <w:sz w:val="20"/>
               </w:rPr>
-              <w:t>Application hosting, SSL on the host, environment variables, Supabase auth allow-list, go-live of the app</w:t>
+              <w:t>Vercel project, add custom domain in Vercel, SSL (automatic on Vercel), env vars, Supabase auth allow-list, go-live</w:t>
             </w:r>
           </w:p>
         </w:tc>
@@ -623,7 +962,13 @@
           <w:p>
             <w:r>
               <w:rPr>
+                <w:sz w:val="20"/>
+              </w:rPr>
+            </w:r>
+            <w:r>
+              <w:rPr>
                 <w:rFonts w:ascii="Calibri" w:hAnsi="Calibri"/>
+                <w:b/>
                 <w:sz w:val="20"/>
               </w:rPr>
               <w:t>Finalsite Support</w:t>
@@ -637,10 +982,15 @@
           <w:p>
             <w:r>
               <w:rPr>
+                <w:sz w:val="20"/>
+              </w:rPr>
+            </w:r>
+            <w:r>
+              <w:rPr>
                 <w:rFonts w:ascii="Calibri" w:hAnsi="Calibri"/>
                 <w:sz w:val="20"/>
               </w:rPr>
-              <w:t>Not required for DNS of this subdomain. Only contact if you later need help adding a link from the main Finalsite site</w:t>
+              <w:t>Not required for DNS of this subdomain. Only contact if you later need help adding a link *from* the main Finalsite site</w:t>
             </w:r>
           </w:p>
         </w:tc>
@@ -649,16 +999,10 @@
     <w:p/>
     <w:p>
       <w:pPr>
-        <w:spacing w:after="160"/>
+        <w:pStyle w:val="Heading3"/>
       </w:pPr>
       <w:r>
-        <w:rPr>
-          <w:rFonts w:ascii="Calibri" w:hAnsi="Calibri"/>
-          <w:b w:val="0"/>
-          <w:i w:val="0"/>
-          <w:sz w:val="22"/>
-        </w:rPr>
-        <w:t>Before DNS cutover, the ECI team must send you:</w:t>
+        <w:t>Order of operations (important)</w:t>
       </w:r>
     </w:p>
     <w:p>
@@ -668,9 +1012,46 @@
       <w:r>
         <w:rPr>
           <w:rFonts w:ascii="Calibri" w:hAnsi="Calibri"/>
-          <w:sz w:val="22"/>
-        </w:rPr>
-        <w:t>The CNAME target for international.ellesmere.com</w:t>
+          <w:b/>
+          <w:sz w:val="22"/>
+        </w:rPr>
+        <w:t>ECI team</w:t>
+      </w:r>
+      <w:r>
+        <w:rPr>
+          <w:rFonts w:ascii="Calibri" w:hAnsi="Calibri"/>
+          <w:sz w:val="22"/>
+        </w:rPr>
+        <w:t xml:space="preserve"> adds </w:t>
+      </w:r>
+      <w:r>
+        <w:rPr>
+          <w:rFonts w:ascii="Consolas" w:hAnsi="Consolas"/>
+          <w:sz w:val="22"/>
+        </w:rPr>
+        <w:t>international.ellesmere.com</w:t>
+      </w:r>
+      <w:r>
+        <w:rPr>
+          <w:rFonts w:ascii="Calibri" w:hAnsi="Calibri"/>
+          <w:sz w:val="22"/>
+        </w:rPr>
+        <w:t xml:space="preserve"> in </w:t>
+      </w:r>
+      <w:r>
+        <w:rPr>
+          <w:rFonts w:ascii="Calibri" w:hAnsi="Calibri"/>
+          <w:b/>
+          <w:sz w:val="22"/>
+        </w:rPr>
+        <w:t>Vercel → Project → Settings → Domains</w:t>
+      </w:r>
+      <w:r>
+        <w:rPr>
+          <w:rFonts w:ascii="Calibri" w:hAnsi="Calibri"/>
+          <w:sz w:val="22"/>
+        </w:rPr>
+        <w:t xml:space="preserve">.  </w:t>
       </w:r>
     </w:p>
     <w:p>
@@ -682,7 +1063,22 @@
           <w:rFonts w:ascii="Calibri" w:hAnsi="Calibri"/>
           <w:sz w:val="22"/>
         </w:rPr>
-        <w:t>Confirmation that the app is ready to accept that hostname</w:t>
+        <w:t xml:space="preserve">Vercel shows the </w:t>
+      </w:r>
+      <w:r>
+        <w:rPr>
+          <w:rFonts w:ascii="Calibri" w:hAnsi="Calibri"/>
+          <w:b/>
+          <w:sz w:val="22"/>
+        </w:rPr>
+        <w:t>exact DNS records</w:t>
+      </w:r>
+      <w:r>
+        <w:rPr>
+          <w:rFonts w:ascii="Calibri" w:hAnsi="Calibri"/>
+          <w:sz w:val="22"/>
+        </w:rPr>
+        <w:t xml:space="preserve"> to create (CNAME for traffic; sometimes a TXT for verification).  </w:t>
       </w:r>
     </w:p>
     <w:p>
@@ -694,243 +1090,7 @@
           <w:rFonts w:ascii="Calibri" w:hAnsi="Calibri"/>
           <w:sz w:val="22"/>
         </w:rPr>
-        <w:t>Preferred go-live window (optional)</w:t>
-      </w:r>
-    </w:p>
-    <w:p>
-      <w:pPr>
-        <w:pStyle w:val="Heading2"/>
-      </w:pPr>
-      <w:r>
-        <w:rPr>
-          <w:rFonts w:ascii="Calibri" w:hAnsi="Calibri"/>
-          <w:b/>
-          <w:color w:val="1A1A1A"/>
-          <w:sz w:val="26"/>
-        </w:rPr>
-        <w:t>Example CNAME targets (fill in the real value from the host)</w:t>
-      </w:r>
-    </w:p>
-    <w:tbl>
-      <w:tblPr>
-        <w:tblStyle w:val="TableGrid"/>
-        <w:tblW w:type="auto" w:w="0"/>
-        <w:tblLook w:firstColumn="1" w:firstRow="1" w:lastColumn="0" w:lastRow="0" w:noHBand="0" w:noVBand="1" w:val="04A0"/>
-      </w:tblPr>
-      <w:tblGrid>
-        <w:gridCol w:w="4680"/>
-        <w:gridCol w:w="4680"/>
-      </w:tblGrid>
-      <w:tr>
-        <w:tc>
-          <w:tcPr>
-            <w:tcW w:type="dxa" w:w="4680"/>
-            <w:shd w:fill="E8EEF4" w:val="clear"/>
-          </w:tcPr>
-          <w:p>
-            <w:r>
-              <w:rPr>
-                <w:rFonts w:ascii="Calibri" w:hAnsi="Calibri"/>
-                <w:b/>
-                <w:sz w:val="20"/>
-              </w:rPr>
-              <w:t>Host</w:t>
-            </w:r>
-          </w:p>
-        </w:tc>
-        <w:tc>
-          <w:tcPr>
-            <w:tcW w:type="dxa" w:w="4680"/>
-            <w:shd w:fill="E8EEF4" w:val="clear"/>
-          </w:tcPr>
-          <w:p>
-            <w:r>
-              <w:rPr>
-                <w:rFonts w:ascii="Calibri" w:hAnsi="Calibri"/>
-                <w:b/>
-                <w:sz w:val="20"/>
-              </w:rPr>
-              <w:t>Typical CNAME target</w:t>
-            </w:r>
-          </w:p>
-        </w:tc>
-      </w:tr>
-      <w:tr>
-        <w:tc>
-          <w:tcPr>
-            <w:tcW w:type="dxa" w:w="4680"/>
-          </w:tcPr>
-          <w:p>
-            <w:r>
-              <w:rPr>
-                <w:rFonts w:ascii="Calibri" w:hAnsi="Calibri"/>
-                <w:sz w:val="20"/>
-              </w:rPr>
-              <w:t>Vercel</w:t>
-            </w:r>
-          </w:p>
-        </w:tc>
-        <w:tc>
-          <w:tcPr>
-            <w:tcW w:type="dxa" w:w="4680"/>
-          </w:tcPr>
-          <w:p>
-            <w:r>
-              <w:rPr>
-                <w:rFonts w:ascii="Calibri" w:hAnsi="Calibri"/>
-                <w:sz w:val="20"/>
-              </w:rPr>
-              <w:t>cname.vercel-dns.com or a project-specific *.vercel-dns-*.com value shown in the Vercel domain UI</w:t>
-            </w:r>
-          </w:p>
-        </w:tc>
-      </w:tr>
-      <w:tr>
-        <w:tc>
-          <w:tcPr>
-            <w:tcW w:type="dxa" w:w="4680"/>
-          </w:tcPr>
-          <w:p>
-            <w:r>
-              <w:rPr>
-                <w:rFonts w:ascii="Calibri" w:hAnsi="Calibri"/>
-                <w:sz w:val="20"/>
-              </w:rPr>
-              <w:t>Netlify</w:t>
-            </w:r>
-          </w:p>
-        </w:tc>
-        <w:tc>
-          <w:tcPr>
-            <w:tcW w:type="dxa" w:w="4680"/>
-          </w:tcPr>
-          <w:p>
-            <w:r>
-              <w:rPr>
-                <w:rFonts w:ascii="Calibri" w:hAnsi="Calibri"/>
-                <w:sz w:val="20"/>
-              </w:rPr>
-              <w:t>something.netlify.app (or the value Netlify shows for custom domains)</w:t>
-            </w:r>
-          </w:p>
-        </w:tc>
-      </w:tr>
-      <w:tr>
-        <w:tc>
-          <w:tcPr>
-            <w:tcW w:type="dxa" w:w="4680"/>
-          </w:tcPr>
-          <w:p>
-            <w:r>
-              <w:rPr>
-                <w:rFonts w:ascii="Calibri" w:hAnsi="Calibri"/>
-                <w:sz w:val="20"/>
-              </w:rPr>
-              <w:t>Cloudflare Pages</w:t>
-            </w:r>
-          </w:p>
-        </w:tc>
-        <w:tc>
-          <w:tcPr>
-            <w:tcW w:type="dxa" w:w="4680"/>
-          </w:tcPr>
-          <w:p>
-            <w:r>
-              <w:rPr>
-                <w:rFonts w:ascii="Calibri" w:hAnsi="Calibri"/>
-                <w:sz w:val="20"/>
-              </w:rPr>
-              <w:t>The target Cloudflare shows for the custom domain</w:t>
-            </w:r>
-          </w:p>
-        </w:tc>
-      </w:tr>
-      <w:tr>
-        <w:tc>
-          <w:tcPr>
-            <w:tcW w:type="dxa" w:w="4680"/>
-          </w:tcPr>
-          <w:p>
-            <w:r>
-              <w:rPr>
-                <w:rFonts w:ascii="Calibri" w:hAnsi="Calibri"/>
-                <w:sz w:val="20"/>
-              </w:rPr>
-              <w:t>Azure / other</w:t>
-            </w:r>
-          </w:p>
-        </w:tc>
-        <w:tc>
-          <w:tcPr>
-            <w:tcW w:type="dxa" w:w="4680"/>
-          </w:tcPr>
-          <w:p>
-            <w:r>
-              <w:rPr>
-                <w:rFonts w:ascii="Calibri" w:hAnsi="Calibri"/>
-                <w:sz w:val="20"/>
-              </w:rPr>
-              <w:t>Whatever the host’s “custom domain / CNAME” panel lists</w:t>
-            </w:r>
-          </w:p>
-        </w:tc>
-      </w:tr>
-    </w:tbl>
-    <w:p/>
-    <w:p>
-      <w:pPr>
-        <w:spacing w:after="160"/>
-      </w:pPr>
-      <w:r>
-        <w:rPr>
-          <w:rFonts w:ascii="Calibri" w:hAnsi="Calibri"/>
-          <w:b/>
-          <w:i w:val="0"/>
-          <w:sz w:val="22"/>
-        </w:rPr>
-        <w:t>Placeholder for IT — once received, record the live target here:</w:t>
-      </w:r>
-    </w:p>
-    <w:p>
-      <w:pPr>
-        <w:spacing w:after="160"/>
-      </w:pPr>
-      <w:r>
-        <w:rPr>
-          <w:rFonts w:ascii="Calibri" w:hAnsi="Calibri"/>
-          <w:b w:val="0"/>
-          <w:i w:val="0"/>
-          <w:sz w:val="22"/>
-        </w:rPr>
-        <w:t>international.ellesmere.com  →  ________________________________</w:t>
-      </w:r>
-    </w:p>
-    <w:p>
-      <w:pPr>
-        <w:pStyle w:val="Heading1"/>
-      </w:pPr>
-      <w:r>
-        <w:rPr>
-          <w:rFonts w:ascii="Calibri" w:hAnsi="Calibri"/>
-          <w:b/>
-          <w:color w:val="1A1A1A"/>
-          <w:sz w:val="32"/>
-        </w:rPr>
-        <w:t>4. Pre-flight checks (Ellesmere IT)</w:t>
-      </w:r>
-    </w:p>
-    <w:p>
-      <w:pPr>
-        <w:spacing w:after="160"/>
-      </w:pPr>
-      <w:r>
-        <w:rPr>
-          <w:rFonts w:ascii="Calibri" w:hAnsi="Calibri"/>
-          <w:b w:val="0"/>
-          <w:i w:val="0"/>
-          <w:sz w:val="22"/>
-        </w:rPr>
-        <w:t>Complete these before changing DNS.</w:t>
+        <w:t xml:space="preserve">ECI team sends those values to Ellesmere IT.  </w:t>
       </w:r>
     </w:p>
     <w:p>
@@ -940,9 +1100,17 @@
       <w:r>
         <w:rPr>
           <w:rFonts w:ascii="Calibri" w:hAnsi="Calibri"/>
-          <w:sz w:val="22"/>
-        </w:rPr>
-        <w:t>Confirm who can edit DNS for ellesmere.com in GoDaddy (or wherever DNS is managed if it later moves).</w:t>
+          <w:b/>
+          <w:sz w:val="22"/>
+        </w:rPr>
+        <w:t>Ellesmere IT</w:t>
+      </w:r>
+      <w:r>
+        <w:rPr>
+          <w:rFonts w:ascii="Calibri" w:hAnsi="Calibri"/>
+          <w:sz w:val="22"/>
+        </w:rPr>
+        <w:t xml:space="preserve"> creates the record(s) in GoDaddy.  </w:t>
       </w:r>
     </w:p>
     <w:p>
@@ -954,1180 +1122,63 @@
           <w:rFonts w:ascii="Calibri" w:hAnsi="Calibri"/>
           <w:sz w:val="22"/>
         </w:rPr>
-        <w:t>Search existing records for anything named international (A, AAAA, CNAME, TXT). As of the pre-launch check, international.ellesmere.com did not resolve — treat this as “create new,” but re-check before you publish.</w:t>
+        <w:t xml:space="preserve">Vercel marks the domain </w:t>
+      </w:r>
+      <w:r>
+        <w:rPr>
+          <w:rFonts w:ascii="Calibri" w:hAnsi="Calibri"/>
+          <w:b/>
+          <w:sz w:val="22"/>
+        </w:rPr>
+        <w:t>Valid</w:t>
+      </w:r>
+      <w:r>
+        <w:rPr>
+          <w:rFonts w:ascii="Calibri" w:hAnsi="Calibri"/>
+          <w:sz w:val="22"/>
+        </w:rPr>
+        <w:t xml:space="preserve"> and issues HTTPS automatically.</w:t>
       </w:r>
     </w:p>
     <w:p>
       <w:pPr>
-        <w:pStyle w:val="ListNumber"/>
+        <w:pStyle w:val="Heading3"/>
       </w:pPr>
       <w:r>
-        <w:rPr>
-          <w:rFonts w:ascii="Calibri" w:hAnsi="Calibri"/>
-          <w:sz w:val="22"/>
-        </w:rPr>
-        <w:t>Do not change existing records for: apex ellesmere.com; www; MX / mail (ellesmere-com.mail.protection.outlook.com today); existing TXT / verification records.</w:t>
+        <w:t>What Ellesmere IT will receive from the ECI team</w:t>
       </w:r>
     </w:p>
     <w:p>
-      <w:pPr>
-        <w:pStyle w:val="ListNumber"/>
-      </w:pPr>
-      <w:r>
-        <w:rPr>
-          <w:rFonts w:ascii="Calibri" w:hAnsi="Calibri"/>
-          <w:sz w:val="22"/>
-        </w:rPr>
-        <w:t>Confirm with the ECI team that hosting already has international.ellesmere.com added as a custom domain (so SSL can be issued as soon as DNS appears).</w:t>
+      <w:r>
+        <w:rPr>
+          <w:rFonts w:ascii="Calibri" w:hAnsi="Calibri"/>
+          <w:sz w:val="22"/>
+        </w:rPr>
+        <w:t xml:space="preserve">Copy the values </w:t>
+      </w:r>
+      <w:r>
+        <w:rPr>
+          <w:rFonts w:ascii="Calibri" w:hAnsi="Calibri"/>
+          <w:b/>
+          <w:sz w:val="22"/>
+        </w:rPr>
+        <w:t>exactly</w:t>
+      </w:r>
+      <w:r>
+        <w:rPr>
+          <w:rFonts w:ascii="Calibri" w:hAnsi="Calibri"/>
+          <w:sz w:val="22"/>
+        </w:rPr>
+        <w:t xml:space="preserve"> from Vercel’s Domains panel for this project. Do not reuse another project’s CNAME.</w:t>
       </w:r>
     </w:p>
     <w:p>
-      <w:pPr>
-        <w:pStyle w:val="ListNumber"/>
-      </w:pPr>
-      <w:r>
-        <w:rPr>
-          <w:rFonts w:ascii="Calibri" w:hAnsi="Calibri"/>
-          <w:sz w:val="22"/>
-        </w:rPr>
-        <w:t>Agree a rollback: if something breaks, delete or disable the new international CNAME only — never touch www.</w:t>
-      </w:r>
-    </w:p>
-    <w:p>
-      <w:pPr>
-        <w:pStyle w:val="Heading1"/>
-      </w:pPr>
-      <w:r>
-        <w:rPr>
-          <w:rFonts w:ascii="Calibri" w:hAnsi="Calibri"/>
-          <w:b/>
-          <w:color w:val="1A1A1A"/>
-          <w:sz w:val="32"/>
-        </w:rPr>
-        <w:t>5. Step-by-step: create the DNS record (GoDaddy)</w:t>
-      </w:r>
-    </w:p>
-    <w:p>
-      <w:pPr>
-        <w:spacing w:after="160"/>
-      </w:pPr>
-      <w:r>
-        <w:rPr>
-          <w:rFonts w:ascii="Calibri" w:hAnsi="Calibri"/>
-          <w:b w:val="0"/>
-          <w:i w:val="0"/>
-          <w:sz w:val="22"/>
-        </w:rPr>
-        <w:t>These steps assume DNS remains on GoDaddy Domain Control. If DNS is elsewhere, create the same record type in that provider.</w:t>
-      </w:r>
-    </w:p>
-    <w:p>
-      <w:pPr>
-        <w:pStyle w:val="Heading2"/>
-      </w:pPr>
-      <w:r>
-        <w:rPr>
-          <w:rFonts w:ascii="Calibri" w:hAnsi="Calibri"/>
-          <w:b/>
-          <w:color w:val="1A1A1A"/>
-          <w:sz w:val="26"/>
-        </w:rPr>
-        <w:t>5.1 Open DNS management</w:t>
-      </w:r>
-    </w:p>
-    <w:p>
-      <w:pPr>
-        <w:pStyle w:val="ListNumber"/>
-      </w:pPr>
-      <w:r>
-        <w:rPr>
-          <w:rFonts w:ascii="Calibri" w:hAnsi="Calibri"/>
-          <w:sz w:val="22"/>
-        </w:rPr>
-        <w:t>Sign in to GoDaddy.</w:t>
-      </w:r>
-    </w:p>
-    <w:p>
-      <w:pPr>
-        <w:pStyle w:val="ListNumber"/>
-      </w:pPr>
-      <w:r>
-        <w:rPr>
-          <w:rFonts w:ascii="Calibri" w:hAnsi="Calibri"/>
-          <w:sz w:val="22"/>
-        </w:rPr>
-        <w:t>Open Domain Portfolio → select ellesmere.com.</w:t>
-      </w:r>
-    </w:p>
-    <w:p>
-      <w:pPr>
-        <w:pStyle w:val="ListNumber"/>
-      </w:pPr>
-      <w:r>
-        <w:rPr>
-          <w:rFonts w:ascii="Calibri" w:hAnsi="Calibri"/>
-          <w:sz w:val="22"/>
-        </w:rPr>
-        <w:t>Open DNS / Manage DNS.</w:t>
-      </w:r>
-    </w:p>
-    <w:p>
-      <w:pPr>
-        <w:pStyle w:val="Heading2"/>
-      </w:pPr>
-      <w:r>
-        <w:rPr>
-          <w:rFonts w:ascii="Calibri" w:hAnsi="Calibri"/>
-          <w:b/>
-          <w:color w:val="1A1A1A"/>
-          <w:sz w:val="26"/>
-        </w:rPr>
-        <w:t>5.2 Add the subdomain record</w:t>
-      </w:r>
-    </w:p>
-    <w:p>
-      <w:pPr>
-        <w:spacing w:after="160"/>
-      </w:pPr>
-      <w:r>
-        <w:rPr>
-          <w:rFonts w:ascii="Calibri" w:hAnsi="Calibri"/>
-          <w:b w:val="0"/>
-          <w:i w:val="0"/>
-          <w:sz w:val="22"/>
-        </w:rPr>
-        <w:t>Create one new record:</w:t>
-      </w:r>
-    </w:p>
-    <w:tbl>
-      <w:tblPr>
-        <w:tblStyle w:val="TableGrid"/>
-        <w:tblW w:type="auto" w:w="0"/>
-        <w:tblLook w:firstColumn="1" w:firstRow="1" w:lastColumn="0" w:lastRow="0" w:noHBand="0" w:noVBand="1" w:val="04A0"/>
-      </w:tblPr>
-      <w:tblGrid>
-        <w:gridCol w:w="4680"/>
-        <w:gridCol w:w="4680"/>
-      </w:tblGrid>
-      <w:tr>
-        <w:tc>
-          <w:tcPr>
-            <w:tcW w:type="dxa" w:w="4680"/>
-            <w:shd w:fill="E8EEF4" w:val="clear"/>
-          </w:tcPr>
-          <w:p>
-            <w:r>
-              <w:rPr>
-                <w:rFonts w:ascii="Calibri" w:hAnsi="Calibri"/>
-                <w:b/>
-                <w:sz w:val="20"/>
-              </w:rPr>
-              <w:t>Field</w:t>
-            </w:r>
-          </w:p>
-        </w:tc>
-        <w:tc>
-          <w:tcPr>
-            <w:tcW w:type="dxa" w:w="4680"/>
-            <w:shd w:fill="E8EEF4" w:val="clear"/>
-          </w:tcPr>
-          <w:p>
-            <w:r>
-              <w:rPr>
-                <w:rFonts w:ascii="Calibri" w:hAnsi="Calibri"/>
-                <w:b/>
-                <w:sz w:val="20"/>
-              </w:rPr>
-              <w:t>Value</w:t>
-            </w:r>
-          </w:p>
-        </w:tc>
-      </w:tr>
-      <w:tr>
-        <w:tc>
-          <w:tcPr>
-            <w:tcW w:type="dxa" w:w="4680"/>
-          </w:tcPr>
-          <w:p>
-            <w:r>
-              <w:rPr>
-                <w:rFonts w:ascii="Calibri" w:hAnsi="Calibri"/>
-                <w:sz w:val="20"/>
-              </w:rPr>
-              <w:t>Type</w:t>
-            </w:r>
-          </w:p>
-        </w:tc>
-        <w:tc>
-          <w:tcPr>
-            <w:tcW w:type="dxa" w:w="4680"/>
-          </w:tcPr>
-          <w:p>
-            <w:r>
-              <w:rPr>
-                <w:rFonts w:ascii="Calibri" w:hAnsi="Calibri"/>
-                <w:sz w:val="20"/>
-              </w:rPr>
-              <w:t>CNAME</w:t>
-            </w:r>
-          </w:p>
-        </w:tc>
-      </w:tr>
-      <w:tr>
-        <w:tc>
-          <w:tcPr>
-            <w:tcW w:type="dxa" w:w="4680"/>
-          </w:tcPr>
-          <w:p>
-            <w:r>
-              <w:rPr>
-                <w:rFonts w:ascii="Calibri" w:hAnsi="Calibri"/>
-                <w:sz w:val="20"/>
-              </w:rPr>
-              <w:t>Name / Host</w:t>
-            </w:r>
-          </w:p>
-        </w:tc>
-        <w:tc>
-          <w:tcPr>
-            <w:tcW w:type="dxa" w:w="4680"/>
-          </w:tcPr>
-          <w:p>
-            <w:r>
-              <w:rPr>
-                <w:rFonts w:ascii="Calibri" w:hAnsi="Calibri"/>
-                <w:sz w:val="20"/>
-              </w:rPr>
-              <w:t>international</w:t>
-            </w:r>
-          </w:p>
-        </w:tc>
-      </w:tr>
-      <w:tr>
-        <w:tc>
-          <w:tcPr>
-            <w:tcW w:type="dxa" w:w="4680"/>
-          </w:tcPr>
-          <w:p>
-            <w:r>
-              <w:rPr>
-                <w:rFonts w:ascii="Calibri" w:hAnsi="Calibri"/>
-                <w:sz w:val="20"/>
-              </w:rPr>
-              <w:t>Value / Points to</w:t>
-            </w:r>
-          </w:p>
-        </w:tc>
-        <w:tc>
-          <w:tcPr>
-            <w:tcW w:type="dxa" w:w="4680"/>
-          </w:tcPr>
-          <w:p>
-            <w:r>
-              <w:rPr>
-                <w:rFonts w:ascii="Calibri" w:hAnsi="Calibri"/>
-                <w:sz w:val="20"/>
-              </w:rPr>
-              <w:t>(CNAME target from ECI team — see section 3)</w:t>
-            </w:r>
-          </w:p>
-        </w:tc>
-      </w:tr>
-      <w:tr>
-        <w:tc>
-          <w:tcPr>
-            <w:tcW w:type="dxa" w:w="4680"/>
-          </w:tcPr>
-          <w:p>
-            <w:r>
-              <w:rPr>
-                <w:rFonts w:ascii="Calibri" w:hAnsi="Calibri"/>
-                <w:sz w:val="20"/>
-              </w:rPr>
-              <w:t>TTL</w:t>
-            </w:r>
-          </w:p>
-        </w:tc>
-        <w:tc>
-          <w:tcPr>
-            <w:tcW w:type="dxa" w:w="4680"/>
-          </w:tcPr>
-          <w:p>
-            <w:r>
-              <w:rPr>
-                <w:rFonts w:ascii="Calibri" w:hAnsi="Calibri"/>
-                <w:sz w:val="20"/>
-              </w:rPr>
-              <w:t>600 seconds (10 minutes) for launch; raise to 1 hour later if preferred</w:t>
-            </w:r>
-          </w:p>
-        </w:tc>
-      </w:tr>
-    </w:tbl>
-    <w:p/>
-    <w:p>
-      <w:pPr>
-        <w:spacing w:after="160"/>
-      </w:pPr>
-      <w:r>
-        <w:rPr>
-          <w:rFonts w:ascii="Calibri" w:hAnsi="Calibri"/>
-          <w:b w:val="0"/>
-          <w:i w:val="0"/>
-          <w:sz w:val="22"/>
-        </w:rPr>
-        <w:t>Notes:</w:t>
-      </w:r>
-    </w:p>
-    <w:p>
-      <w:pPr>
-        <w:pStyle w:val="ListBullet"/>
-      </w:pPr>
-      <w:r>
-        <w:rPr>
-          <w:rFonts w:ascii="Calibri" w:hAnsi="Calibri"/>
-          <w:sz w:val="22"/>
-        </w:rPr>
-        <w:t>Enter only international in the Name field (GoDaddy appends .ellesmere.com).</w:t>
-      </w:r>
-    </w:p>
-    <w:p>
-      <w:pPr>
-        <w:pStyle w:val="ListBullet"/>
-      </w:pPr>
-      <w:r>
-        <w:rPr>
-          <w:rFonts w:ascii="Calibri" w:hAnsi="Calibri"/>
-          <w:sz w:val="22"/>
-        </w:rPr>
-        <w:t>Do not create an A record for international unless the hosting provider explicitly requires A/AAAA (rare for modern app hosts; Vercel/Netlify/Cloudflare Pages normally want CNAME).</w:t>
-      </w:r>
-    </w:p>
-    <w:p>
-      <w:pPr>
-        <w:pStyle w:val="ListBullet"/>
-      </w:pPr>
-      <w:r>
-        <w:rPr>
-          <w:rFonts w:ascii="Calibri" w:hAnsi="Calibri"/>
-          <w:sz w:val="22"/>
-        </w:rPr>
-        <w:t>Do not point this CNAME at ellesmerecom.finalsite.com or any *.finalsite.com / Finalsite CDN hostname.</w:t>
-      </w:r>
-    </w:p>
-    <w:p>
-      <w:pPr>
-        <w:pStyle w:val="Heading2"/>
-      </w:pPr>
-      <w:r>
-        <w:rPr>
-          <w:rFonts w:ascii="Calibri" w:hAnsi="Calibri"/>
-          <w:b/>
-          <w:color w:val="1A1A1A"/>
-          <w:sz w:val="26"/>
-        </w:rPr>
-        <w:t>5.3 Save and wait for propagation</w:t>
-      </w:r>
-    </w:p>
-    <w:p>
-      <w:pPr>
-        <w:pStyle w:val="ListNumber"/>
-      </w:pPr>
-      <w:r>
-        <w:rPr>
-          <w:rFonts w:ascii="Calibri" w:hAnsi="Calibri"/>
-          <w:sz w:val="22"/>
-        </w:rPr>
-        <w:t>Save the record.</w:t>
-      </w:r>
-    </w:p>
-    <w:p>
-      <w:pPr>
-        <w:pStyle w:val="ListNumber"/>
-      </w:pPr>
-      <w:r>
-        <w:rPr>
-          <w:rFonts w:ascii="Calibri" w:hAnsi="Calibri"/>
-          <w:sz w:val="22"/>
-        </w:rPr>
-        <w:t>Expect propagation in roughly minutes to a few hours (rarely up to 24–48 hours depending on prior TTL and resolvers).</w:t>
-      </w:r>
-    </w:p>
-    <w:p>
-      <w:pPr>
-        <w:pStyle w:val="ListNumber"/>
-      </w:pPr>
-      <w:r>
-        <w:rPr>
-          <w:rFonts w:ascii="Calibri" w:hAnsi="Calibri"/>
-          <w:sz w:val="22"/>
-        </w:rPr>
-        <w:t>Verify from your network with: dig +short international.ellesmere.com CNAME   and   dig +short international.ellesmere.com A</w:t>
-      </w:r>
-    </w:p>
-    <w:p>
-      <w:pPr>
-        <w:spacing w:after="160"/>
-      </w:pPr>
-      <w:r>
-        <w:rPr>
-          <w:rFonts w:ascii="Calibri" w:hAnsi="Calibri"/>
-          <w:b w:val="0"/>
-          <w:i w:val="0"/>
-          <w:sz w:val="22"/>
-        </w:rPr>
-        <w:t>You should see the ECI host’s CNAME chain and then the host’s IPs — not Finalsite’s ellesmerecom.finalsite.com.</w:t>
-      </w:r>
-    </w:p>
-    <w:p>
-      <w:pPr>
-        <w:spacing w:after="160"/>
-      </w:pPr>
-      <w:r>
-        <w:rPr>
-          <w:rFonts w:ascii="Calibri" w:hAnsi="Calibri"/>
-          <w:b w:val="0"/>
-          <w:i w:val="0"/>
-          <w:sz w:val="22"/>
-        </w:rPr>
-        <w:t>Browser check:</w:t>
-      </w:r>
-    </w:p>
-    <w:p>
-      <w:pPr>
-        <w:pStyle w:val="ListBullet"/>
-      </w:pPr>
-      <w:r>
-        <w:rPr>
-          <w:rFonts w:ascii="Calibri" w:hAnsi="Calibri"/>
-          <w:sz w:val="22"/>
-        </w:rPr>
-        <w:t>https://international.ellesmere.com should load the ECI site (or the host’s temporary “domain configured / certificate provisioning” page while SSL finishes).</w:t>
-      </w:r>
-    </w:p>
-    <w:p>
-      <w:pPr>
-        <w:pStyle w:val="ListBullet"/>
-      </w:pPr>
-      <w:r>
-        <w:rPr>
-          <w:rFonts w:ascii="Calibri" w:hAnsi="Calibri"/>
-          <w:sz w:val="22"/>
-        </w:rPr>
-        <w:t>https://www.ellesmere.com must still be the unchanged Finalsite site.</w:t>
-      </w:r>
-    </w:p>
-    <w:p>
-      <w:pPr>
-        <w:pStyle w:val="Heading1"/>
-      </w:pPr>
-      <w:r>
-        <w:rPr>
-          <w:rFonts w:ascii="Calibri" w:hAnsi="Calibri"/>
-          <w:b/>
-          <w:color w:val="1A1A1A"/>
-          <w:sz w:val="32"/>
-        </w:rPr>
-        <w:t>6. SSL / HTTPS</w:t>
-      </w:r>
-    </w:p>
-    <w:p>
-      <w:pPr>
-        <w:spacing w:after="160"/>
-      </w:pPr>
-      <w:r>
-        <w:rPr>
-          <w:rFonts w:ascii="Calibri" w:hAnsi="Calibri"/>
-          <w:b w:val="0"/>
-          <w:i w:val="0"/>
-          <w:sz w:val="22"/>
-        </w:rPr>
-        <w:t>Ellesmere IT does not need to install a certificate in Finalsite or on school servers for this hostname.</w:t>
-      </w:r>
-    </w:p>
-    <w:p>
-      <w:pPr>
-        <w:pStyle w:val="ListBullet"/>
-      </w:pPr>
-      <w:r>
-        <w:rPr>
-          <w:rFonts w:ascii="Calibri" w:hAnsi="Calibri"/>
-          <w:sz w:val="22"/>
-        </w:rPr>
-        <w:t>The ECI hosting provider issues and renews TLS for international.ellesmere.com (Let’s Encrypt / platform-managed cert).</w:t>
-      </w:r>
-    </w:p>
-    <w:p>
-      <w:pPr>
-        <w:pStyle w:val="ListBullet"/>
-      </w:pPr>
-      <w:r>
-        <w:rPr>
-          <w:rFonts w:ascii="Calibri" w:hAnsi="Calibri"/>
-          <w:sz w:val="22"/>
-        </w:rPr>
-        <w:t>After DNS is correct, wait for the host’s domain status to show Valid / HTTPS ready.</w:t>
-      </w:r>
-    </w:p>
-    <w:p>
-      <w:pPr>
-        <w:pStyle w:val="ListBullet"/>
-      </w:pPr>
-      <w:r>
-        <w:rPr>
-          <w:rFonts w:ascii="Calibri" w:hAnsi="Calibri"/>
-          <w:sz w:val="22"/>
-        </w:rPr>
-        <w:t>If the browser shows a certificate name mismatch, DNS is still pointing at the wrong place or the host has not finished attaching the domain — fix DNS/host attachment; do not buy a separate cert for Finalsite.</w:t>
-      </w:r>
-    </w:p>
-    <w:p>
-      <w:pPr>
-        <w:spacing w:after="160"/>
-      </w:pPr>
-      <w:r>
-        <w:rPr>
-          <w:rFonts w:ascii="Calibri" w:hAnsi="Calibri"/>
-          <w:b w:val="0"/>
-          <w:i w:val="0"/>
-          <w:sz w:val="22"/>
-        </w:rPr>
-        <w:t>Optional: force HTTPS redirects are handled by the ECI host, not Finalsite.</w:t>
-      </w:r>
-    </w:p>
-    <w:p>
-      <w:pPr>
-        <w:pStyle w:val="Heading1"/>
-      </w:pPr>
-      <w:r>
-        <w:rPr>
-          <w:rFonts w:ascii="Calibri" w:hAnsi="Calibri"/>
-          <w:b/>
-          <w:color w:val="1A1A1A"/>
-          <w:sz w:val="32"/>
-        </w:rPr>
-        <w:t>7. Application-side tasks (ECI team — not Finalsite)</w:t>
-      </w:r>
-    </w:p>
-    <w:p>
-      <w:pPr>
-        <w:spacing w:after="160"/>
-      </w:pPr>
-      <w:r>
-        <w:rPr>
-          <w:rFonts w:ascii="Calibri" w:hAnsi="Calibri"/>
-          <w:b w:val="0"/>
-          <w:i w:val="0"/>
-          <w:sz w:val="22"/>
-        </w:rPr>
-        <w:t>Ellesmere IT can treat this section as a checklist the ECI team must complete in parallel.</w:t>
-      </w:r>
-    </w:p>
-    <w:p>
-      <w:pPr>
-        <w:pStyle w:val="ListNumber"/>
-      </w:pPr>
-      <w:r>
-        <w:rPr>
-          <w:rFonts w:ascii="Calibri" w:hAnsi="Calibri"/>
-          <w:sz w:val="22"/>
-        </w:rPr>
-        <w:t>Add custom domain international.ellesmere.com in the hosting console.</w:t>
-      </w:r>
-    </w:p>
-    <w:p>
-      <w:pPr>
-        <w:pStyle w:val="ListNumber"/>
-      </w:pPr>
-      <w:r>
-        <w:rPr>
-          <w:rFonts w:ascii="Calibri" w:hAnsi="Calibri"/>
-          <w:sz w:val="22"/>
-        </w:rPr>
-        <w:t>Set production environment variables (Supabase URL/anon key, optional LLM keys).</w:t>
-      </w:r>
-    </w:p>
-    <w:p>
-      <w:pPr>
-        <w:pStyle w:val="ListNumber"/>
-      </w:pPr>
-      <w:r>
-        <w:rPr>
-          <w:rFonts w:ascii="Calibri" w:hAnsi="Calibri"/>
-          <w:sz w:val="22"/>
-        </w:rPr>
-        <w:t>In Supabase Auth → URL configuration, allow Site URL https://international.ellesmere.com and Redirect URLs including https://international.ellesmere.com/** and https://international.ellesmere.com/auth/callback.</w:t>
-      </w:r>
-    </w:p>
-    <w:p>
-      <w:pPr>
-        <w:pStyle w:val="ListNumber"/>
-      </w:pPr>
-      <w:r>
-        <w:rPr>
-          <w:rFonts w:ascii="Calibri" w:hAnsi="Calibri"/>
-          <w:sz w:val="22"/>
-        </w:rPr>
-        <w:t>Confirm portals (/login, /investor, /agent, /school, /team) work on the new host.</w:t>
-      </w:r>
-    </w:p>
-    <w:p>
-      <w:pPr>
-        <w:pStyle w:val="ListNumber"/>
-      </w:pPr>
-      <w:r>
-        <w:rPr>
-          <w:rFonts w:ascii="Calibri" w:hAnsi="Calibri"/>
-          <w:sz w:val="22"/>
-        </w:rPr>
-        <w:t>Smoke-test public routes: /, /schools, /investors, /agents.</w:t>
-      </w:r>
-    </w:p>
-    <w:p>
-      <w:pPr>
-        <w:pStyle w:val="Heading1"/>
-      </w:pPr>
-      <w:r>
-        <w:rPr>
-          <w:rFonts w:ascii="Calibri" w:hAnsi="Calibri"/>
-          <w:b/>
-          <w:color w:val="1A1A1A"/>
-          <w:sz w:val="32"/>
-        </w:rPr>
-        <w:t>8. Optional Finalsite work (links only)</w:t>
-      </w:r>
-    </w:p>
-    <w:p>
-      <w:pPr>
-        <w:spacing w:after="160"/>
-      </w:pPr>
-      <w:r>
-        <w:rPr>
-          <w:rFonts w:ascii="Calibri" w:hAnsi="Calibri"/>
-          <w:b w:val="0"/>
-          <w:i w:val="0"/>
-          <w:sz w:val="22"/>
-        </w:rPr>
-        <w:t>If Marketing/International want visitors on the main school site to find ECI:</w:t>
-      </w:r>
-    </w:p>
-    <w:p>
-      <w:pPr>
-        <w:pStyle w:val="ListNumber"/>
-      </w:pPr>
-      <w:r>
-        <w:rPr>
-          <w:rFonts w:ascii="Calibri" w:hAnsi="Calibri"/>
-          <w:sz w:val="22"/>
-        </w:rPr>
-        <w:t>In Finalsite Composer, edit the relevant nav item or International page.</w:t>
-      </w:r>
-    </w:p>
-    <w:p>
-      <w:pPr>
-        <w:pStyle w:val="ListNumber"/>
-      </w:pPr>
-      <w:r>
-        <w:rPr>
-          <w:rFonts w:ascii="Calibri" w:hAnsi="Calibri"/>
-          <w:sz w:val="22"/>
-        </w:rPr>
-        <w:t>Add a normal external link to https://international.ellesmere.com (open in same tab or new tab per school preference).</w:t>
-      </w:r>
-    </w:p>
-    <w:p>
-      <w:pPr>
-        <w:pStyle w:val="ListNumber"/>
-      </w:pPr>
-      <w:r>
-        <w:rPr>
-          <w:rFonts w:ascii="Calibri" w:hAnsi="Calibri"/>
-          <w:sz w:val="22"/>
-        </w:rPr>
-        <w:t>Do not create a Finalsite Domain / Host Name for international.ellesmere.com.</w:t>
-      </w:r>
-    </w:p>
-    <w:p>
-      <w:pPr>
-        <w:pStyle w:val="ListNumber"/>
-      </w:pPr>
-      <w:r>
-        <w:rPr>
-          <w:rFonts w:ascii="Calibri" w:hAnsi="Calibri"/>
-          <w:sz w:val="22"/>
-        </w:rPr>
-        <w:t>Do not ask Finalsite Support to “point the subdomain at a Composer page.”</w:t>
-      </w:r>
-    </w:p>
-    <w:p>
-      <w:pPr>
-        <w:spacing w:after="160"/>
-      </w:pPr>
-      <w:r>
-        <w:rPr>
-          <w:rFonts w:ascii="Calibri" w:hAnsi="Calibri"/>
-          <w:b w:val="0"/>
-          <w:i w:val="0"/>
-          <w:sz w:val="22"/>
-        </w:rPr>
-        <w:t>Suggested link label examples: “Ellesmere College International”, “International”, or “Our international schools”.</w:t>
-      </w:r>
-    </w:p>
-    <w:p>
-      <w:pPr>
-        <w:pStyle w:val="Heading1"/>
-      </w:pPr>
-      <w:r>
-        <w:rPr>
-          <w:rFonts w:ascii="Calibri" w:hAnsi="Calibri"/>
-          <w:b/>
-          <w:color w:val="1A1A1A"/>
-          <w:sz w:val="32"/>
-        </w:rPr>
-        <w:t>9. Email and other services</w:t>
-      </w:r>
-    </w:p>
-    <w:tbl>
-      <w:tblPr>
-        <w:tblStyle w:val="TableGrid"/>
-        <w:tblW w:type="auto" w:w="0"/>
-        <w:tblLook w:firstColumn="1" w:firstRow="1" w:lastColumn="0" w:lastRow="0" w:noHBand="0" w:noVBand="1" w:val="04A0"/>
-      </w:tblPr>
-      <w:tblGrid>
-        <w:gridCol w:w="4680"/>
-        <w:gridCol w:w="4680"/>
-      </w:tblGrid>
-      <w:tr>
-        <w:tc>
-          <w:tcPr>
-            <w:tcW w:type="dxa" w:w="4680"/>
-            <w:shd w:fill="E8EEF4" w:val="clear"/>
-          </w:tcPr>
-          <w:p>
-            <w:r>
-              <w:rPr>
-                <w:rFonts w:ascii="Calibri" w:hAnsi="Calibri"/>
-                <w:b/>
-                <w:sz w:val="20"/>
-              </w:rPr>
-              <w:t>Item</w:t>
-            </w:r>
-          </w:p>
-        </w:tc>
-        <w:tc>
-          <w:tcPr>
-            <w:tcW w:type="dxa" w:w="4680"/>
-            <w:shd w:fill="E8EEF4" w:val="clear"/>
-          </w:tcPr>
-          <w:p>
-            <w:r>
-              <w:rPr>
-                <w:rFonts w:ascii="Calibri" w:hAnsi="Calibri"/>
-                <w:b/>
-                <w:sz w:val="20"/>
-              </w:rPr>
-              <w:t>Guidance</w:t>
-            </w:r>
-          </w:p>
-        </w:tc>
-      </w:tr>
-      <w:tr>
-        <w:tc>
-          <w:tcPr>
-            <w:tcW w:type="dxa" w:w="4680"/>
-          </w:tcPr>
-          <w:p>
-            <w:r>
-              <w:rPr>
-                <w:rFonts w:ascii="Calibri" w:hAnsi="Calibri"/>
-                <w:sz w:val="20"/>
-              </w:rPr>
-              <w:t>international@ellesmere.com</w:t>
-            </w:r>
-          </w:p>
-        </w:tc>
-        <w:tc>
-          <w:tcPr>
-            <w:tcW w:type="dxa" w:w="4680"/>
-          </w:tcPr>
-          <w:p>
-            <w:r>
-              <w:rPr>
-                <w:rFonts w:ascii="Calibri" w:hAnsi="Calibri"/>
-                <w:sz w:val="20"/>
-              </w:rPr>
-              <w:t>Already used by ECI content; mailbox is independent of this website DNS change. Do not alter MX records for this launch.</w:t>
-            </w:r>
-          </w:p>
-        </w:tc>
-      </w:tr>
-      <w:tr>
-        <w:tc>
-          <w:tcPr>
-            <w:tcW w:type="dxa" w:w="4680"/>
-          </w:tcPr>
-          <w:p>
-            <w:r>
-              <w:rPr>
-                <w:rFonts w:ascii="Calibri" w:hAnsi="Calibri"/>
-                <w:sz w:val="20"/>
-              </w:rPr>
-              <w:t>SPF / DKIM / DMARC</w:t>
-            </w:r>
-          </w:p>
-        </w:tc>
-        <w:tc>
-          <w:tcPr>
-            <w:tcW w:type="dxa" w:w="4680"/>
-          </w:tcPr>
-          <w:p>
-            <w:r>
-              <w:rPr>
-                <w:rFonts w:ascii="Calibri" w:hAnsi="Calibri"/>
-                <w:sz w:val="20"/>
-              </w:rPr>
-              <w:t>No change required solely for the website subdomain.</w:t>
-            </w:r>
-          </w:p>
-        </w:tc>
-      </w:tr>
-      <w:tr>
-        <w:tc>
-          <w:tcPr>
-            <w:tcW w:type="dxa" w:w="4680"/>
-          </w:tcPr>
-          <w:p>
-            <w:r>
-              <w:rPr>
-                <w:rFonts w:ascii="Calibri" w:hAnsi="Calibri"/>
-                <w:sz w:val="20"/>
-              </w:rPr>
-              <w:t>Microsoft 365 / Google Classroom TXT</w:t>
-            </w:r>
-          </w:p>
-        </w:tc>
-        <w:tc>
-          <w:tcPr>
-            <w:tcW w:type="dxa" w:w="4680"/>
-          </w:tcPr>
-          <w:p>
-            <w:r>
-              <w:rPr>
-                <w:rFonts w:ascii="Calibri" w:hAnsi="Calibri"/>
-                <w:sz w:val="20"/>
-              </w:rPr>
-              <w:t>Leave existing TXT verification records alone.</w:t>
-            </w:r>
-          </w:p>
-        </w:tc>
-      </w:tr>
-    </w:tbl>
-    <w:p/>
-    <w:p>
-      <w:pPr>
-        <w:spacing w:after="160"/>
-      </w:pPr>
-      <w:r>
-        <w:rPr>
-          <w:rFonts w:ascii="Calibri" w:hAnsi="Calibri"/>
-          <w:b w:val="0"/>
-          <w:i w:val="0"/>
-          <w:sz w:val="22"/>
-        </w:rPr>
-        <w:t>Creating the website CNAME does not affect mail unless someone mistakenly edits MX or root records — avoid that.</w:t>
-      </w:r>
-    </w:p>
-    <w:p>
-      <w:pPr>
-        <w:pStyle w:val="Heading1"/>
-      </w:pPr>
-      <w:r>
-        <w:rPr>
-          <w:rFonts w:ascii="Calibri" w:hAnsi="Calibri"/>
-          <w:b/>
-          <w:color w:val="1A1A1A"/>
-          <w:sz w:val="32"/>
-        </w:rPr>
-        <w:t>10. Go-live checklist</w:t>
-      </w:r>
-    </w:p>
-    <w:p>
-      <w:pPr>
-        <w:pStyle w:val="Heading2"/>
-      </w:pPr>
-      <w:r>
-        <w:rPr>
-          <w:rFonts w:ascii="Calibri" w:hAnsi="Calibri"/>
-          <w:b/>
-          <w:color w:val="1A1A1A"/>
-          <w:sz w:val="26"/>
-        </w:rPr>
-        <w:t>Ellesmere IT</w:t>
-      </w:r>
-    </w:p>
-    <w:p>
-      <w:pPr>
-        <w:pStyle w:val="ListBullet"/>
-      </w:pPr>
-      <w:r>
-        <w:rPr>
-          <w:rFonts w:ascii="Calibri" w:hAnsi="Calibri"/>
-          <w:sz w:val="22"/>
-        </w:rPr>
-        <w:t>Received CNAME target in writing from ECI team</w:t>
-      </w:r>
-    </w:p>
-    <w:p>
-      <w:pPr>
-        <w:pStyle w:val="ListBullet"/>
-      </w:pPr>
-      <w:r>
-        <w:rPr>
-          <w:rFonts w:ascii="Calibri" w:hAnsi="Calibri"/>
-          <w:sz w:val="22"/>
-        </w:rPr>
-        <w:t>Confirmed no conflicting international DNS record</w:t>
-      </w:r>
-    </w:p>
-    <w:p>
-      <w:pPr>
-        <w:pStyle w:val="ListBullet"/>
-      </w:pPr>
-      <w:r>
-        <w:rPr>
-          <w:rFonts w:ascii="Calibri" w:hAnsi="Calibri"/>
-          <w:sz w:val="22"/>
-        </w:rPr>
-        <w:t>Created CNAME international → ECI host target</w:t>
-      </w:r>
-    </w:p>
-    <w:p>
-      <w:pPr>
-        <w:pStyle w:val="ListBullet"/>
-      </w:pPr>
-      <w:r>
-        <w:rPr>
-          <w:rFonts w:ascii="Calibri" w:hAnsi="Calibri"/>
-          <w:sz w:val="22"/>
-        </w:rPr>
-        <w:t>Verified with dig that the name does not resolve to Finalsite</w:t>
-      </w:r>
-    </w:p>
-    <w:p>
-      <w:pPr>
-        <w:pStyle w:val="ListBullet"/>
-      </w:pPr>
-      <w:r>
-        <w:rPr>
-          <w:rFonts w:ascii="Calibri" w:hAnsi="Calibri"/>
-          <w:sz w:val="22"/>
-        </w:rPr>
-        <w:t>Confirmed https://www.ellesmere.com still loads Finalsite</w:t>
-      </w:r>
-    </w:p>
-    <w:p>
-      <w:pPr>
-        <w:pStyle w:val="ListBullet"/>
-      </w:pPr>
-      <w:r>
-        <w:rPr>
-          <w:rFonts w:ascii="Calibri" w:hAnsi="Calibri"/>
-          <w:sz w:val="22"/>
-        </w:rPr>
-        <w:t>(Optional) Added Finalsite nav/page link to the new URL</w:t>
-      </w:r>
-    </w:p>
-    <w:p>
-      <w:pPr>
-        <w:pStyle w:val="Heading2"/>
-      </w:pPr>
-      <w:r>
-        <w:rPr>
-          <w:rFonts w:ascii="Calibri" w:hAnsi="Calibri"/>
-          <w:b/>
-          <w:color w:val="1A1A1A"/>
-          <w:sz w:val="26"/>
-        </w:rPr>
-        <w:t>ECI team</w:t>
-      </w:r>
-    </w:p>
-    <w:p>
-      <w:pPr>
-        <w:pStyle w:val="ListBullet"/>
-      </w:pPr>
-      <w:r>
-        <w:rPr>
-          <w:rFonts w:ascii="Calibri" w:hAnsi="Calibri"/>
-          <w:sz w:val="22"/>
-        </w:rPr>
-        <w:t>Custom domain attached on host; SSL valid</w:t>
-      </w:r>
-    </w:p>
-    <w:p>
-      <w:pPr>
-        <w:pStyle w:val="ListBullet"/>
-      </w:pPr>
-      <w:r>
-        <w:rPr>
-          <w:rFonts w:ascii="Calibri" w:hAnsi="Calibri"/>
-          <w:sz w:val="22"/>
-        </w:rPr>
-        <w:t>Supabase auth URLs updated</w:t>
-      </w:r>
-    </w:p>
-    <w:p>
-      <w:pPr>
-        <w:pStyle w:val="ListBullet"/>
-      </w:pPr>
-      <w:r>
-        <w:rPr>
-          <w:rFonts w:ascii="Calibri" w:hAnsi="Calibri"/>
-          <w:sz w:val="22"/>
-        </w:rPr>
-        <w:t>Production env vars set; site builds and serves</w:t>
-      </w:r>
-    </w:p>
-    <w:p>
-      <w:pPr>
-        <w:pStyle w:val="ListBullet"/>
-      </w:pPr>
-      <w:r>
-        <w:rPr>
-          <w:rFonts w:ascii="Calibri" w:hAnsi="Calibri"/>
-          <w:sz w:val="22"/>
-        </w:rPr>
-        <w:t>Public + portal smoke tests passed</w:t>
-      </w:r>
-    </w:p>
-    <w:p>
-      <w:pPr>
-        <w:pStyle w:val="ListBullet"/>
-      </w:pPr>
-      <w:r>
-        <w:rPr>
-          <w:rFonts w:ascii="Calibri" w:hAnsi="Calibri"/>
-          <w:sz w:val="22"/>
-        </w:rPr>
-        <w:t>Stakeholders notified of the live URL</w:t>
-      </w:r>
-    </w:p>
-    <w:p>
-      <w:pPr>
-        <w:pStyle w:val="Heading1"/>
-      </w:pPr>
-      <w:r>
-        <w:rPr>
-          <w:rFonts w:ascii="Calibri" w:hAnsi="Calibri"/>
-          <w:b/>
-          <w:color w:val="1A1A1A"/>
-          <w:sz w:val="32"/>
-        </w:rPr>
-        <w:t>11. Rollback</w:t>
-      </w:r>
-    </w:p>
-    <w:p>
-      <w:pPr>
-        <w:pStyle w:val="ListNumber"/>
-      </w:pPr>
-      <w:r>
-        <w:rPr>
-          <w:rFonts w:ascii="Calibri" w:hAnsi="Calibri"/>
-          <w:sz w:val="22"/>
-        </w:rPr>
-        <w:t>In GoDaddy DNS, delete (or disable) only the international CNAME.</w:t>
-      </w:r>
-    </w:p>
-    <w:p>
-      <w:pPr>
-        <w:pStyle w:val="ListNumber"/>
-      </w:pPr>
-      <w:r>
-        <w:rPr>
-          <w:rFonts w:ascii="Calibri" w:hAnsi="Calibri"/>
-          <w:sz w:val="22"/>
-        </w:rPr>
-        <w:t>Leave all Finalsite / www / mail records untouched.</w:t>
-      </w:r>
-    </w:p>
-    <w:p>
-      <w:pPr>
-        <w:pStyle w:val="ListNumber"/>
-      </w:pPr>
-      <w:r>
-        <w:rPr>
-          <w:rFonts w:ascii="Calibri" w:hAnsi="Calibri"/>
-          <w:sz w:val="22"/>
-        </w:rPr>
-        <w:t>Tell the ECI team so they can remove or pause the custom domain on the host.</w:t>
-      </w:r>
-    </w:p>
-    <w:p>
-      <w:pPr>
-        <w:spacing w:after="160"/>
-      </w:pPr>
-      <w:r>
-        <w:rPr>
-          <w:rFonts w:ascii="Calibri" w:hAnsi="Calibri"/>
-          <w:b w:val="0"/>
-          <w:i w:val="0"/>
-          <w:sz w:val="22"/>
-        </w:rPr>
-        <w:t>No Finalsite “Domain is live” change is involved, because this hostname was never added to Composer.</w:t>
-      </w:r>
-    </w:p>
-    <w:p>
-      <w:pPr>
-        <w:pStyle w:val="Heading1"/>
-      </w:pPr>
-      <w:r>
-        <w:rPr>
-          <w:rFonts w:ascii="Calibri" w:hAnsi="Calibri"/>
-          <w:b/>
-          <w:color w:val="1A1A1A"/>
-          <w:sz w:val="32"/>
-        </w:rPr>
-        <w:t>12. Suggested message you can send Finalsite (only if needed)</w:t>
-      </w:r>
-    </w:p>
-    <w:p>
-      <w:pPr>
-        <w:spacing w:after="160"/>
-      </w:pPr>
-      <w:r>
-        <w:rPr>
-          <w:rFonts w:ascii="Calibri" w:hAnsi="Calibri"/>
-          <w:b w:val="0"/>
-          <w:i w:val="0"/>
-          <w:sz w:val="22"/>
-        </w:rPr>
-        <w:t>Use only if a Finalsite engineer asks why international is not pointed at Finalsite:</w:t>
-      </w:r>
-    </w:p>
-    <w:p>
-      <w:pPr>
-        <w:ind w:left="360"/>
-      </w:pPr>
-      <w:r>
-        <w:rPr>
-          <w:rFonts w:ascii="Calibri" w:hAnsi="Calibri"/>
-          <w:i/>
-          <w:sz w:val="22"/>
-        </w:rPr>
-        <w:t>We are launching a separately hosted Ellesmere College International application at international.ellesmere.com. This hostname must remain a DNS CNAME to our external application host and must not be configured as a Finalsite Composer domain or Finalsite subdomain landing page. The primary site www.ellesmere.com stays on Finalsite unchanged. We may add a standard hyperlink from Composer to https://international.ellesmere.com.</w:t>
-      </w:r>
-    </w:p>
-    <w:p>
-      <w:pPr>
-        <w:pStyle w:val="Heading1"/>
-      </w:pPr>
-      <w:r>
-        <w:rPr>
-          <w:rFonts w:ascii="Calibri" w:hAnsi="Calibri"/>
-          <w:b/>
-          <w:color w:val="1A1A1A"/>
-          <w:sz w:val="32"/>
-        </w:rPr>
-        <w:t>13. Contacts / blanks for the school to fill</w:t>
+      <w:r>
+        <w:rPr>
+          <w:rFonts w:ascii="Calibri" w:hAnsi="Calibri"/>
+          <w:sz w:val="22"/>
+        </w:rPr>
+        <w:t>Typical traffic record for a subdomain:</w:t>
       </w:r>
     </w:p>
     <w:tbl>
@@ -2150,11 +1201,17 @@
           <w:p>
             <w:r>
               <w:rPr>
+                <w:b/>
+                <w:sz w:val="20"/>
+              </w:rPr>
+            </w:r>
+            <w:r>
+              <w:rPr>
                 <w:rFonts w:ascii="Calibri" w:hAnsi="Calibri"/>
                 <w:b/>
                 <w:sz w:val="20"/>
               </w:rPr>
-              <w:t>Role</w:t>
+              <w:t>Type</w:t>
             </w:r>
           </w:p>
         </w:tc>
@@ -2166,11 +1223,17 @@
           <w:p>
             <w:r>
               <w:rPr>
+                <w:b/>
+                <w:sz w:val="20"/>
+              </w:rPr>
+            </w:r>
+            <w:r>
+              <w:rPr>
                 <w:rFonts w:ascii="Calibri" w:hAnsi="Calibri"/>
                 <w:b/>
                 <w:sz w:val="20"/>
               </w:rPr>
-              <w:t>Name</w:t>
+              <w:t>Name / Host</w:t>
             </w:r>
           </w:p>
         </w:tc>
@@ -2182,11 +1245,17 @@
           <w:p>
             <w:r>
               <w:rPr>
+                <w:b/>
+                <w:sz w:val="20"/>
+              </w:rPr>
+            </w:r>
+            <w:r>
+              <w:rPr>
                 <w:rFonts w:ascii="Calibri" w:hAnsi="Calibri"/>
                 <w:b/>
                 <w:sz w:val="20"/>
               </w:rPr>
-              <w:t>Email</w:t>
+              <w:t>Value / Points to</w:t>
             </w:r>
           </w:p>
         </w:tc>
@@ -2199,10 +1268,16 @@
           <w:p>
             <w:r>
               <w:rPr>
-                <w:rFonts w:ascii="Calibri" w:hAnsi="Calibri"/>
                 <w:sz w:val="20"/>
               </w:rPr>
-              <w:t>Ellesmere IT / DNS owner</w:t>
+            </w:r>
+            <w:r>
+              <w:rPr>
+                <w:rFonts w:ascii="Calibri" w:hAnsi="Calibri"/>
+                <w:b/>
+                <w:sz w:val="20"/>
+              </w:rPr>
+              <w:t>CNAME</w:t>
             </w:r>
           </w:p>
         </w:tc>
@@ -2213,9 +1288,15 @@
           <w:p>
             <w:r>
               <w:rPr>
-                <w:rFonts w:ascii="Calibri" w:hAnsi="Calibri"/>
                 <w:sz w:val="20"/>
               </w:rPr>
+            </w:r>
+            <w:r>
+              <w:rPr>
+                <w:rFonts w:ascii="Consolas" w:hAnsi="Consolas"/>
+                <w:sz w:val="20"/>
+              </w:rPr>
+              <w:t>international</w:t>
             </w:r>
           </w:p>
         </w:tc>
@@ -2226,177 +1307,80 @@
           <w:p>
             <w:r>
               <w:rPr>
-                <w:rFonts w:ascii="Calibri" w:hAnsi="Calibri"/>
                 <w:sz w:val="20"/>
               </w:rPr>
             </w:r>
-          </w:p>
-        </w:tc>
-      </w:tr>
-      <w:tr>
-        <w:tc>
-          <w:tcPr>
-            <w:tcW w:type="dxa" w:w="3120"/>
-          </w:tcPr>
-          <w:p>
             <w:r>
               <w:rPr>
                 <w:rFonts w:ascii="Calibri" w:hAnsi="Calibri"/>
                 <w:sz w:val="20"/>
               </w:rPr>
-              <w:t>ECI project owner</w:t>
+              <w:t xml:space="preserve">A Vercel target such as </w:t>
             </w:r>
-          </w:p>
-        </w:tc>
-        <w:tc>
-          <w:tcPr>
-            <w:tcW w:type="dxa" w:w="3120"/>
-          </w:tcPr>
-          <w:p>
+            <w:r>
+              <w:rPr>
+                <w:rFonts w:ascii="Consolas" w:hAnsi="Consolas"/>
+                <w:sz w:val="20"/>
+              </w:rPr>
+              <w:t>cname.vercel-dns.com</w:t>
+            </w:r>
             <w:r>
               <w:rPr>
                 <w:rFonts w:ascii="Calibri" w:hAnsi="Calibri"/>
                 <w:sz w:val="20"/>
               </w:rPr>
+              <w:t xml:space="preserve">, </w:t>
             </w:r>
-          </w:p>
-        </w:tc>
-        <w:tc>
-          <w:tcPr>
-            <w:tcW w:type="dxa" w:w="3120"/>
-          </w:tcPr>
-          <w:p>
+            <w:r>
+              <w:rPr>
+                <w:rFonts w:ascii="Consolas" w:hAnsi="Consolas"/>
+                <w:sz w:val="20"/>
+              </w:rPr>
+              <w:t>cname.vercel-dns-0.com</w:t>
+            </w:r>
             <w:r>
               <w:rPr>
                 <w:rFonts w:ascii="Calibri" w:hAnsi="Calibri"/>
                 <w:sz w:val="20"/>
               </w:rPr>
+              <w:t xml:space="preserve">, </w:t>
             </w:r>
-          </w:p>
-        </w:tc>
-      </w:tr>
-      <w:tr>
-        <w:tc>
-          <w:tcPr>
-            <w:tcW w:type="dxa" w:w="3120"/>
-          </w:tcPr>
-          <w:p>
+            <w:r>
+              <w:rPr>
+                <w:rFonts w:ascii="Calibri" w:hAnsi="Calibri"/>
+                <w:b/>
+                <w:sz w:val="20"/>
+              </w:rPr>
+              <w:t>or</w:t>
+            </w:r>
             <w:r>
               <w:rPr>
                 <w:rFonts w:ascii="Calibri" w:hAnsi="Calibri"/>
                 <w:sz w:val="20"/>
               </w:rPr>
-              <w:t>Hosting platform &amp; project URL</w:t>
+              <w:t xml:space="preserve"> a </w:t>
             </w:r>
-          </w:p>
-        </w:tc>
-        <w:tc>
-          <w:tcPr>
-            <w:tcW w:type="dxa" w:w="3120"/>
-          </w:tcPr>
-          <w:p>
+            <w:r>
+              <w:rPr>
+                <w:rFonts w:ascii="Calibri" w:hAnsi="Calibri"/>
+                <w:b/>
+                <w:sz w:val="20"/>
+              </w:rPr>
+              <w:t>project-specific</w:t>
+            </w:r>
             <w:r>
               <w:rPr>
                 <w:rFonts w:ascii="Calibri" w:hAnsi="Calibri"/>
                 <w:sz w:val="20"/>
               </w:rPr>
+              <w:t xml:space="preserve"> host like </w:t>
             </w:r>
-          </w:p>
-        </w:tc>
-        <w:tc>
-          <w:tcPr>
-            <w:tcW w:type="dxa" w:w="3120"/>
-          </w:tcPr>
-          <w:p>
             <w:r>
               <w:rPr>
-                <w:rFonts w:ascii="Calibri" w:hAnsi="Calibri"/>
+                <w:rFonts w:ascii="Consolas" w:hAnsi="Consolas"/>
                 <w:sz w:val="20"/>
               </w:rPr>
-            </w:r>
-          </w:p>
-        </w:tc>
-      </w:tr>
-      <w:tr>
-        <w:tc>
-          <w:tcPr>
-            <w:tcW w:type="dxa" w:w="3120"/>
-          </w:tcPr>
-          <w:p>
-            <w:r>
-              <w:rPr>
-                <w:rFonts w:ascii="Calibri" w:hAnsi="Calibri"/>
-                <w:sz w:val="20"/>
-              </w:rPr>
-              <w:t>Agreed CNAME target</w:t>
-            </w:r>
-          </w:p>
-        </w:tc>
-        <w:tc>
-          <w:tcPr>
-            <w:tcW w:type="dxa" w:w="3120"/>
-          </w:tcPr>
-          <w:p>
-            <w:r>
-              <w:rPr>
-                <w:rFonts w:ascii="Calibri" w:hAnsi="Calibri"/>
-                <w:sz w:val="20"/>
-              </w:rPr>
-            </w:r>
-          </w:p>
-        </w:tc>
-        <w:tc>
-          <w:tcPr>
-            <w:tcW w:type="dxa" w:w="3120"/>
-          </w:tcPr>
-          <w:p>
-            <w:r>
-              <w:rPr>
-                <w:rFonts w:ascii="Calibri" w:hAnsi="Calibri"/>
-                <w:sz w:val="20"/>
-              </w:rPr>
-            </w:r>
-          </w:p>
-        </w:tc>
-      </w:tr>
-      <w:tr>
-        <w:tc>
-          <w:tcPr>
-            <w:tcW w:type="dxa" w:w="3120"/>
-          </w:tcPr>
-          <w:p>
-            <w:r>
-              <w:rPr>
-                <w:rFonts w:ascii="Calibri" w:hAnsi="Calibri"/>
-                <w:sz w:val="20"/>
-              </w:rPr>
-              <w:t>Target go-live date</w:t>
-            </w:r>
-          </w:p>
-        </w:tc>
-        <w:tc>
-          <w:tcPr>
-            <w:tcW w:type="dxa" w:w="3120"/>
-          </w:tcPr>
-          <w:p>
-            <w:r>
-              <w:rPr>
-                <w:rFonts w:ascii="Calibri" w:hAnsi="Calibri"/>
-                <w:sz w:val="20"/>
-              </w:rPr>
-            </w:r>
-          </w:p>
-        </w:tc>
-        <w:tc>
-          <w:tcPr>
-            <w:tcW w:type="dxa" w:w="3120"/>
-          </w:tcPr>
-          <w:p>
-            <w:r>
-              <w:rPr>
-                <w:rFonts w:ascii="Calibri" w:hAnsi="Calibri"/>
-                <w:sz w:val="20"/>
-              </w:rPr>
+              <w:t>xxxx.vercel-dns-017.com</w:t>
             </w:r>
           </w:p>
         </w:tc>
@@ -2405,30 +1389,66 @@
     <w:p/>
     <w:p>
       <w:pPr>
-        <w:pStyle w:val="Heading1"/>
+        <w:ind w:left="360"/>
       </w:pPr>
       <w:r>
         <w:rPr>
           <w:rFonts w:ascii="Calibri" w:hAnsi="Calibri"/>
           <w:b/>
-          <w:color w:val="1A1A1A"/>
-          <w:sz w:val="32"/>
-        </w:rPr>
-        <w:t>Appendix A — Current DNS snapshot (reference)</w:t>
+          <w:i/>
+          <w:sz w:val="22"/>
+        </w:rPr>
+        <w:t>Vercel’s current docs:</w:t>
+      </w:r>
+      <w:r>
+        <w:rPr>
+          <w:rFonts w:ascii="Calibri" w:hAnsi="Calibri"/>
+          <w:i/>
+          <w:sz w:val="22"/>
+        </w:rPr>
+        <w:t xml:space="preserve"> each project may show a </w:t>
+      </w:r>
+      <w:r>
+        <w:rPr>
+          <w:rFonts w:ascii="Calibri" w:hAnsi="Calibri"/>
+          <w:b/>
+          <w:i/>
+          <w:sz w:val="22"/>
+        </w:rPr>
+        <w:t>unique</w:t>
+      </w:r>
+      <w:r>
+        <w:rPr>
+          <w:rFonts w:ascii="Calibri" w:hAnsi="Calibri"/>
+          <w:i/>
+          <w:sz w:val="22"/>
+        </w:rPr>
+        <w:t xml:space="preserve"> CNAME (example shape: </w:t>
+      </w:r>
+      <w:r>
+        <w:rPr>
+          <w:rFonts w:ascii="Consolas" w:hAnsi="Consolas"/>
+          <w:i/>
+          <w:sz w:val="22"/>
+        </w:rPr>
+        <w:t>d1d4fc829fe7bc7c.vercel-dns-017.com</w:t>
+      </w:r>
+      <w:r>
+        <w:rPr>
+          <w:rFonts w:ascii="Calibri" w:hAnsi="Calibri"/>
+          <w:i/>
+          <w:sz w:val="22"/>
+        </w:rPr>
+        <w:t>). Always prefer the value on the domain card in the ECI Vercel project over any example in this document.</w:t>
       </w:r>
     </w:p>
     <w:p>
-      <w:pPr>
-        <w:spacing w:after="160"/>
-      </w:pPr>
-      <w:r>
-        <w:rPr>
-          <w:rFonts w:ascii="Calibri" w:hAnsi="Calibri"/>
-          <w:b w:val="0"/>
-          <w:i w:val="0"/>
-          <w:sz w:val="22"/>
-        </w:rPr>
-        <w:t>Observed before launch (for orientation; re-verify at cutover):</w:t>
+      <w:r>
+        <w:rPr>
+          <w:rFonts w:ascii="Calibri" w:hAnsi="Calibri"/>
+          <w:sz w:val="22"/>
+        </w:rPr>
+        <w:t>Sometimes Vercel also asks for domain verification:</w:t>
       </w:r>
     </w:p>
     <w:tbl>
@@ -2451,6 +1471,3148 @@
           <w:p>
             <w:r>
               <w:rPr>
+                <w:b/>
+                <w:sz w:val="20"/>
+              </w:rPr>
+            </w:r>
+            <w:r>
+              <w:rPr>
+                <w:rFonts w:ascii="Calibri" w:hAnsi="Calibri"/>
+                <w:b/>
+                <w:sz w:val="20"/>
+              </w:rPr>
+              <w:t>Type</w:t>
+            </w:r>
+          </w:p>
+        </w:tc>
+        <w:tc>
+          <w:tcPr>
+            <w:tcW w:type="dxa" w:w="3120"/>
+            <w:shd w:fill="E8EEF4" w:val="clear"/>
+          </w:tcPr>
+          <w:p>
+            <w:r>
+              <w:rPr>
+                <w:b/>
+                <w:sz w:val="20"/>
+              </w:rPr>
+            </w:r>
+            <w:r>
+              <w:rPr>
+                <w:rFonts w:ascii="Calibri" w:hAnsi="Calibri"/>
+                <w:b/>
+                <w:sz w:val="20"/>
+              </w:rPr>
+              <w:t>Name / Host</w:t>
+            </w:r>
+          </w:p>
+        </w:tc>
+        <w:tc>
+          <w:tcPr>
+            <w:tcW w:type="dxa" w:w="3120"/>
+            <w:shd w:fill="E8EEF4" w:val="clear"/>
+          </w:tcPr>
+          <w:p>
+            <w:r>
+              <w:rPr>
+                <w:b/>
+                <w:sz w:val="20"/>
+              </w:rPr>
+            </w:r>
+            <w:r>
+              <w:rPr>
+                <w:rFonts w:ascii="Calibri" w:hAnsi="Calibri"/>
+                <w:b/>
+                <w:sz w:val="20"/>
+              </w:rPr>
+              <w:t>Value</w:t>
+            </w:r>
+          </w:p>
+        </w:tc>
+      </w:tr>
+      <w:tr>
+        <w:tc>
+          <w:tcPr>
+            <w:tcW w:type="dxa" w:w="3120"/>
+          </w:tcPr>
+          <w:p>
+            <w:r>
+              <w:rPr>
+                <w:sz w:val="20"/>
+              </w:rPr>
+            </w:r>
+            <w:r>
+              <w:rPr>
+                <w:rFonts w:ascii="Calibri" w:hAnsi="Calibri"/>
+                <w:b/>
+                <w:sz w:val="20"/>
+              </w:rPr>
+              <w:t>TXT</w:t>
+            </w:r>
+          </w:p>
+        </w:tc>
+        <w:tc>
+          <w:tcPr>
+            <w:tcW w:type="dxa" w:w="3120"/>
+          </w:tcPr>
+          <w:p>
+            <w:r>
+              <w:rPr>
+                <w:sz w:val="20"/>
+              </w:rPr>
+            </w:r>
+            <w:r>
+              <w:rPr>
+                <w:rFonts w:ascii="Consolas" w:hAnsi="Consolas"/>
+                <w:sz w:val="20"/>
+              </w:rPr>
+              <w:t>_vercel</w:t>
+            </w:r>
+          </w:p>
+        </w:tc>
+        <w:tc>
+          <w:tcPr>
+            <w:tcW w:type="dxa" w:w="3120"/>
+          </w:tcPr>
+          <w:p>
+            <w:r>
+              <w:rPr>
+                <w:sz w:val="20"/>
+              </w:rPr>
+            </w:r>
+            <w:r>
+              <w:rPr>
+                <w:rFonts w:ascii="Calibri" w:hAnsi="Calibri"/>
+                <w:sz w:val="20"/>
+              </w:rPr>
+              <w:t xml:space="preserve">*(value shown in Vercel — on the apex </w:t>
+            </w:r>
+            <w:r>
+              <w:rPr>
+                <w:rFonts w:ascii="Consolas" w:hAnsi="Consolas"/>
+                <w:sz w:val="20"/>
+              </w:rPr>
+              <w:t>ellesmere.com</w:t>
+            </w:r>
+            <w:r>
+              <w:rPr>
+                <w:rFonts w:ascii="Calibri" w:hAnsi="Calibri"/>
+                <w:sz w:val="20"/>
+              </w:rPr>
+              <w:t xml:space="preserve"> zone)*</w:t>
+            </w:r>
+          </w:p>
+        </w:tc>
+      </w:tr>
+    </w:tbl>
+    <w:p/>
+    <w:p>
+      <w:pPr>
+        <w:ind w:left="360"/>
+      </w:pPr>
+      <w:r>
+        <w:rPr>
+          <w:rFonts w:ascii="Calibri" w:hAnsi="Calibri"/>
+          <w:b/>
+          <w:i/>
+          <w:sz w:val="22"/>
+        </w:rPr>
+        <w:t>Placeholder for IT — paste the live values here before cutover:</w:t>
+      </w:r>
+      <w:r>
+        <w:rPr>
+          <w:rFonts w:ascii="Calibri" w:hAnsi="Calibri"/>
+          <w:i/>
+          <w:sz w:val="22"/>
+        </w:rPr>
+        <w:t xml:space="preserve">  </w:t>
+      </w:r>
+    </w:p>
+    <w:p>
+      <w:pPr>
+        <w:ind w:left="360"/>
+      </w:pPr>
+      <w:r>
+        <w:rPr>
+          <w:rFonts w:ascii="Calibri" w:hAnsi="Calibri"/>
+          <w:i/>
+          <w:sz w:val="22"/>
+        </w:rPr>
+        <w:t xml:space="preserve">CNAME </w:t>
+      </w:r>
+      <w:r>
+        <w:rPr>
+          <w:rFonts w:ascii="Consolas" w:hAnsi="Consolas"/>
+          <w:i/>
+          <w:sz w:val="22"/>
+        </w:rPr>
+        <w:t>international</w:t>
+      </w:r>
+      <w:r>
+        <w:rPr>
+          <w:rFonts w:ascii="Calibri" w:hAnsi="Calibri"/>
+          <w:i/>
+          <w:sz w:val="22"/>
+        </w:rPr>
+        <w:t xml:space="preserve"> → </w:t>
+      </w:r>
+      <w:r>
+        <w:rPr>
+          <w:rFonts w:ascii="Consolas" w:hAnsi="Consolas"/>
+          <w:i/>
+          <w:sz w:val="22"/>
+        </w:rPr>
+        <w:t>______________________________</w:t>
+      </w:r>
+      <w:r>
+        <w:rPr>
+          <w:rFonts w:ascii="Calibri" w:hAnsi="Calibri"/>
+          <w:i/>
+          <w:sz w:val="22"/>
+        </w:rPr>
+        <w:t xml:space="preserve">  </w:t>
+      </w:r>
+    </w:p>
+    <w:p>
+      <w:pPr>
+        <w:ind w:left="360"/>
+      </w:pPr>
+      <w:r>
+        <w:rPr>
+          <w:rFonts w:ascii="Calibri" w:hAnsi="Calibri"/>
+          <w:i/>
+          <w:sz w:val="22"/>
+        </w:rPr>
+        <w:t xml:space="preserve">TXT </w:t>
+      </w:r>
+      <w:r>
+        <w:rPr>
+          <w:rFonts w:ascii="Consolas" w:hAnsi="Consolas"/>
+          <w:i/>
+          <w:sz w:val="22"/>
+        </w:rPr>
+        <w:t>_vercel</w:t>
+      </w:r>
+      <w:r>
+        <w:rPr>
+          <w:rFonts w:ascii="Calibri" w:hAnsi="Calibri"/>
+          <w:i/>
+          <w:sz w:val="22"/>
+        </w:rPr>
+        <w:t xml:space="preserve"> (if required) → </w:t>
+      </w:r>
+      <w:r>
+        <w:rPr>
+          <w:rFonts w:ascii="Consolas" w:hAnsi="Consolas"/>
+          <w:i/>
+          <w:sz w:val="22"/>
+        </w:rPr>
+        <w:t>______________________________</w:t>
+      </w:r>
+    </w:p>
+    <w:p>
+      <w:pPr>
+        <w:pStyle w:val="Heading2"/>
+      </w:pPr>
+      <w:r>
+        <w:t>4. Pre-flight checks (Ellesmere IT)</w:t>
+      </w:r>
+    </w:p>
+    <w:p>
+      <w:r>
+        <w:rPr>
+          <w:rFonts w:ascii="Calibri" w:hAnsi="Calibri"/>
+          <w:sz w:val="22"/>
+        </w:rPr>
+        <w:t>Complete these before changing DNS.</w:t>
+      </w:r>
+    </w:p>
+    <w:p>
+      <w:pPr>
+        <w:pStyle w:val="ListNumber"/>
+      </w:pPr>
+      <w:r>
+        <w:rPr>
+          <w:rFonts w:ascii="Calibri" w:hAnsi="Calibri"/>
+          <w:b/>
+          <w:sz w:val="22"/>
+        </w:rPr>
+        <w:t>Confirm who can edit DNS</w:t>
+      </w:r>
+      <w:r>
+        <w:rPr>
+          <w:rFonts w:ascii="Calibri" w:hAnsi="Calibri"/>
+          <w:sz w:val="22"/>
+        </w:rPr>
+        <w:t xml:space="preserve"> for </w:t>
+      </w:r>
+      <w:r>
+        <w:rPr>
+          <w:rFonts w:ascii="Consolas" w:hAnsi="Consolas"/>
+          <w:sz w:val="22"/>
+        </w:rPr>
+        <w:t>ellesmere.com</w:t>
+      </w:r>
+      <w:r>
+        <w:rPr>
+          <w:rFonts w:ascii="Calibri" w:hAnsi="Calibri"/>
+          <w:sz w:val="22"/>
+        </w:rPr>
+        <w:t xml:space="preserve"> in GoDaddy.</w:t>
+      </w:r>
+    </w:p>
+    <w:p>
+      <w:pPr>
+        <w:pStyle w:val="ListNumber"/>
+      </w:pPr>
+      <w:r>
+        <w:rPr>
+          <w:rFonts w:ascii="Calibri" w:hAnsi="Calibri"/>
+          <w:b/>
+          <w:sz w:val="22"/>
+        </w:rPr>
+        <w:t>Search existing records</w:t>
+      </w:r>
+      <w:r>
+        <w:rPr>
+          <w:rFonts w:ascii="Calibri" w:hAnsi="Calibri"/>
+          <w:sz w:val="22"/>
+        </w:rPr>
+        <w:t xml:space="preserve"> for anything named </w:t>
+      </w:r>
+      <w:r>
+        <w:rPr>
+          <w:rFonts w:ascii="Consolas" w:hAnsi="Consolas"/>
+          <w:sz w:val="22"/>
+        </w:rPr>
+        <w:t>international</w:t>
+      </w:r>
+      <w:r>
+        <w:rPr>
+          <w:rFonts w:ascii="Calibri" w:hAnsi="Calibri"/>
+          <w:sz w:val="22"/>
+        </w:rPr>
+        <w:t xml:space="preserve"> (A, AAAA, CNAME, TXT).  </w:t>
+      </w:r>
+    </w:p>
+    <w:p>
+      <w:r>
+        <w:rPr>
+          <w:rFonts w:ascii="Calibri" w:hAnsi="Calibri"/>
+          <w:sz w:val="22"/>
+        </w:rPr>
+        <w:t xml:space="preserve">   As of the pre-launch check, </w:t>
+      </w:r>
+      <w:r>
+        <w:rPr>
+          <w:rFonts w:ascii="Consolas" w:hAnsi="Consolas"/>
+          <w:sz w:val="22"/>
+        </w:rPr>
+        <w:t>international.ellesmere.com</w:t>
+      </w:r>
+      <w:r>
+        <w:rPr>
+          <w:rFonts w:ascii="Calibri" w:hAnsi="Calibri"/>
+          <w:sz w:val="22"/>
+        </w:rPr>
+        <w:t xml:space="preserve"> did </w:t>
+      </w:r>
+      <w:r>
+        <w:rPr>
+          <w:rFonts w:ascii="Calibri" w:hAnsi="Calibri"/>
+          <w:b/>
+          <w:sz w:val="22"/>
+        </w:rPr>
+        <w:t>not</w:t>
+      </w:r>
+      <w:r>
+        <w:rPr>
+          <w:rFonts w:ascii="Calibri" w:hAnsi="Calibri"/>
+          <w:sz w:val="22"/>
+        </w:rPr>
+        <w:t xml:space="preserve"> resolve — treat this as “create new,” but re-check before you publish.</w:t>
+      </w:r>
+    </w:p>
+    <w:p>
+      <w:pPr>
+        <w:pStyle w:val="ListNumber"/>
+      </w:pPr>
+      <w:r>
+        <w:rPr>
+          <w:rFonts w:ascii="Calibri" w:hAnsi="Calibri"/>
+          <w:b/>
+          <w:sz w:val="22"/>
+        </w:rPr>
+        <w:t>Do not change</w:t>
+      </w:r>
+      <w:r>
+        <w:rPr>
+          <w:rFonts w:ascii="Calibri" w:hAnsi="Calibri"/>
+          <w:sz w:val="22"/>
+        </w:rPr>
+        <w:t xml:space="preserve"> existing records for:</w:t>
+      </w:r>
+    </w:p>
+    <w:p>
+      <w:r>
+        <w:rPr>
+          <w:rFonts w:ascii="Calibri" w:hAnsi="Calibri"/>
+          <w:sz w:val="22"/>
+        </w:rPr>
+        <w:t xml:space="preserve">   - apex </w:t>
+      </w:r>
+      <w:r>
+        <w:rPr>
+          <w:rFonts w:ascii="Consolas" w:hAnsi="Consolas"/>
+          <w:sz w:val="22"/>
+        </w:rPr>
+        <w:t>ellesmere.com</w:t>
+      </w:r>
+    </w:p>
+    <w:p>
+      <w:r>
+        <w:rPr>
+          <w:rFonts w:ascii="Calibri" w:hAnsi="Calibri"/>
+          <w:sz w:val="22"/>
+        </w:rPr>
+        <w:t xml:space="preserve">   - </w:t>
+      </w:r>
+      <w:r>
+        <w:rPr>
+          <w:rFonts w:ascii="Consolas" w:hAnsi="Consolas"/>
+          <w:sz w:val="22"/>
+        </w:rPr>
+        <w:t>www</w:t>
+      </w:r>
+      <w:r>
+        <w:rPr>
+          <w:rFonts w:ascii="Calibri" w:hAnsi="Calibri"/>
+          <w:sz w:val="22"/>
+        </w:rPr>
+        <w:t xml:space="preserve"> (must stay on Finalsite)</w:t>
+      </w:r>
+    </w:p>
+    <w:p>
+      <w:r>
+        <w:rPr>
+          <w:rFonts w:ascii="Calibri" w:hAnsi="Calibri"/>
+          <w:sz w:val="22"/>
+        </w:rPr>
+        <w:t xml:space="preserve">   - MX / mail (</w:t>
+      </w:r>
+      <w:r>
+        <w:rPr>
+          <w:rFonts w:ascii="Consolas" w:hAnsi="Consolas"/>
+          <w:sz w:val="22"/>
+        </w:rPr>
+        <w:t>ellesmere-com.mail.protection.outlook.com</w:t>
+      </w:r>
+      <w:r>
+        <w:rPr>
+          <w:rFonts w:ascii="Calibri" w:hAnsi="Calibri"/>
+          <w:sz w:val="22"/>
+        </w:rPr>
+        <w:t xml:space="preserve"> today)</w:t>
+      </w:r>
+    </w:p>
+    <w:p>
+      <w:r>
+        <w:rPr>
+          <w:rFonts w:ascii="Calibri" w:hAnsi="Calibri"/>
+          <w:sz w:val="22"/>
+        </w:rPr>
+        <w:t xml:space="preserve">   - existing TXT / verification records (except adding a new </w:t>
+      </w:r>
+      <w:r>
+        <w:rPr>
+          <w:rFonts w:ascii="Consolas" w:hAnsi="Consolas"/>
+          <w:sz w:val="22"/>
+        </w:rPr>
+        <w:t>_vercel</w:t>
+      </w:r>
+      <w:r>
+        <w:rPr>
+          <w:rFonts w:ascii="Calibri" w:hAnsi="Calibri"/>
+          <w:sz w:val="22"/>
+        </w:rPr>
+        <w:t xml:space="preserve"> TXT if Vercel requests it)</w:t>
+      </w:r>
+    </w:p>
+    <w:p>
+      <w:pPr>
+        <w:pStyle w:val="ListNumber"/>
+      </w:pPr>
+      <w:r>
+        <w:rPr>
+          <w:rFonts w:ascii="Calibri" w:hAnsi="Calibri"/>
+          <w:b/>
+          <w:sz w:val="22"/>
+        </w:rPr>
+        <w:t>Do not change nameservers</w:t>
+      </w:r>
+      <w:r>
+        <w:rPr>
+          <w:rFonts w:ascii="Calibri" w:hAnsi="Calibri"/>
+          <w:sz w:val="22"/>
+        </w:rPr>
+        <w:t xml:space="preserve"> from GoDaddy (</w:t>
+      </w:r>
+      <w:r>
+        <w:rPr>
+          <w:rFonts w:ascii="Consolas" w:hAnsi="Consolas"/>
+          <w:sz w:val="22"/>
+        </w:rPr>
+        <w:t>ns43</w:t>
+      </w:r>
+      <w:r>
+        <w:rPr>
+          <w:rFonts w:ascii="Calibri" w:hAnsi="Calibri"/>
+          <w:sz w:val="22"/>
+        </w:rPr>
+        <w:t xml:space="preserve"> / </w:t>
+      </w:r>
+      <w:r>
+        <w:rPr>
+          <w:rFonts w:ascii="Consolas" w:hAnsi="Consolas"/>
+          <w:sz w:val="22"/>
+        </w:rPr>
+        <w:t>ns44.domaincontrol.com</w:t>
+      </w:r>
+      <w:r>
+        <w:rPr>
+          <w:rFonts w:ascii="Calibri" w:hAnsi="Calibri"/>
+          <w:sz w:val="22"/>
+        </w:rPr>
+        <w:t>) to Vercel.</w:t>
+      </w:r>
+    </w:p>
+    <w:p>
+      <w:pPr>
+        <w:pStyle w:val="ListNumber"/>
+      </w:pPr>
+      <w:r>
+        <w:rPr>
+          <w:rFonts w:ascii="Calibri" w:hAnsi="Calibri"/>
+          <w:sz w:val="22"/>
+        </w:rPr>
+        <w:t xml:space="preserve">Confirm with the ECI team that </w:t>
+      </w:r>
+      <w:r>
+        <w:rPr>
+          <w:rFonts w:ascii="Consolas" w:hAnsi="Consolas"/>
+          <w:sz w:val="22"/>
+        </w:rPr>
+        <w:t>international.ellesmere.com</w:t>
+      </w:r>
+      <w:r>
+        <w:rPr>
+          <w:rFonts w:ascii="Calibri" w:hAnsi="Calibri"/>
+          <w:sz w:val="22"/>
+        </w:rPr>
+        <w:t xml:space="preserve"> is already listed under the ECI Vercel project’s </w:t>
+      </w:r>
+      <w:r>
+        <w:rPr>
+          <w:rFonts w:ascii="Calibri" w:hAnsi="Calibri"/>
+          <w:b/>
+          <w:sz w:val="22"/>
+        </w:rPr>
+        <w:t>Domains</w:t>
+      </w:r>
+      <w:r>
+        <w:rPr>
+          <w:rFonts w:ascii="Calibri" w:hAnsi="Calibri"/>
+          <w:sz w:val="22"/>
+        </w:rPr>
+        <w:t xml:space="preserve"> page.</w:t>
+      </w:r>
+    </w:p>
+    <w:p>
+      <w:pPr>
+        <w:pStyle w:val="ListNumber"/>
+      </w:pPr>
+      <w:r>
+        <w:rPr>
+          <w:rFonts w:ascii="Calibri" w:hAnsi="Calibri"/>
+          <w:sz w:val="22"/>
+        </w:rPr>
+        <w:t xml:space="preserve">Agree a </w:t>
+      </w:r>
+      <w:r>
+        <w:rPr>
+          <w:rFonts w:ascii="Calibri" w:hAnsi="Calibri"/>
+          <w:b/>
+          <w:sz w:val="22"/>
+        </w:rPr>
+        <w:t>rollback</w:t>
+      </w:r>
+      <w:r>
+        <w:rPr>
+          <w:rFonts w:ascii="Calibri" w:hAnsi="Calibri"/>
+          <w:sz w:val="22"/>
+        </w:rPr>
+        <w:t xml:space="preserve">: if something breaks, delete or disable only the new </w:t>
+      </w:r>
+      <w:r>
+        <w:rPr>
+          <w:rFonts w:ascii="Consolas" w:hAnsi="Consolas"/>
+          <w:sz w:val="22"/>
+        </w:rPr>
+        <w:t>international</w:t>
+      </w:r>
+      <w:r>
+        <w:rPr>
+          <w:rFonts w:ascii="Calibri" w:hAnsi="Calibri"/>
+          <w:sz w:val="22"/>
+        </w:rPr>
+        <w:t xml:space="preserve"> CNAME (and any new </w:t>
+      </w:r>
+      <w:r>
+        <w:rPr>
+          <w:rFonts w:ascii="Consolas" w:hAnsi="Consolas"/>
+          <w:sz w:val="22"/>
+        </w:rPr>
+        <w:t>_vercel</w:t>
+      </w:r>
+      <w:r>
+        <w:rPr>
+          <w:rFonts w:ascii="Calibri" w:hAnsi="Calibri"/>
+          <w:sz w:val="22"/>
+        </w:rPr>
+        <w:t xml:space="preserve"> TXT added for this launch) — never touch </w:t>
+      </w:r>
+      <w:r>
+        <w:rPr>
+          <w:rFonts w:ascii="Consolas" w:hAnsi="Consolas"/>
+          <w:sz w:val="22"/>
+        </w:rPr>
+        <w:t>www</w:t>
+      </w:r>
+      <w:r>
+        <w:rPr>
+          <w:rFonts w:ascii="Calibri" w:hAnsi="Calibri"/>
+          <w:sz w:val="22"/>
+        </w:rPr>
+        <w:t>.</w:t>
+      </w:r>
+    </w:p>
+    <w:p>
+      <w:pPr>
+        <w:pStyle w:val="Heading2"/>
+      </w:pPr>
+      <w:r>
+        <w:t>5. Step-by-step: create the DNS record (GoDaddy)</w:t>
+      </w:r>
+    </w:p>
+    <w:p>
+      <w:r>
+        <w:rPr>
+          <w:rFonts w:ascii="Calibri" w:hAnsi="Calibri"/>
+          <w:sz w:val="22"/>
+        </w:rPr>
+        <w:t>These steps assume DNS remains on GoDaddy Domain Control.</w:t>
+      </w:r>
+    </w:p>
+    <w:p>
+      <w:pPr>
+        <w:pStyle w:val="Heading3"/>
+      </w:pPr>
+      <w:r>
+        <w:t>5.1 Open DNS management</w:t>
+      </w:r>
+    </w:p>
+    <w:p>
+      <w:pPr>
+        <w:pStyle w:val="ListNumber"/>
+      </w:pPr>
+      <w:r>
+        <w:rPr>
+          <w:rFonts w:ascii="Calibri" w:hAnsi="Calibri"/>
+          <w:sz w:val="22"/>
+        </w:rPr>
+        <w:t>Sign in to GoDaddy.</w:t>
+      </w:r>
+    </w:p>
+    <w:p>
+      <w:pPr>
+        <w:pStyle w:val="ListNumber"/>
+      </w:pPr>
+      <w:r>
+        <w:rPr>
+          <w:rFonts w:ascii="Calibri" w:hAnsi="Calibri"/>
+          <w:sz w:val="22"/>
+        </w:rPr>
+        <w:t xml:space="preserve">Open </w:t>
+      </w:r>
+      <w:r>
+        <w:rPr>
+          <w:rFonts w:ascii="Calibri" w:hAnsi="Calibri"/>
+          <w:b/>
+          <w:sz w:val="22"/>
+        </w:rPr>
+        <w:t>Domain Portfolio</w:t>
+      </w:r>
+      <w:r>
+        <w:rPr>
+          <w:rFonts w:ascii="Calibri" w:hAnsi="Calibri"/>
+          <w:sz w:val="22"/>
+        </w:rPr>
+        <w:t xml:space="preserve"> → select </w:t>
+      </w:r>
+      <w:r>
+        <w:rPr>
+          <w:rFonts w:ascii="Calibri" w:hAnsi="Calibri"/>
+          <w:b/>
+          <w:sz w:val="22"/>
+        </w:rPr>
+        <w:t>`ellesmere.com`</w:t>
+      </w:r>
+      <w:r>
+        <w:rPr>
+          <w:rFonts w:ascii="Calibri" w:hAnsi="Calibri"/>
+          <w:sz w:val="22"/>
+        </w:rPr>
+        <w:t>.</w:t>
+      </w:r>
+    </w:p>
+    <w:p>
+      <w:pPr>
+        <w:pStyle w:val="ListNumber"/>
+      </w:pPr>
+      <w:r>
+        <w:rPr>
+          <w:rFonts w:ascii="Calibri" w:hAnsi="Calibri"/>
+          <w:sz w:val="22"/>
+        </w:rPr>
+        <w:t xml:space="preserve">Open </w:t>
+      </w:r>
+      <w:r>
+        <w:rPr>
+          <w:rFonts w:ascii="Calibri" w:hAnsi="Calibri"/>
+          <w:b/>
+          <w:sz w:val="22"/>
+        </w:rPr>
+        <w:t>DNS</w:t>
+      </w:r>
+      <w:r>
+        <w:rPr>
+          <w:rFonts w:ascii="Calibri" w:hAnsi="Calibri"/>
+          <w:sz w:val="22"/>
+        </w:rPr>
+        <w:t xml:space="preserve"> / </w:t>
+      </w:r>
+      <w:r>
+        <w:rPr>
+          <w:rFonts w:ascii="Calibri" w:hAnsi="Calibri"/>
+          <w:b/>
+          <w:sz w:val="22"/>
+        </w:rPr>
+        <w:t>Manage DNS</w:t>
+      </w:r>
+      <w:r>
+        <w:rPr>
+          <w:rFonts w:ascii="Calibri" w:hAnsi="Calibri"/>
+          <w:sz w:val="22"/>
+        </w:rPr>
+        <w:t>.</w:t>
+      </w:r>
+    </w:p>
+    <w:p>
+      <w:pPr>
+        <w:pStyle w:val="Heading3"/>
+      </w:pPr>
+      <w:r>
+        <w:t>5.2 Add the Vercel CNAME</w:t>
+      </w:r>
+    </w:p>
+    <w:p>
+      <w:r>
+        <w:rPr>
+          <w:rFonts w:ascii="Calibri" w:hAnsi="Calibri"/>
+          <w:sz w:val="22"/>
+        </w:rPr>
+        <w:t xml:space="preserve">Create </w:t>
+      </w:r>
+      <w:r>
+        <w:rPr>
+          <w:rFonts w:ascii="Calibri" w:hAnsi="Calibri"/>
+          <w:b/>
+          <w:sz w:val="22"/>
+        </w:rPr>
+        <w:t>one</w:t>
+      </w:r>
+      <w:r>
+        <w:rPr>
+          <w:rFonts w:ascii="Calibri" w:hAnsi="Calibri"/>
+          <w:sz w:val="22"/>
+        </w:rPr>
+        <w:t xml:space="preserve"> new record for site traffic:</w:t>
+      </w:r>
+    </w:p>
+    <w:tbl>
+      <w:tblPr>
+        <w:tblStyle w:val="TableGrid"/>
+        <w:tblW w:type="auto" w:w="0"/>
+        <w:tblLook w:firstColumn="1" w:firstRow="1" w:lastColumn="0" w:lastRow="0" w:noHBand="0" w:noVBand="1" w:val="04A0"/>
+      </w:tblPr>
+      <w:tblGrid>
+        <w:gridCol w:w="4680"/>
+        <w:gridCol w:w="4680"/>
+      </w:tblGrid>
+      <w:tr>
+        <w:tc>
+          <w:tcPr>
+            <w:tcW w:type="dxa" w:w="4680"/>
+            <w:shd w:fill="E8EEF4" w:val="clear"/>
+          </w:tcPr>
+          <w:p>
+            <w:r>
+              <w:rPr>
+                <w:b/>
+                <w:sz w:val="20"/>
+              </w:rPr>
+            </w:r>
+            <w:r>
+              <w:rPr>
+                <w:rFonts w:ascii="Calibri" w:hAnsi="Calibri"/>
+                <w:b/>
+                <w:sz w:val="20"/>
+              </w:rPr>
+              <w:t>Field</w:t>
+            </w:r>
+          </w:p>
+        </w:tc>
+        <w:tc>
+          <w:tcPr>
+            <w:tcW w:type="dxa" w:w="4680"/>
+            <w:shd w:fill="E8EEF4" w:val="clear"/>
+          </w:tcPr>
+          <w:p>
+            <w:r>
+              <w:rPr>
+                <w:b/>
+                <w:sz w:val="20"/>
+              </w:rPr>
+            </w:r>
+            <w:r>
+              <w:rPr>
+                <w:rFonts w:ascii="Calibri" w:hAnsi="Calibri"/>
+                <w:b/>
+                <w:sz w:val="20"/>
+              </w:rPr>
+              <w:t>Value</w:t>
+            </w:r>
+          </w:p>
+        </w:tc>
+      </w:tr>
+      <w:tr>
+        <w:tc>
+          <w:tcPr>
+            <w:tcW w:type="dxa" w:w="4680"/>
+          </w:tcPr>
+          <w:p>
+            <w:r>
+              <w:rPr>
+                <w:sz w:val="20"/>
+              </w:rPr>
+            </w:r>
+            <w:r>
+              <w:rPr>
+                <w:rFonts w:ascii="Calibri" w:hAnsi="Calibri"/>
+                <w:sz w:val="20"/>
+              </w:rPr>
+              <w:t>Type</w:t>
+            </w:r>
+          </w:p>
+        </w:tc>
+        <w:tc>
+          <w:tcPr>
+            <w:tcW w:type="dxa" w:w="4680"/>
+          </w:tcPr>
+          <w:p>
+            <w:r>
+              <w:rPr>
+                <w:sz w:val="20"/>
+              </w:rPr>
+            </w:r>
+            <w:r>
+              <w:rPr>
+                <w:rFonts w:ascii="Calibri" w:hAnsi="Calibri"/>
+                <w:b/>
+                <w:sz w:val="20"/>
+              </w:rPr>
+              <w:t>CNAME</w:t>
+            </w:r>
+          </w:p>
+        </w:tc>
+      </w:tr>
+      <w:tr>
+        <w:tc>
+          <w:tcPr>
+            <w:tcW w:type="dxa" w:w="4680"/>
+          </w:tcPr>
+          <w:p>
+            <w:r>
+              <w:rPr>
+                <w:sz w:val="20"/>
+              </w:rPr>
+            </w:r>
+            <w:r>
+              <w:rPr>
+                <w:rFonts w:ascii="Calibri" w:hAnsi="Calibri"/>
+                <w:sz w:val="20"/>
+              </w:rPr>
+              <w:t>Name / Host</w:t>
+            </w:r>
+          </w:p>
+        </w:tc>
+        <w:tc>
+          <w:tcPr>
+            <w:tcW w:type="dxa" w:w="4680"/>
+          </w:tcPr>
+          <w:p>
+            <w:r>
+              <w:rPr>
+                <w:sz w:val="20"/>
+              </w:rPr>
+            </w:r>
+            <w:r>
+              <w:rPr>
+                <w:rFonts w:ascii="Consolas" w:hAnsi="Consolas"/>
+                <w:sz w:val="20"/>
+              </w:rPr>
+              <w:t>international</w:t>
+            </w:r>
+          </w:p>
+        </w:tc>
+      </w:tr>
+      <w:tr>
+        <w:tc>
+          <w:tcPr>
+            <w:tcW w:type="dxa" w:w="4680"/>
+          </w:tcPr>
+          <w:p>
+            <w:r>
+              <w:rPr>
+                <w:sz w:val="20"/>
+              </w:rPr>
+            </w:r>
+            <w:r>
+              <w:rPr>
+                <w:rFonts w:ascii="Calibri" w:hAnsi="Calibri"/>
+                <w:sz w:val="20"/>
+              </w:rPr>
+              <w:t>Value / Points to</w:t>
+            </w:r>
+          </w:p>
+        </w:tc>
+        <w:tc>
+          <w:tcPr>
+            <w:tcW w:type="dxa" w:w="4680"/>
+          </w:tcPr>
+          <w:p>
+            <w:r>
+              <w:rPr>
+                <w:sz w:val="20"/>
+              </w:rPr>
+            </w:r>
+            <w:r>
+              <w:rPr>
+                <w:rFonts w:ascii="Calibri" w:hAnsi="Calibri"/>
+                <w:sz w:val="20"/>
+              </w:rPr>
+              <w:t>*(exact Vercel CNAME from the ECI project Domains UI)*</w:t>
+            </w:r>
+          </w:p>
+        </w:tc>
+      </w:tr>
+      <w:tr>
+        <w:tc>
+          <w:tcPr>
+            <w:tcW w:type="dxa" w:w="4680"/>
+          </w:tcPr>
+          <w:p>
+            <w:r>
+              <w:rPr>
+                <w:sz w:val="20"/>
+              </w:rPr>
+            </w:r>
+            <w:r>
+              <w:rPr>
+                <w:rFonts w:ascii="Calibri" w:hAnsi="Calibri"/>
+                <w:sz w:val="20"/>
+              </w:rPr>
+              <w:t>TTL</w:t>
+            </w:r>
+          </w:p>
+        </w:tc>
+        <w:tc>
+          <w:tcPr>
+            <w:tcW w:type="dxa" w:w="4680"/>
+          </w:tcPr>
+          <w:p>
+            <w:r>
+              <w:rPr>
+                <w:sz w:val="20"/>
+              </w:rPr>
+            </w:r>
+            <w:r>
+              <w:rPr>
+                <w:rFonts w:ascii="Consolas" w:hAnsi="Consolas"/>
+                <w:sz w:val="20"/>
+              </w:rPr>
+              <w:t>600</w:t>
+            </w:r>
+            <w:r>
+              <w:rPr>
+                <w:rFonts w:ascii="Calibri" w:hAnsi="Calibri"/>
+                <w:sz w:val="20"/>
+              </w:rPr>
+              <w:t xml:space="preserve"> seconds (10 minutes) for launch; raise later if preferred</w:t>
+            </w:r>
+          </w:p>
+        </w:tc>
+      </w:tr>
+    </w:tbl>
+    <w:p/>
+    <w:p>
+      <w:r>
+        <w:rPr>
+          <w:rFonts w:ascii="Calibri" w:hAnsi="Calibri"/>
+          <w:sz w:val="22"/>
+        </w:rPr>
+        <w:t>Notes:</w:t>
+      </w:r>
+    </w:p>
+    <w:p>
+      <w:pPr>
+        <w:pStyle w:val="ListBullet"/>
+      </w:pPr>
+      <w:r>
+        <w:rPr>
+          <w:rFonts w:ascii="Calibri" w:hAnsi="Calibri"/>
+          <w:sz w:val="22"/>
+        </w:rPr>
+        <w:t xml:space="preserve">Enter only </w:t>
+      </w:r>
+      <w:r>
+        <w:rPr>
+          <w:rFonts w:ascii="Consolas" w:hAnsi="Consolas"/>
+          <w:sz w:val="22"/>
+        </w:rPr>
+        <w:t>international</w:t>
+      </w:r>
+      <w:r>
+        <w:rPr>
+          <w:rFonts w:ascii="Calibri" w:hAnsi="Calibri"/>
+          <w:sz w:val="22"/>
+        </w:rPr>
+        <w:t xml:space="preserve"> in the Name field (GoDaddy appends </w:t>
+      </w:r>
+      <w:r>
+        <w:rPr>
+          <w:rFonts w:ascii="Consolas" w:hAnsi="Consolas"/>
+          <w:sz w:val="22"/>
+        </w:rPr>
+        <w:t>.ellesmere.com</w:t>
+      </w:r>
+      <w:r>
+        <w:rPr>
+          <w:rFonts w:ascii="Calibri" w:hAnsi="Calibri"/>
+          <w:sz w:val="22"/>
+        </w:rPr>
+        <w:t>).</w:t>
+      </w:r>
+    </w:p>
+    <w:p>
+      <w:pPr>
+        <w:pStyle w:val="ListBullet"/>
+      </w:pPr>
+      <w:r>
+        <w:rPr>
+          <w:rFonts w:ascii="Calibri" w:hAnsi="Calibri"/>
+          <w:sz w:val="22"/>
+        </w:rPr>
+        <w:t xml:space="preserve">If GoDaddy complains about a trailing dot, omit the trailing </w:t>
+      </w:r>
+      <w:r>
+        <w:rPr>
+          <w:rFonts w:ascii="Consolas" w:hAnsi="Consolas"/>
+          <w:sz w:val="22"/>
+        </w:rPr>
+        <w:t>.</w:t>
+      </w:r>
+      <w:r>
+        <w:rPr>
+          <w:rFonts w:ascii="Calibri" w:hAnsi="Calibri"/>
+          <w:sz w:val="22"/>
+        </w:rPr>
+        <w:t xml:space="preserve"> — use e.g. </w:t>
+      </w:r>
+      <w:r>
+        <w:rPr>
+          <w:rFonts w:ascii="Consolas" w:hAnsi="Consolas"/>
+          <w:sz w:val="22"/>
+        </w:rPr>
+        <w:t>cname.vercel-dns.com</w:t>
+      </w:r>
+      <w:r>
+        <w:rPr>
+          <w:rFonts w:ascii="Calibri" w:hAnsi="Calibri"/>
+          <w:sz w:val="22"/>
+        </w:rPr>
+        <w:t xml:space="preserve"> not </w:t>
+      </w:r>
+      <w:r>
+        <w:rPr>
+          <w:rFonts w:ascii="Consolas" w:hAnsi="Consolas"/>
+          <w:sz w:val="22"/>
+        </w:rPr>
+        <w:t>cname.vercel-dns.com.</w:t>
+      </w:r>
+    </w:p>
+    <w:p>
+      <w:pPr>
+        <w:pStyle w:val="ListBullet"/>
+      </w:pPr>
+      <w:r>
+        <w:rPr>
+          <w:rFonts w:ascii="Calibri" w:hAnsi="Calibri"/>
+          <w:sz w:val="22"/>
+        </w:rPr>
+        <w:t xml:space="preserve">Do </w:t>
+      </w:r>
+      <w:r>
+        <w:rPr>
+          <w:rFonts w:ascii="Calibri" w:hAnsi="Calibri"/>
+          <w:b/>
+          <w:sz w:val="22"/>
+        </w:rPr>
+        <w:t>not</w:t>
+      </w:r>
+      <w:r>
+        <w:rPr>
+          <w:rFonts w:ascii="Calibri" w:hAnsi="Calibri"/>
+          <w:sz w:val="22"/>
+        </w:rPr>
+        <w:t xml:space="preserve"> create an A or AAAA record for </w:t>
+      </w:r>
+      <w:r>
+        <w:rPr>
+          <w:rFonts w:ascii="Consolas" w:hAnsi="Consolas"/>
+          <w:sz w:val="22"/>
+        </w:rPr>
+        <w:t>international</w:t>
+      </w:r>
+      <w:r>
+        <w:rPr>
+          <w:rFonts w:ascii="Calibri" w:hAnsi="Calibri"/>
+          <w:sz w:val="22"/>
+        </w:rPr>
+        <w:t xml:space="preserve">. Vercel serves this subdomain via </w:t>
+      </w:r>
+      <w:r>
+        <w:rPr>
+          <w:rFonts w:ascii="Calibri" w:hAnsi="Calibri"/>
+          <w:b/>
+          <w:sz w:val="22"/>
+        </w:rPr>
+        <w:t>CNAME</w:t>
+      </w:r>
+      <w:r>
+        <w:rPr>
+          <w:rFonts w:ascii="Calibri" w:hAnsi="Calibri"/>
+          <w:sz w:val="22"/>
+        </w:rPr>
+        <w:t>, not via Finalsite IPs and not via Vercel’s apex A record (</w:t>
+      </w:r>
+      <w:r>
+        <w:rPr>
+          <w:rFonts w:ascii="Consolas" w:hAnsi="Consolas"/>
+          <w:sz w:val="22"/>
+        </w:rPr>
+        <w:t>76.76.21.21</w:t>
+      </w:r>
+      <w:r>
+        <w:rPr>
+          <w:rFonts w:ascii="Calibri" w:hAnsi="Calibri"/>
+          <w:sz w:val="22"/>
+        </w:rPr>
+        <w:t xml:space="preserve"> — that A target is only for apex domains, which we are </w:t>
+      </w:r>
+      <w:r>
+        <w:rPr>
+          <w:rFonts w:ascii="Calibri" w:hAnsi="Calibri"/>
+          <w:b/>
+          <w:sz w:val="22"/>
+        </w:rPr>
+        <w:t>not</w:t>
+      </w:r>
+      <w:r>
+        <w:rPr>
+          <w:rFonts w:ascii="Calibri" w:hAnsi="Calibri"/>
+          <w:sz w:val="22"/>
+        </w:rPr>
+        <w:t xml:space="preserve"> changing).</w:t>
+      </w:r>
+    </w:p>
+    <w:p>
+      <w:pPr>
+        <w:pStyle w:val="ListBullet"/>
+      </w:pPr>
+      <w:r>
+        <w:rPr>
+          <w:rFonts w:ascii="Calibri" w:hAnsi="Calibri"/>
+          <w:sz w:val="22"/>
+        </w:rPr>
+        <w:t xml:space="preserve">Do </w:t>
+      </w:r>
+      <w:r>
+        <w:rPr>
+          <w:rFonts w:ascii="Calibri" w:hAnsi="Calibri"/>
+          <w:b/>
+          <w:sz w:val="22"/>
+        </w:rPr>
+        <w:t>not</w:t>
+      </w:r>
+      <w:r>
+        <w:rPr>
+          <w:rFonts w:ascii="Calibri" w:hAnsi="Calibri"/>
+          <w:sz w:val="22"/>
+        </w:rPr>
+        <w:t xml:space="preserve"> point this CNAME at </w:t>
+      </w:r>
+      <w:r>
+        <w:rPr>
+          <w:rFonts w:ascii="Consolas" w:hAnsi="Consolas"/>
+          <w:sz w:val="22"/>
+        </w:rPr>
+        <w:t>ellesmerecom.finalsite.com</w:t>
+      </w:r>
+      <w:r>
+        <w:rPr>
+          <w:rFonts w:ascii="Calibri" w:hAnsi="Calibri"/>
+          <w:sz w:val="22"/>
+        </w:rPr>
+        <w:t xml:space="preserve">, </w:t>
+      </w:r>
+      <w:r>
+        <w:rPr>
+          <w:rFonts w:ascii="Consolas" w:hAnsi="Consolas"/>
+          <w:sz w:val="22"/>
+        </w:rPr>
+        <w:t>eci-platform-seven.vercel.app</w:t>
+      </w:r>
+      <w:r>
+        <w:rPr>
+          <w:rFonts w:ascii="Calibri" w:hAnsi="Calibri"/>
+          <w:sz w:val="22"/>
+        </w:rPr>
+        <w:t xml:space="preserve">, or any </w:t>
+      </w:r>
+      <w:r>
+        <w:rPr>
+          <w:rFonts w:ascii="Consolas" w:hAnsi="Consolas"/>
+          <w:sz w:val="22"/>
+        </w:rPr>
+        <w:t>*.finalsite.com</w:t>
+      </w:r>
+      <w:r>
+        <w:rPr>
+          <w:rFonts w:ascii="Calibri" w:hAnsi="Calibri"/>
+          <w:sz w:val="22"/>
+        </w:rPr>
+        <w:t xml:space="preserve"> hostname. Point it only at the </w:t>
+      </w:r>
+      <w:r>
+        <w:rPr>
+          <w:rFonts w:ascii="Calibri" w:hAnsi="Calibri"/>
+          <w:b/>
+          <w:sz w:val="22"/>
+        </w:rPr>
+        <w:t>Vercel DNS CNAME target</w:t>
+      </w:r>
+      <w:r>
+        <w:rPr>
+          <w:rFonts w:ascii="Calibri" w:hAnsi="Calibri"/>
+          <w:sz w:val="22"/>
+        </w:rPr>
+        <w:t xml:space="preserve"> shown in Domains settings.</w:t>
+      </w:r>
+    </w:p>
+    <w:p>
+      <w:pPr>
+        <w:pStyle w:val="Heading3"/>
+      </w:pPr>
+      <w:r>
+        <w:t>5.3 Add verification TXT only if Vercel asks</w:t>
+      </w:r>
+    </w:p>
+    <w:p>
+      <w:r>
+        <w:rPr>
+          <w:rFonts w:ascii="Calibri" w:hAnsi="Calibri"/>
+          <w:sz w:val="22"/>
+        </w:rPr>
+        <w:t>If the Vercel Domains UI shows a verification TXT:</w:t>
+      </w:r>
+    </w:p>
+    <w:tbl>
+      <w:tblPr>
+        <w:tblStyle w:val="TableGrid"/>
+        <w:tblW w:type="auto" w:w="0"/>
+        <w:tblLook w:firstColumn="1" w:firstRow="1" w:lastColumn="0" w:lastRow="0" w:noHBand="0" w:noVBand="1" w:val="04A0"/>
+      </w:tblPr>
+      <w:tblGrid>
+        <w:gridCol w:w="4680"/>
+        <w:gridCol w:w="4680"/>
+      </w:tblGrid>
+      <w:tr>
+        <w:tc>
+          <w:tcPr>
+            <w:tcW w:type="dxa" w:w="4680"/>
+            <w:shd w:fill="E8EEF4" w:val="clear"/>
+          </w:tcPr>
+          <w:p>
+            <w:r>
+              <w:rPr>
+                <w:b/>
+                <w:sz w:val="20"/>
+              </w:rPr>
+            </w:r>
+            <w:r>
+              <w:rPr>
+                <w:rFonts w:ascii="Calibri" w:hAnsi="Calibri"/>
+                <w:b/>
+                <w:sz w:val="20"/>
+              </w:rPr>
+              <w:t>Field</w:t>
+            </w:r>
+          </w:p>
+        </w:tc>
+        <w:tc>
+          <w:tcPr>
+            <w:tcW w:type="dxa" w:w="4680"/>
+            <w:shd w:fill="E8EEF4" w:val="clear"/>
+          </w:tcPr>
+          <w:p>
+            <w:r>
+              <w:rPr>
+                <w:b/>
+                <w:sz w:val="20"/>
+              </w:rPr>
+            </w:r>
+            <w:r>
+              <w:rPr>
+                <w:rFonts w:ascii="Calibri" w:hAnsi="Calibri"/>
+                <w:b/>
+                <w:sz w:val="20"/>
+              </w:rPr>
+              <w:t>Value</w:t>
+            </w:r>
+          </w:p>
+        </w:tc>
+      </w:tr>
+      <w:tr>
+        <w:tc>
+          <w:tcPr>
+            <w:tcW w:type="dxa" w:w="4680"/>
+          </w:tcPr>
+          <w:p>
+            <w:r>
+              <w:rPr>
+                <w:sz w:val="20"/>
+              </w:rPr>
+            </w:r>
+            <w:r>
+              <w:rPr>
+                <w:rFonts w:ascii="Calibri" w:hAnsi="Calibri"/>
+                <w:sz w:val="20"/>
+              </w:rPr>
+              <w:t>Type</w:t>
+            </w:r>
+          </w:p>
+        </w:tc>
+        <w:tc>
+          <w:tcPr>
+            <w:tcW w:type="dxa" w:w="4680"/>
+          </w:tcPr>
+          <w:p>
+            <w:r>
+              <w:rPr>
+                <w:sz w:val="20"/>
+              </w:rPr>
+            </w:r>
+            <w:r>
+              <w:rPr>
+                <w:rFonts w:ascii="Calibri" w:hAnsi="Calibri"/>
+                <w:b/>
+                <w:sz w:val="20"/>
+              </w:rPr>
+              <w:t>TXT</w:t>
+            </w:r>
+          </w:p>
+        </w:tc>
+      </w:tr>
+      <w:tr>
+        <w:tc>
+          <w:tcPr>
+            <w:tcW w:type="dxa" w:w="4680"/>
+          </w:tcPr>
+          <w:p>
+            <w:r>
+              <w:rPr>
+                <w:sz w:val="20"/>
+              </w:rPr>
+            </w:r>
+            <w:r>
+              <w:rPr>
+                <w:rFonts w:ascii="Calibri" w:hAnsi="Calibri"/>
+                <w:sz w:val="20"/>
+              </w:rPr>
+              <w:t>Name / Host</w:t>
+            </w:r>
+          </w:p>
+        </w:tc>
+        <w:tc>
+          <w:tcPr>
+            <w:tcW w:type="dxa" w:w="4680"/>
+          </w:tcPr>
+          <w:p>
+            <w:r>
+              <w:rPr>
+                <w:sz w:val="20"/>
+              </w:rPr>
+            </w:r>
+            <w:r>
+              <w:rPr>
+                <w:rFonts w:ascii="Consolas" w:hAnsi="Consolas"/>
+                <w:sz w:val="20"/>
+              </w:rPr>
+              <w:t>_vercel</w:t>
+            </w:r>
+          </w:p>
+        </w:tc>
+      </w:tr>
+      <w:tr>
+        <w:tc>
+          <w:tcPr>
+            <w:tcW w:type="dxa" w:w="4680"/>
+          </w:tcPr>
+          <w:p>
+            <w:r>
+              <w:rPr>
+                <w:sz w:val="20"/>
+              </w:rPr>
+            </w:r>
+            <w:r>
+              <w:rPr>
+                <w:rFonts w:ascii="Calibri" w:hAnsi="Calibri"/>
+                <w:sz w:val="20"/>
+              </w:rPr>
+              <w:t>Value</w:t>
+            </w:r>
+          </w:p>
+        </w:tc>
+        <w:tc>
+          <w:tcPr>
+            <w:tcW w:type="dxa" w:w="4680"/>
+          </w:tcPr>
+          <w:p>
+            <w:r>
+              <w:rPr>
+                <w:sz w:val="20"/>
+              </w:rPr>
+            </w:r>
+            <w:r>
+              <w:rPr>
+                <w:rFonts w:ascii="Calibri" w:hAnsi="Calibri"/>
+                <w:sz w:val="20"/>
+              </w:rPr>
+              <w:t>*(exact string from Vercel)*</w:t>
+            </w:r>
+          </w:p>
+        </w:tc>
+      </w:tr>
+    </w:tbl>
+    <w:p/>
+    <w:p>
+      <w:r>
+        <w:rPr>
+          <w:rFonts w:ascii="Calibri" w:hAnsi="Calibri"/>
+          <w:sz w:val="22"/>
+        </w:rPr>
+        <w:t>This does not move the domain to Vercel and does not affect Finalsite.</w:t>
+      </w:r>
+    </w:p>
+    <w:p>
+      <w:pPr>
+        <w:pStyle w:val="Heading3"/>
+      </w:pPr>
+      <w:r>
+        <w:t>5.4 Save and wait for propagation</w:t>
+      </w:r>
+    </w:p>
+    <w:p>
+      <w:pPr>
+        <w:pStyle w:val="ListNumber"/>
+      </w:pPr>
+      <w:r>
+        <w:rPr>
+          <w:rFonts w:ascii="Calibri" w:hAnsi="Calibri"/>
+          <w:sz w:val="22"/>
+        </w:rPr>
+        <w:t>Save the record(s).</w:t>
+      </w:r>
+    </w:p>
+    <w:p>
+      <w:pPr>
+        <w:pStyle w:val="ListNumber"/>
+      </w:pPr>
+      <w:r>
+        <w:rPr>
+          <w:rFonts w:ascii="Calibri" w:hAnsi="Calibri"/>
+          <w:sz w:val="22"/>
+        </w:rPr>
+        <w:t xml:space="preserve">Expect propagation in roughly </w:t>
+      </w:r>
+      <w:r>
+        <w:rPr>
+          <w:rFonts w:ascii="Calibri" w:hAnsi="Calibri"/>
+          <w:b/>
+          <w:sz w:val="22"/>
+        </w:rPr>
+        <w:t>minutes to a few hours</w:t>
+      </w:r>
+      <w:r>
+        <w:rPr>
+          <w:rFonts w:ascii="Calibri" w:hAnsi="Calibri"/>
+          <w:sz w:val="22"/>
+        </w:rPr>
+        <w:t xml:space="preserve"> (rarely up to 24–48 hours).</w:t>
+      </w:r>
+    </w:p>
+    <w:p>
+      <w:pPr>
+        <w:pStyle w:val="ListNumber"/>
+      </w:pPr>
+      <w:r>
+        <w:rPr>
+          <w:rFonts w:ascii="Calibri" w:hAnsi="Calibri"/>
+          <w:sz w:val="22"/>
+        </w:rPr>
+        <w:t>Verify from your network:</w:t>
+      </w:r>
+    </w:p>
+    <w:p>
+      <w:r>
+        <w:rPr>
+          <w:rFonts w:ascii="Consolas" w:hAnsi="Consolas"/>
+          <w:sz w:val="18"/>
+        </w:rPr>
+        <w:t>dig +short international.ellesmere.com CNAME</w:t>
+        <w:br/>
+        <w:t>dig +short international.ellesmere.com A</w:t>
+      </w:r>
+    </w:p>
+    <w:p>
+      <w:r>
+        <w:rPr>
+          <w:rFonts w:ascii="Calibri" w:hAnsi="Calibri"/>
+          <w:sz w:val="22"/>
+        </w:rPr>
+        <w:t xml:space="preserve">You should see a </w:t>
+      </w:r>
+      <w:r>
+        <w:rPr>
+          <w:rFonts w:ascii="Calibri" w:hAnsi="Calibri"/>
+          <w:b/>
+          <w:sz w:val="22"/>
+        </w:rPr>
+        <w:t>Vercel</w:t>
+      </w:r>
+      <w:r>
+        <w:rPr>
+          <w:rFonts w:ascii="Calibri" w:hAnsi="Calibri"/>
+          <w:sz w:val="22"/>
+        </w:rPr>
+        <w:t xml:space="preserve"> CNAME chain (hostname containing </w:t>
+      </w:r>
+      <w:r>
+        <w:rPr>
+          <w:rFonts w:ascii="Consolas" w:hAnsi="Consolas"/>
+          <w:sz w:val="22"/>
+        </w:rPr>
+        <w:t>vercel-dns</w:t>
+      </w:r>
+      <w:r>
+        <w:rPr>
+          <w:rFonts w:ascii="Calibri" w:hAnsi="Calibri"/>
+          <w:sz w:val="22"/>
+        </w:rPr>
+        <w:t xml:space="preserve">) and then Vercel edge IPs — </w:t>
+      </w:r>
+      <w:r>
+        <w:rPr>
+          <w:rFonts w:ascii="Calibri" w:hAnsi="Calibri"/>
+          <w:b/>
+          <w:sz w:val="22"/>
+        </w:rPr>
+        <w:t>not</w:t>
+      </w:r>
+      <w:r>
+        <w:rPr>
+          <w:rFonts w:ascii="Calibri" w:hAnsi="Calibri"/>
+          <w:sz w:val="22"/>
+        </w:rPr>
+        <w:t xml:space="preserve"> Finalsite’s </w:t>
+      </w:r>
+      <w:r>
+        <w:rPr>
+          <w:rFonts w:ascii="Consolas" w:hAnsi="Consolas"/>
+          <w:sz w:val="22"/>
+        </w:rPr>
+        <w:t>ellesmerecom.finalsite.com</w:t>
+      </w:r>
+      <w:r>
+        <w:rPr>
+          <w:rFonts w:ascii="Calibri" w:hAnsi="Calibri"/>
+          <w:sz w:val="22"/>
+        </w:rPr>
+        <w:t>.</w:t>
+      </w:r>
+    </w:p>
+    <w:p>
+      <w:r>
+        <w:rPr>
+          <w:rFonts w:ascii="Calibri" w:hAnsi="Calibri"/>
+          <w:sz w:val="22"/>
+        </w:rPr>
+        <w:t>Browser check:</w:t>
+      </w:r>
+    </w:p>
+    <w:p>
+      <w:pPr>
+        <w:pStyle w:val="ListBullet"/>
+      </w:pPr>
+      <w:r>
+        <w:rPr>
+          <w:rFonts w:ascii="Consolas" w:hAnsi="Consolas"/>
+          <w:sz w:val="22"/>
+        </w:rPr>
+        <w:t>https://international.ellesmere.com</w:t>
+      </w:r>
+      <w:r>
+        <w:rPr>
+          <w:rFonts w:ascii="Calibri" w:hAnsi="Calibri"/>
+          <w:sz w:val="22"/>
+        </w:rPr>
+        <w:t xml:space="preserve"> should load the ECI site (or briefly show Vercel provisioning while the certificate issues).</w:t>
+      </w:r>
+    </w:p>
+    <w:p>
+      <w:pPr>
+        <w:pStyle w:val="ListBullet"/>
+      </w:pPr>
+      <w:r>
+        <w:rPr>
+          <w:rFonts w:ascii="Consolas" w:hAnsi="Consolas"/>
+          <w:sz w:val="22"/>
+        </w:rPr>
+        <w:t>https://www.ellesmere.com</w:t>
+      </w:r>
+      <w:r>
+        <w:rPr>
+          <w:rFonts w:ascii="Calibri" w:hAnsi="Calibri"/>
+          <w:sz w:val="22"/>
+        </w:rPr>
+        <w:t xml:space="preserve"> must still be the unchanged Finalsite site.</w:t>
+      </w:r>
+    </w:p>
+    <w:p>
+      <w:pPr>
+        <w:pStyle w:val="ListBullet"/>
+      </w:pPr>
+      <w:r>
+        <w:rPr>
+          <w:rFonts w:ascii="Calibri" w:hAnsi="Calibri"/>
+          <w:sz w:val="22"/>
+        </w:rPr>
+        <w:t xml:space="preserve">The temporary URL </w:t>
+      </w:r>
+      <w:r>
+        <w:rPr>
+          <w:rFonts w:ascii="Consolas" w:hAnsi="Consolas"/>
+          <w:sz w:val="22"/>
+        </w:rPr>
+        <w:t>https://eci-platform-seven.vercel.app</w:t>
+      </w:r>
+      <w:r>
+        <w:rPr>
+          <w:rFonts w:ascii="Calibri" w:hAnsi="Calibri"/>
+          <w:sz w:val="22"/>
+        </w:rPr>
+        <w:t xml:space="preserve"> can keep working; production traffic should use the custom domain.</w:t>
+      </w:r>
+    </w:p>
+    <w:p>
+      <w:pPr>
+        <w:pStyle w:val="Heading2"/>
+      </w:pPr>
+      <w:r>
+        <w:t>6. SSL / HTTPS</w:t>
+      </w:r>
+    </w:p>
+    <w:p>
+      <w:r>
+        <w:rPr>
+          <w:rFonts w:ascii="Calibri" w:hAnsi="Calibri"/>
+          <w:sz w:val="22"/>
+        </w:rPr>
+        <w:t xml:space="preserve">Ellesmere IT does </w:t>
+      </w:r>
+      <w:r>
+        <w:rPr>
+          <w:rFonts w:ascii="Calibri" w:hAnsi="Calibri"/>
+          <w:b/>
+          <w:sz w:val="22"/>
+        </w:rPr>
+        <w:t>not</w:t>
+      </w:r>
+      <w:r>
+        <w:rPr>
+          <w:rFonts w:ascii="Calibri" w:hAnsi="Calibri"/>
+          <w:sz w:val="22"/>
+        </w:rPr>
+        <w:t xml:space="preserve"> need to install a certificate in Finalsite, GoDaddy, or on school servers.</w:t>
+      </w:r>
+    </w:p>
+    <w:p>
+      <w:pPr>
+        <w:pStyle w:val="ListBullet"/>
+      </w:pPr>
+      <w:r>
+        <w:rPr>
+          <w:rFonts w:ascii="Calibri" w:hAnsi="Calibri"/>
+          <w:b/>
+          <w:sz w:val="22"/>
+        </w:rPr>
+        <w:t>Vercel</w:t>
+      </w:r>
+      <w:r>
+        <w:rPr>
+          <w:rFonts w:ascii="Calibri" w:hAnsi="Calibri"/>
+          <w:sz w:val="22"/>
+        </w:rPr>
+        <w:t xml:space="preserve"> issues and renews TLS for </w:t>
+      </w:r>
+      <w:r>
+        <w:rPr>
+          <w:rFonts w:ascii="Consolas" w:hAnsi="Consolas"/>
+          <w:sz w:val="22"/>
+        </w:rPr>
+        <w:t>international.ellesmere.com</w:t>
+      </w:r>
+      <w:r>
+        <w:rPr>
+          <w:rFonts w:ascii="Calibri" w:hAnsi="Calibri"/>
+          <w:sz w:val="22"/>
+        </w:rPr>
+        <w:t xml:space="preserve"> automatically (Let’s Encrypt) once DNS is correct and the domain is attached to the project.</w:t>
+      </w:r>
+    </w:p>
+    <w:p>
+      <w:pPr>
+        <w:pStyle w:val="ListBullet"/>
+      </w:pPr>
+      <w:r>
+        <w:rPr>
+          <w:rFonts w:ascii="Calibri" w:hAnsi="Calibri"/>
+          <w:sz w:val="22"/>
+        </w:rPr>
+        <w:t xml:space="preserve">In Vercel → Domains, wait until the domain status is </w:t>
+      </w:r>
+      <w:r>
+        <w:rPr>
+          <w:rFonts w:ascii="Calibri" w:hAnsi="Calibri"/>
+          <w:b/>
+          <w:sz w:val="22"/>
+        </w:rPr>
+        <w:t>Valid</w:t>
+      </w:r>
+      <w:r>
+        <w:rPr>
+          <w:rFonts w:ascii="Calibri" w:hAnsi="Calibri"/>
+          <w:sz w:val="22"/>
+        </w:rPr>
+        <w:t>.</w:t>
+      </w:r>
+    </w:p>
+    <w:p>
+      <w:pPr>
+        <w:pStyle w:val="ListBullet"/>
+      </w:pPr>
+      <w:r>
+        <w:rPr>
+          <w:rFonts w:ascii="Calibri" w:hAnsi="Calibri"/>
+          <w:sz w:val="22"/>
+        </w:rPr>
+        <w:t>If the browser shows a certificate name mismatch, DNS is wrong or the domain is not yet attached/verified in Vercel — fix DNS/Vercel config; do not buy a separate cert for Finalsite.</w:t>
+      </w:r>
+    </w:p>
+    <w:p>
+      <w:r>
+        <w:rPr>
+          <w:rFonts w:ascii="Calibri" w:hAnsi="Calibri"/>
+          <w:sz w:val="22"/>
+        </w:rPr>
+        <w:t>Force-HTTPS is handled by Vercel.</w:t>
+      </w:r>
+    </w:p>
+    <w:p>
+      <w:pPr>
+        <w:pStyle w:val="Heading2"/>
+      </w:pPr>
+      <w:r>
+        <w:t>7. Application-side tasks (ECI team — Vercel / Supabase)</w:t>
+      </w:r>
+    </w:p>
+    <w:p>
+      <w:r>
+        <w:rPr>
+          <w:rFonts w:ascii="Calibri" w:hAnsi="Calibri"/>
+          <w:sz w:val="22"/>
+        </w:rPr>
+        <w:t>Ellesmere IT can treat this as the ECI checklist running in parallel.</w:t>
+      </w:r>
+    </w:p>
+    <w:p>
+      <w:pPr>
+        <w:pStyle w:val="ListNumber"/>
+      </w:pPr>
+      <w:r>
+        <w:rPr>
+          <w:rFonts w:ascii="Calibri" w:hAnsi="Calibri"/>
+          <w:sz w:val="22"/>
+        </w:rPr>
+        <w:t xml:space="preserve">In </w:t>
+      </w:r>
+      <w:r>
+        <w:rPr>
+          <w:rFonts w:ascii="Calibri" w:hAnsi="Calibri"/>
+          <w:b/>
+          <w:sz w:val="22"/>
+        </w:rPr>
+        <w:t>Vercel → ECI project → Settings → Domains</w:t>
+      </w:r>
+      <w:r>
+        <w:rPr>
+          <w:rFonts w:ascii="Calibri" w:hAnsi="Calibri"/>
+          <w:sz w:val="22"/>
+        </w:rPr>
+        <w:t xml:space="preserve">, add </w:t>
+      </w:r>
+      <w:r>
+        <w:rPr>
+          <w:rFonts w:ascii="Consolas" w:hAnsi="Consolas"/>
+          <w:sz w:val="22"/>
+        </w:rPr>
+        <w:t>international.ellesmere.com</w:t>
+      </w:r>
+      <w:r>
+        <w:rPr>
+          <w:rFonts w:ascii="Calibri" w:hAnsi="Calibri"/>
+          <w:sz w:val="22"/>
+        </w:rPr>
+        <w:t xml:space="preserve"> and copy the shown CNAME (and TXT if any) to IT.  </w:t>
+      </w:r>
+    </w:p>
+    <w:p>
+      <w:pPr>
+        <w:pStyle w:val="ListNumber"/>
+      </w:pPr>
+      <w:r>
+        <w:rPr>
+          <w:rFonts w:ascii="Calibri" w:hAnsi="Calibri"/>
+          <w:sz w:val="22"/>
+        </w:rPr>
+        <w:t>Confirm Production env vars on Vercel (</w:t>
+      </w:r>
+      <w:r>
+        <w:rPr>
+          <w:rFonts w:ascii="Consolas" w:hAnsi="Consolas"/>
+          <w:sz w:val="22"/>
+        </w:rPr>
+        <w:t>NEXT_PUBLIC_SUPABASE_URL</w:t>
+      </w:r>
+      <w:r>
+        <w:rPr>
+          <w:rFonts w:ascii="Calibri" w:hAnsi="Calibri"/>
+          <w:sz w:val="22"/>
+        </w:rPr>
+        <w:t xml:space="preserve">, </w:t>
+      </w:r>
+      <w:r>
+        <w:rPr>
+          <w:rFonts w:ascii="Consolas" w:hAnsi="Consolas"/>
+          <w:sz w:val="22"/>
+        </w:rPr>
+        <w:t>NEXT_PUBLIC_SUPABASE_ANON_KEY</w:t>
+      </w:r>
+      <w:r>
+        <w:rPr>
+          <w:rFonts w:ascii="Calibri" w:hAnsi="Calibri"/>
+          <w:sz w:val="22"/>
+        </w:rPr>
+        <w:t xml:space="preserve">, optional LLM keys).  </w:t>
+      </w:r>
+    </w:p>
+    <w:p>
+      <w:pPr>
+        <w:pStyle w:val="ListNumber"/>
+      </w:pPr>
+      <w:r>
+        <w:rPr>
+          <w:rFonts w:ascii="Calibri" w:hAnsi="Calibri"/>
+          <w:sz w:val="22"/>
+        </w:rPr>
+        <w:t xml:space="preserve">In </w:t>
+      </w:r>
+      <w:r>
+        <w:rPr>
+          <w:rFonts w:ascii="Calibri" w:hAnsi="Calibri"/>
+          <w:b/>
+          <w:sz w:val="22"/>
+        </w:rPr>
+        <w:t>Supabase Auth → URL configuration</w:t>
+      </w:r>
+      <w:r>
+        <w:rPr>
+          <w:rFonts w:ascii="Calibri" w:hAnsi="Calibri"/>
+          <w:sz w:val="22"/>
+        </w:rPr>
+        <w:t>, allow:</w:t>
+      </w:r>
+    </w:p>
+    <w:p>
+      <w:r>
+        <w:rPr>
+          <w:rFonts w:ascii="Calibri" w:hAnsi="Calibri"/>
+          <w:sz w:val="22"/>
+        </w:rPr>
+        <w:t xml:space="preserve">   - Site URL: </w:t>
+      </w:r>
+      <w:r>
+        <w:rPr>
+          <w:rFonts w:ascii="Consolas" w:hAnsi="Consolas"/>
+          <w:sz w:val="22"/>
+        </w:rPr>
+        <w:t>https://international.ellesmere.com</w:t>
+      </w:r>
+    </w:p>
+    <w:p>
+      <w:r>
+        <w:rPr>
+          <w:rFonts w:ascii="Calibri" w:hAnsi="Calibri"/>
+          <w:sz w:val="22"/>
+        </w:rPr>
+        <w:t xml:space="preserve">   - Redirect URLs including:  </w:t>
+      </w:r>
+    </w:p>
+    <w:p>
+      <w:r>
+        <w:rPr>
+          <w:rFonts w:ascii="Calibri" w:hAnsi="Calibri"/>
+          <w:sz w:val="22"/>
+        </w:rPr>
+        <w:t xml:space="preserve">     </w:t>
+      </w:r>
+      <w:r>
+        <w:rPr>
+          <w:rFonts w:ascii="Consolas" w:hAnsi="Consolas"/>
+          <w:sz w:val="22"/>
+        </w:rPr>
+        <w:t>https://international.ellesmere.com/**</w:t>
+      </w:r>
+      <w:r>
+        <w:rPr>
+          <w:rFonts w:ascii="Calibri" w:hAnsi="Calibri"/>
+          <w:sz w:val="22"/>
+        </w:rPr>
+        <w:t xml:space="preserve">  </w:t>
+      </w:r>
+    </w:p>
+    <w:p>
+      <w:r>
+        <w:rPr>
+          <w:rFonts w:ascii="Calibri" w:hAnsi="Calibri"/>
+          <w:sz w:val="22"/>
+        </w:rPr>
+        <w:t xml:space="preserve">     </w:t>
+      </w:r>
+      <w:r>
+        <w:rPr>
+          <w:rFonts w:ascii="Consolas" w:hAnsi="Consolas"/>
+          <w:sz w:val="22"/>
+        </w:rPr>
+        <w:t>https://international.ellesmere.com/auth/callback</w:t>
+      </w:r>
+      <w:r>
+        <w:rPr>
+          <w:rFonts w:ascii="Calibri" w:hAnsi="Calibri"/>
+          <w:sz w:val="22"/>
+        </w:rPr>
+        <w:t xml:space="preserve">  </w:t>
+      </w:r>
+    </w:p>
+    <w:p>
+      <w:r>
+        <w:rPr>
+          <w:rFonts w:ascii="Calibri" w:hAnsi="Calibri"/>
+          <w:sz w:val="22"/>
+        </w:rPr>
+        <w:t xml:space="preserve">   - Keep the existing </w:t>
+      </w:r>
+      <w:r>
+        <w:rPr>
+          <w:rFonts w:ascii="Consolas" w:hAnsi="Consolas"/>
+          <w:sz w:val="22"/>
+        </w:rPr>
+        <w:t>*.vercel.app</w:t>
+      </w:r>
+      <w:r>
+        <w:rPr>
+          <w:rFonts w:ascii="Calibri" w:hAnsi="Calibri"/>
+          <w:sz w:val="22"/>
+        </w:rPr>
+        <w:t xml:space="preserve"> URL in redirect allow-lists if preview/staging still needs it.</w:t>
+      </w:r>
+    </w:p>
+    <w:p>
+      <w:pPr>
+        <w:pStyle w:val="ListNumber"/>
+      </w:pPr>
+      <w:r>
+        <w:rPr>
+          <w:rFonts w:ascii="Calibri" w:hAnsi="Calibri"/>
+          <w:sz w:val="22"/>
+        </w:rPr>
+        <w:t>Confirm portals (</w:t>
+      </w:r>
+      <w:r>
+        <w:rPr>
+          <w:rFonts w:ascii="Consolas" w:hAnsi="Consolas"/>
+          <w:sz w:val="22"/>
+        </w:rPr>
+        <w:t>/login</w:t>
+      </w:r>
+      <w:r>
+        <w:rPr>
+          <w:rFonts w:ascii="Calibri" w:hAnsi="Calibri"/>
+          <w:sz w:val="22"/>
+        </w:rPr>
+        <w:t xml:space="preserve">, </w:t>
+      </w:r>
+      <w:r>
+        <w:rPr>
+          <w:rFonts w:ascii="Consolas" w:hAnsi="Consolas"/>
+          <w:sz w:val="22"/>
+        </w:rPr>
+        <w:t>/investor</w:t>
+      </w:r>
+      <w:r>
+        <w:rPr>
+          <w:rFonts w:ascii="Calibri" w:hAnsi="Calibri"/>
+          <w:sz w:val="22"/>
+        </w:rPr>
+        <w:t xml:space="preserve">, </w:t>
+      </w:r>
+      <w:r>
+        <w:rPr>
+          <w:rFonts w:ascii="Consolas" w:hAnsi="Consolas"/>
+          <w:sz w:val="22"/>
+        </w:rPr>
+        <w:t>/agent</w:t>
+      </w:r>
+      <w:r>
+        <w:rPr>
+          <w:rFonts w:ascii="Calibri" w:hAnsi="Calibri"/>
+          <w:sz w:val="22"/>
+        </w:rPr>
+        <w:t xml:space="preserve">, </w:t>
+      </w:r>
+      <w:r>
+        <w:rPr>
+          <w:rFonts w:ascii="Consolas" w:hAnsi="Consolas"/>
+          <w:sz w:val="22"/>
+        </w:rPr>
+        <w:t>/school</w:t>
+      </w:r>
+      <w:r>
+        <w:rPr>
+          <w:rFonts w:ascii="Calibri" w:hAnsi="Calibri"/>
+          <w:sz w:val="22"/>
+        </w:rPr>
+        <w:t xml:space="preserve">, </w:t>
+      </w:r>
+      <w:r>
+        <w:rPr>
+          <w:rFonts w:ascii="Consolas" w:hAnsi="Consolas"/>
+          <w:sz w:val="22"/>
+        </w:rPr>
+        <w:t>/team</w:t>
+      </w:r>
+      <w:r>
+        <w:rPr>
+          <w:rFonts w:ascii="Calibri" w:hAnsi="Calibri"/>
+          <w:sz w:val="22"/>
+        </w:rPr>
+        <w:t xml:space="preserve">) on the custom domain.  </w:t>
+      </w:r>
+    </w:p>
+    <w:p>
+      <w:pPr>
+        <w:pStyle w:val="ListNumber"/>
+      </w:pPr>
+      <w:r>
+        <w:rPr>
+          <w:rFonts w:ascii="Calibri" w:hAnsi="Calibri"/>
+          <w:sz w:val="22"/>
+        </w:rPr>
+        <w:t xml:space="preserve">Smoke-test public routes: </w:t>
+      </w:r>
+      <w:r>
+        <w:rPr>
+          <w:rFonts w:ascii="Consolas" w:hAnsi="Consolas"/>
+          <w:sz w:val="22"/>
+        </w:rPr>
+        <w:t>/</w:t>
+      </w:r>
+      <w:r>
+        <w:rPr>
+          <w:rFonts w:ascii="Calibri" w:hAnsi="Calibri"/>
+          <w:sz w:val="22"/>
+        </w:rPr>
+        <w:t xml:space="preserve">, </w:t>
+      </w:r>
+      <w:r>
+        <w:rPr>
+          <w:rFonts w:ascii="Consolas" w:hAnsi="Consolas"/>
+          <w:sz w:val="22"/>
+        </w:rPr>
+        <w:t>/schools</w:t>
+      </w:r>
+      <w:r>
+        <w:rPr>
+          <w:rFonts w:ascii="Calibri" w:hAnsi="Calibri"/>
+          <w:sz w:val="22"/>
+        </w:rPr>
+        <w:t xml:space="preserve">, </w:t>
+      </w:r>
+      <w:r>
+        <w:rPr>
+          <w:rFonts w:ascii="Consolas" w:hAnsi="Consolas"/>
+          <w:sz w:val="22"/>
+        </w:rPr>
+        <w:t>/investors</w:t>
+      </w:r>
+      <w:r>
+        <w:rPr>
+          <w:rFonts w:ascii="Calibri" w:hAnsi="Calibri"/>
+          <w:sz w:val="22"/>
+        </w:rPr>
+        <w:t xml:space="preserve">, </w:t>
+      </w:r>
+      <w:r>
+        <w:rPr>
+          <w:rFonts w:ascii="Consolas" w:hAnsi="Consolas"/>
+          <w:sz w:val="22"/>
+        </w:rPr>
+        <w:t>/agents</w:t>
+      </w:r>
+      <w:r>
+        <w:rPr>
+          <w:rFonts w:ascii="Calibri" w:hAnsi="Calibri"/>
+          <w:sz w:val="22"/>
+        </w:rPr>
+        <w:t>.</w:t>
+      </w:r>
+    </w:p>
+    <w:p>
+      <w:pPr>
+        <w:pStyle w:val="Heading2"/>
+      </w:pPr>
+      <w:r>
+        <w:t>8. Optional Finalsite work (links only)</w:t>
+      </w:r>
+    </w:p>
+    <w:p>
+      <w:r>
+        <w:rPr>
+          <w:rFonts w:ascii="Calibri" w:hAnsi="Calibri"/>
+          <w:sz w:val="22"/>
+        </w:rPr>
+        <w:t>If Marketing/International want visitors on the main school site to find ECI:</w:t>
+      </w:r>
+    </w:p>
+    <w:p>
+      <w:pPr>
+        <w:pStyle w:val="ListNumber"/>
+      </w:pPr>
+      <w:r>
+        <w:rPr>
+          <w:rFonts w:ascii="Calibri" w:hAnsi="Calibri"/>
+          <w:sz w:val="22"/>
+        </w:rPr>
+        <w:t>In Finalsite Composer, edit the relevant nav item or International page.</w:t>
+      </w:r>
+    </w:p>
+    <w:p>
+      <w:pPr>
+        <w:pStyle w:val="ListNumber"/>
+      </w:pPr>
+      <w:r>
+        <w:rPr>
+          <w:rFonts w:ascii="Calibri" w:hAnsi="Calibri"/>
+          <w:sz w:val="22"/>
+        </w:rPr>
+        <w:t xml:space="preserve">Add a normal external link to </w:t>
+      </w:r>
+      <w:r>
+        <w:rPr>
+          <w:rFonts w:ascii="Consolas" w:hAnsi="Consolas"/>
+          <w:sz w:val="22"/>
+        </w:rPr>
+        <w:t>https://international.ellesmere.com</w:t>
+      </w:r>
+      <w:r>
+        <w:rPr>
+          <w:rFonts w:ascii="Calibri" w:hAnsi="Calibri"/>
+          <w:sz w:val="22"/>
+        </w:rPr>
+        <w:t>.</w:t>
+      </w:r>
+    </w:p>
+    <w:p>
+      <w:pPr>
+        <w:pStyle w:val="ListNumber"/>
+      </w:pPr>
+      <w:r>
+        <w:rPr>
+          <w:rFonts w:ascii="Calibri" w:hAnsi="Calibri"/>
+          <w:sz w:val="22"/>
+        </w:rPr>
+        <w:t xml:space="preserve">Do </w:t>
+      </w:r>
+      <w:r>
+        <w:rPr>
+          <w:rFonts w:ascii="Calibri" w:hAnsi="Calibri"/>
+          <w:b/>
+          <w:sz w:val="22"/>
+        </w:rPr>
+        <w:t>not</w:t>
+      </w:r>
+      <w:r>
+        <w:rPr>
+          <w:rFonts w:ascii="Calibri" w:hAnsi="Calibri"/>
+          <w:sz w:val="22"/>
+        </w:rPr>
+        <w:t xml:space="preserve"> create a Finalsite Domain / Host Name for </w:t>
+      </w:r>
+      <w:r>
+        <w:rPr>
+          <w:rFonts w:ascii="Consolas" w:hAnsi="Consolas"/>
+          <w:sz w:val="22"/>
+        </w:rPr>
+        <w:t>international.ellesmere.com</w:t>
+      </w:r>
+      <w:r>
+        <w:rPr>
+          <w:rFonts w:ascii="Calibri" w:hAnsi="Calibri"/>
+          <w:sz w:val="22"/>
+        </w:rPr>
+        <w:t>.</w:t>
+      </w:r>
+    </w:p>
+    <w:p>
+      <w:pPr>
+        <w:pStyle w:val="ListNumber"/>
+      </w:pPr>
+      <w:r>
+        <w:rPr>
+          <w:rFonts w:ascii="Calibri" w:hAnsi="Calibri"/>
+          <w:sz w:val="22"/>
+        </w:rPr>
+        <w:t xml:space="preserve">Do </w:t>
+      </w:r>
+      <w:r>
+        <w:rPr>
+          <w:rFonts w:ascii="Calibri" w:hAnsi="Calibri"/>
+          <w:b/>
+          <w:sz w:val="22"/>
+        </w:rPr>
+        <w:t>not</w:t>
+      </w:r>
+      <w:r>
+        <w:rPr>
+          <w:rFonts w:ascii="Calibri" w:hAnsi="Calibri"/>
+          <w:sz w:val="22"/>
+        </w:rPr>
+        <w:t xml:space="preserve"> ask Finalsite Support to “point the subdomain at a Composer page.”</w:t>
+      </w:r>
+    </w:p>
+    <w:p>
+      <w:r>
+        <w:rPr>
+          <w:rFonts w:ascii="Calibri" w:hAnsi="Calibri"/>
+          <w:sz w:val="22"/>
+        </w:rPr>
+        <w:t>Suggested labels: “Ellesmere College International”, “International”, or “Our international schools”.</w:t>
+      </w:r>
+    </w:p>
+    <w:p>
+      <w:pPr>
+        <w:pStyle w:val="Heading2"/>
+      </w:pPr>
+      <w:r>
+        <w:t>9. Email and other services</w:t>
+      </w:r>
+    </w:p>
+    <w:tbl>
+      <w:tblPr>
+        <w:tblStyle w:val="TableGrid"/>
+        <w:tblW w:type="auto" w:w="0"/>
+        <w:tblLook w:firstColumn="1" w:firstRow="1" w:lastColumn="0" w:lastRow="0" w:noHBand="0" w:noVBand="1" w:val="04A0"/>
+      </w:tblPr>
+      <w:tblGrid>
+        <w:gridCol w:w="4680"/>
+        <w:gridCol w:w="4680"/>
+      </w:tblGrid>
+      <w:tr>
+        <w:tc>
+          <w:tcPr>
+            <w:tcW w:type="dxa" w:w="4680"/>
+            <w:shd w:fill="E8EEF4" w:val="clear"/>
+          </w:tcPr>
+          <w:p>
+            <w:r>
+              <w:rPr>
+                <w:b/>
+                <w:sz w:val="20"/>
+              </w:rPr>
+            </w:r>
+            <w:r>
+              <w:rPr>
+                <w:rFonts w:ascii="Calibri" w:hAnsi="Calibri"/>
+                <w:b/>
+                <w:sz w:val="20"/>
+              </w:rPr>
+              <w:t>Item</w:t>
+            </w:r>
+          </w:p>
+        </w:tc>
+        <w:tc>
+          <w:tcPr>
+            <w:tcW w:type="dxa" w:w="4680"/>
+            <w:shd w:fill="E8EEF4" w:val="clear"/>
+          </w:tcPr>
+          <w:p>
+            <w:r>
+              <w:rPr>
+                <w:b/>
+                <w:sz w:val="20"/>
+              </w:rPr>
+            </w:r>
+            <w:r>
+              <w:rPr>
+                <w:rFonts w:ascii="Calibri" w:hAnsi="Calibri"/>
+                <w:b/>
+                <w:sz w:val="20"/>
+              </w:rPr>
+              <w:t>Guidance</w:t>
+            </w:r>
+          </w:p>
+        </w:tc>
+      </w:tr>
+      <w:tr>
+        <w:tc>
+          <w:tcPr>
+            <w:tcW w:type="dxa" w:w="4680"/>
+          </w:tcPr>
+          <w:p>
+            <w:r>
+              <w:rPr>
+                <w:sz w:val="20"/>
+              </w:rPr>
+            </w:r>
+            <w:r>
+              <w:rPr>
+                <w:rFonts w:ascii="Consolas" w:hAnsi="Consolas"/>
+                <w:sz w:val="20"/>
+              </w:rPr>
+              <w:t>international@ellesmere.com</w:t>
+            </w:r>
+          </w:p>
+        </w:tc>
+        <w:tc>
+          <w:tcPr>
+            <w:tcW w:type="dxa" w:w="4680"/>
+          </w:tcPr>
+          <w:p>
+            <w:r>
+              <w:rPr>
+                <w:sz w:val="20"/>
+              </w:rPr>
+            </w:r>
+            <w:r>
+              <w:rPr>
+                <w:rFonts w:ascii="Calibri" w:hAnsi="Calibri"/>
+                <w:sz w:val="20"/>
+              </w:rPr>
+              <w:t xml:space="preserve">Mailbox is independent of this website DNS change. </w:t>
+            </w:r>
+            <w:r>
+              <w:rPr>
+                <w:rFonts w:ascii="Calibri" w:hAnsi="Calibri"/>
+                <w:b/>
+                <w:sz w:val="20"/>
+              </w:rPr>
+              <w:t>Do not alter MX records.</w:t>
+            </w:r>
+          </w:p>
+        </w:tc>
+      </w:tr>
+      <w:tr>
+        <w:tc>
+          <w:tcPr>
+            <w:tcW w:type="dxa" w:w="4680"/>
+          </w:tcPr>
+          <w:p>
+            <w:r>
+              <w:rPr>
+                <w:sz w:val="20"/>
+              </w:rPr>
+            </w:r>
+            <w:r>
+              <w:rPr>
+                <w:rFonts w:ascii="Calibri" w:hAnsi="Calibri"/>
+                <w:sz w:val="20"/>
+              </w:rPr>
+              <w:t>SPF / DKIM / DMARC</w:t>
+            </w:r>
+          </w:p>
+        </w:tc>
+        <w:tc>
+          <w:tcPr>
+            <w:tcW w:type="dxa" w:w="4680"/>
+          </w:tcPr>
+          <w:p>
+            <w:r>
+              <w:rPr>
+                <w:sz w:val="20"/>
+              </w:rPr>
+            </w:r>
+            <w:r>
+              <w:rPr>
+                <w:rFonts w:ascii="Calibri" w:hAnsi="Calibri"/>
+                <w:sz w:val="20"/>
+              </w:rPr>
+              <w:t>No change required solely for the website subdomain.</w:t>
+            </w:r>
+          </w:p>
+        </w:tc>
+      </w:tr>
+      <w:tr>
+        <w:tc>
+          <w:tcPr>
+            <w:tcW w:type="dxa" w:w="4680"/>
+          </w:tcPr>
+          <w:p>
+            <w:r>
+              <w:rPr>
+                <w:sz w:val="20"/>
+              </w:rPr>
+            </w:r>
+            <w:r>
+              <w:rPr>
+                <w:rFonts w:ascii="Calibri" w:hAnsi="Calibri"/>
+                <w:sz w:val="20"/>
+              </w:rPr>
+              <w:t>Microsoft 365 / Google Classroom TXT</w:t>
+            </w:r>
+          </w:p>
+        </w:tc>
+        <w:tc>
+          <w:tcPr>
+            <w:tcW w:type="dxa" w:w="4680"/>
+          </w:tcPr>
+          <w:p>
+            <w:r>
+              <w:rPr>
+                <w:sz w:val="20"/>
+              </w:rPr>
+            </w:r>
+            <w:r>
+              <w:rPr>
+                <w:rFonts w:ascii="Calibri" w:hAnsi="Calibri"/>
+                <w:sz w:val="20"/>
+              </w:rPr>
+              <w:t xml:space="preserve">Leave existing TXT verification records alone (unless adding the new </w:t>
+            </w:r>
+            <w:r>
+              <w:rPr>
+                <w:rFonts w:ascii="Consolas" w:hAnsi="Consolas"/>
+                <w:sz w:val="20"/>
+              </w:rPr>
+              <w:t>_vercel</w:t>
+            </w:r>
+            <w:r>
+              <w:rPr>
+                <w:rFonts w:ascii="Calibri" w:hAnsi="Calibri"/>
+                <w:sz w:val="20"/>
+              </w:rPr>
+              <w:t xml:space="preserve"> TXT above).</w:t>
+            </w:r>
+          </w:p>
+        </w:tc>
+      </w:tr>
+      <w:tr>
+        <w:tc>
+          <w:tcPr>
+            <w:tcW w:type="dxa" w:w="4680"/>
+          </w:tcPr>
+          <w:p>
+            <w:r>
+              <w:rPr>
+                <w:sz w:val="20"/>
+              </w:rPr>
+            </w:r>
+            <w:r>
+              <w:rPr>
+                <w:rFonts w:ascii="Calibri" w:hAnsi="Calibri"/>
+                <w:sz w:val="20"/>
+              </w:rPr>
+              <w:t>Nameservers</w:t>
+            </w:r>
+          </w:p>
+        </w:tc>
+        <w:tc>
+          <w:tcPr>
+            <w:tcW w:type="dxa" w:w="4680"/>
+          </w:tcPr>
+          <w:p>
+            <w:r>
+              <w:rPr>
+                <w:sz w:val="20"/>
+              </w:rPr>
+            </w:r>
+            <w:r>
+              <w:rPr>
+                <w:rFonts w:ascii="Calibri" w:hAnsi="Calibri"/>
+                <w:sz w:val="20"/>
+              </w:rPr>
+              <w:t xml:space="preserve">Stay on GoDaddy. </w:t>
+            </w:r>
+            <w:r>
+              <w:rPr>
+                <w:rFonts w:ascii="Calibri" w:hAnsi="Calibri"/>
+                <w:b/>
+                <w:sz w:val="20"/>
+              </w:rPr>
+              <w:t>Do not</w:t>
+            </w:r>
+            <w:r>
+              <w:rPr>
+                <w:rFonts w:ascii="Calibri" w:hAnsi="Calibri"/>
+                <w:sz w:val="20"/>
+              </w:rPr>
+              <w:t xml:space="preserve"> switch the zone to Vercel nameservers.</w:t>
+            </w:r>
+          </w:p>
+        </w:tc>
+      </w:tr>
+    </w:tbl>
+    <w:p/>
+    <w:p>
+      <w:pPr>
+        <w:pStyle w:val="Heading2"/>
+      </w:pPr>
+      <w:r>
+        <w:t>10. Go-live checklist</w:t>
+      </w:r>
+    </w:p>
+    <w:p>
+      <w:r>
+        <w:rPr>
+          <w:rFonts w:ascii="Calibri" w:hAnsi="Calibri"/>
+          <w:b/>
+          <w:sz w:val="22"/>
+        </w:rPr>
+        <w:t>Ellesmere IT</w:t>
+      </w:r>
+    </w:p>
+    <w:p>
+      <w:pPr>
+        <w:pStyle w:val="ListBullet"/>
+      </w:pPr>
+      <w:r>
+        <w:rPr>
+          <w:rFonts w:ascii="Calibri" w:hAnsi="Calibri"/>
+          <w:sz w:val="22"/>
+        </w:rPr>
+        <w:t xml:space="preserve">[ ] Received exact Vercel CNAME (and TXT if shown) from ECI team  </w:t>
+      </w:r>
+    </w:p>
+    <w:p>
+      <w:pPr>
+        <w:pStyle w:val="ListBullet"/>
+      </w:pPr>
+      <w:r>
+        <w:rPr>
+          <w:rFonts w:ascii="Calibri" w:hAnsi="Calibri"/>
+          <w:sz w:val="22"/>
+        </w:rPr>
+        <w:t xml:space="preserve">[ ] Confirmed no conflicting </w:t>
+      </w:r>
+      <w:r>
+        <w:rPr>
+          <w:rFonts w:ascii="Consolas" w:hAnsi="Consolas"/>
+          <w:sz w:val="22"/>
+        </w:rPr>
+        <w:t>international</w:t>
+      </w:r>
+      <w:r>
+        <w:rPr>
+          <w:rFonts w:ascii="Calibri" w:hAnsi="Calibri"/>
+          <w:sz w:val="22"/>
+        </w:rPr>
+        <w:t xml:space="preserve"> DNS record  </w:t>
+      </w:r>
+    </w:p>
+    <w:p>
+      <w:pPr>
+        <w:pStyle w:val="ListBullet"/>
+      </w:pPr>
+      <w:r>
+        <w:rPr>
+          <w:rFonts w:ascii="Calibri" w:hAnsi="Calibri"/>
+          <w:sz w:val="22"/>
+        </w:rPr>
+        <w:t xml:space="preserve">[ ] Created CNAME </w:t>
+      </w:r>
+      <w:r>
+        <w:rPr>
+          <w:rFonts w:ascii="Consolas" w:hAnsi="Consolas"/>
+          <w:sz w:val="22"/>
+        </w:rPr>
+        <w:t>international</w:t>
+      </w:r>
+      <w:r>
+        <w:rPr>
+          <w:rFonts w:ascii="Calibri" w:hAnsi="Calibri"/>
+          <w:sz w:val="22"/>
+        </w:rPr>
+        <w:t xml:space="preserve"> → Vercel target  </w:t>
+      </w:r>
+    </w:p>
+    <w:p>
+      <w:pPr>
+        <w:pStyle w:val="ListBullet"/>
+      </w:pPr>
+      <w:r>
+        <w:rPr>
+          <w:rFonts w:ascii="Calibri" w:hAnsi="Calibri"/>
+          <w:sz w:val="22"/>
+        </w:rPr>
+        <w:t xml:space="preserve">[ ] Added </w:t>
+      </w:r>
+      <w:r>
+        <w:rPr>
+          <w:rFonts w:ascii="Consolas" w:hAnsi="Consolas"/>
+          <w:sz w:val="22"/>
+        </w:rPr>
+        <w:t>_vercel</w:t>
+      </w:r>
+      <w:r>
+        <w:rPr>
+          <w:rFonts w:ascii="Calibri" w:hAnsi="Calibri"/>
+          <w:sz w:val="22"/>
+        </w:rPr>
+        <w:t xml:space="preserve"> TXT only if Vercel requested it  </w:t>
+      </w:r>
+    </w:p>
+    <w:p>
+      <w:pPr>
+        <w:pStyle w:val="ListBullet"/>
+      </w:pPr>
+      <w:r>
+        <w:rPr>
+          <w:rFonts w:ascii="Calibri" w:hAnsi="Calibri"/>
+          <w:sz w:val="22"/>
+        </w:rPr>
+        <w:t xml:space="preserve">[ ] Verified with </w:t>
+      </w:r>
+      <w:r>
+        <w:rPr>
+          <w:rFonts w:ascii="Consolas" w:hAnsi="Consolas"/>
+          <w:sz w:val="22"/>
+        </w:rPr>
+        <w:t>dig</w:t>
+      </w:r>
+      <w:r>
+        <w:rPr>
+          <w:rFonts w:ascii="Calibri" w:hAnsi="Calibri"/>
+          <w:sz w:val="22"/>
+        </w:rPr>
+        <w:t xml:space="preserve"> that the name resolves via </w:t>
+      </w:r>
+      <w:r>
+        <w:rPr>
+          <w:rFonts w:ascii="Consolas" w:hAnsi="Consolas"/>
+          <w:sz w:val="22"/>
+        </w:rPr>
+        <w:t>vercel-dns</w:t>
+      </w:r>
+      <w:r>
+        <w:rPr>
+          <w:rFonts w:ascii="Calibri" w:hAnsi="Calibri"/>
+          <w:sz w:val="22"/>
+        </w:rPr>
+        <w:t xml:space="preserve">, </w:t>
+      </w:r>
+      <w:r>
+        <w:rPr>
+          <w:rFonts w:ascii="Calibri" w:hAnsi="Calibri"/>
+          <w:b/>
+          <w:sz w:val="22"/>
+        </w:rPr>
+        <w:t>not</w:t>
+      </w:r>
+      <w:r>
+        <w:rPr>
+          <w:rFonts w:ascii="Calibri" w:hAnsi="Calibri"/>
+          <w:sz w:val="22"/>
+        </w:rPr>
+        <w:t xml:space="preserve"> Finalsite  </w:t>
+      </w:r>
+    </w:p>
+    <w:p>
+      <w:pPr>
+        <w:pStyle w:val="ListBullet"/>
+      </w:pPr>
+      <w:r>
+        <w:rPr>
+          <w:rFonts w:ascii="Calibri" w:hAnsi="Calibri"/>
+          <w:sz w:val="22"/>
+        </w:rPr>
+        <w:t xml:space="preserve">[ ] Confirmed </w:t>
+      </w:r>
+      <w:r>
+        <w:rPr>
+          <w:rFonts w:ascii="Consolas" w:hAnsi="Consolas"/>
+          <w:sz w:val="22"/>
+        </w:rPr>
+        <w:t>https://www.ellesmere.com</w:t>
+      </w:r>
+      <w:r>
+        <w:rPr>
+          <w:rFonts w:ascii="Calibri" w:hAnsi="Calibri"/>
+          <w:sz w:val="22"/>
+        </w:rPr>
+        <w:t xml:space="preserve"> still loads Finalsite  </w:t>
+      </w:r>
+    </w:p>
+    <w:p>
+      <w:pPr>
+        <w:pStyle w:val="ListBullet"/>
+      </w:pPr>
+      <w:r>
+        <w:rPr>
+          <w:rFonts w:ascii="Calibri" w:hAnsi="Calibri"/>
+          <w:sz w:val="22"/>
+        </w:rPr>
+        <w:t xml:space="preserve">[ ] (Optional) Added Finalsite nav/page link to the new URL  </w:t>
+      </w:r>
+    </w:p>
+    <w:p>
+      <w:r>
+        <w:rPr>
+          <w:rFonts w:ascii="Calibri" w:hAnsi="Calibri"/>
+          <w:b/>
+          <w:sz w:val="22"/>
+        </w:rPr>
+        <w:t>ECI team</w:t>
+      </w:r>
+    </w:p>
+    <w:p>
+      <w:pPr>
+        <w:pStyle w:val="ListBullet"/>
+      </w:pPr>
+      <w:r>
+        <w:rPr>
+          <w:rFonts w:ascii="Calibri" w:hAnsi="Calibri"/>
+          <w:sz w:val="22"/>
+        </w:rPr>
+        <w:t xml:space="preserve">[ ] Domain added on Vercel project; status </w:t>
+      </w:r>
+      <w:r>
+        <w:rPr>
+          <w:rFonts w:ascii="Calibri" w:hAnsi="Calibri"/>
+          <w:b/>
+          <w:sz w:val="22"/>
+        </w:rPr>
+        <w:t>Valid</w:t>
+      </w:r>
+      <w:r>
+        <w:rPr>
+          <w:rFonts w:ascii="Calibri" w:hAnsi="Calibri"/>
+          <w:sz w:val="22"/>
+        </w:rPr>
+        <w:t xml:space="preserve">; SSL issued  </w:t>
+      </w:r>
+    </w:p>
+    <w:p>
+      <w:pPr>
+        <w:pStyle w:val="ListBullet"/>
+      </w:pPr>
+      <w:r>
+        <w:rPr>
+          <w:rFonts w:ascii="Calibri" w:hAnsi="Calibri"/>
+          <w:sz w:val="22"/>
+        </w:rPr>
+        <w:t xml:space="preserve">[ ] Supabase auth URLs updated for the custom domain  </w:t>
+      </w:r>
+    </w:p>
+    <w:p>
+      <w:pPr>
+        <w:pStyle w:val="ListBullet"/>
+      </w:pPr>
+      <w:r>
+        <w:rPr>
+          <w:rFonts w:ascii="Calibri" w:hAnsi="Calibri"/>
+          <w:sz w:val="22"/>
+        </w:rPr>
+        <w:t xml:space="preserve">[ ] Production env vars set on Vercel  </w:t>
+      </w:r>
+    </w:p>
+    <w:p>
+      <w:pPr>
+        <w:pStyle w:val="ListBullet"/>
+      </w:pPr>
+      <w:r>
+        <w:rPr>
+          <w:rFonts w:ascii="Calibri" w:hAnsi="Calibri"/>
+          <w:sz w:val="22"/>
+        </w:rPr>
+        <w:t xml:space="preserve">[ ] Public + portal smoke tests passed on </w:t>
+      </w:r>
+      <w:r>
+        <w:rPr>
+          <w:rFonts w:ascii="Consolas" w:hAnsi="Consolas"/>
+          <w:sz w:val="22"/>
+        </w:rPr>
+        <w:t>https://international.ellesmere.com</w:t>
+      </w:r>
+      <w:r>
+        <w:rPr>
+          <w:rFonts w:ascii="Calibri" w:hAnsi="Calibri"/>
+          <w:sz w:val="22"/>
+        </w:rPr>
+        <w:t xml:space="preserve">  </w:t>
+      </w:r>
+    </w:p>
+    <w:p>
+      <w:pPr>
+        <w:pStyle w:val="ListBullet"/>
+      </w:pPr>
+      <w:r>
+        <w:rPr>
+          <w:rFonts w:ascii="Calibri" w:hAnsi="Calibri"/>
+          <w:sz w:val="22"/>
+        </w:rPr>
+        <w:t xml:space="preserve">[ ] Stakeholders notified of the live URL  </w:t>
+      </w:r>
+    </w:p>
+    <w:p>
+      <w:pPr>
+        <w:pStyle w:val="Heading2"/>
+      </w:pPr>
+      <w:r>
+        <w:t>11. Rollback</w:t>
+      </w:r>
+    </w:p>
+    <w:p>
+      <w:pPr>
+        <w:pStyle w:val="ListNumber"/>
+      </w:pPr>
+      <w:r>
+        <w:rPr>
+          <w:rFonts w:ascii="Calibri" w:hAnsi="Calibri"/>
+          <w:sz w:val="22"/>
+        </w:rPr>
+        <w:t xml:space="preserve">In GoDaddy DNS, </w:t>
+      </w:r>
+      <w:r>
+        <w:rPr>
+          <w:rFonts w:ascii="Calibri" w:hAnsi="Calibri"/>
+          <w:b/>
+          <w:sz w:val="22"/>
+        </w:rPr>
+        <w:t>delete</w:t>
+      </w:r>
+      <w:r>
+        <w:rPr>
+          <w:rFonts w:ascii="Calibri" w:hAnsi="Calibri"/>
+          <w:sz w:val="22"/>
+        </w:rPr>
+        <w:t xml:space="preserve"> (or disable) only the </w:t>
+      </w:r>
+      <w:r>
+        <w:rPr>
+          <w:rFonts w:ascii="Consolas" w:hAnsi="Consolas"/>
+          <w:sz w:val="22"/>
+        </w:rPr>
+        <w:t>international</w:t>
+      </w:r>
+      <w:r>
+        <w:rPr>
+          <w:rFonts w:ascii="Calibri" w:hAnsi="Calibri"/>
+          <w:sz w:val="22"/>
+        </w:rPr>
+        <w:t xml:space="preserve"> CNAME.  </w:t>
+      </w:r>
+    </w:p>
+    <w:p>
+      <w:pPr>
+        <w:pStyle w:val="ListNumber"/>
+      </w:pPr>
+      <w:r>
+        <w:rPr>
+          <w:rFonts w:ascii="Calibri" w:hAnsi="Calibri"/>
+          <w:sz w:val="22"/>
+        </w:rPr>
+        <w:t xml:space="preserve">Remove any </w:t>
+      </w:r>
+      <w:r>
+        <w:rPr>
+          <w:rFonts w:ascii="Consolas" w:hAnsi="Consolas"/>
+          <w:sz w:val="22"/>
+        </w:rPr>
+        <w:t>_vercel</w:t>
+      </w:r>
+      <w:r>
+        <w:rPr>
+          <w:rFonts w:ascii="Calibri" w:hAnsi="Calibri"/>
+          <w:sz w:val="22"/>
+        </w:rPr>
+        <w:t xml:space="preserve"> TXT that was added solely for this launch (if present).  </w:t>
+      </w:r>
+    </w:p>
+    <w:p>
+      <w:pPr>
+        <w:pStyle w:val="ListNumber"/>
+      </w:pPr>
+      <w:r>
+        <w:rPr>
+          <w:rFonts w:ascii="Calibri" w:hAnsi="Calibri"/>
+          <w:sz w:val="22"/>
+        </w:rPr>
+        <w:t xml:space="preserve">Leave all Finalsite / </w:t>
+      </w:r>
+      <w:r>
+        <w:rPr>
+          <w:rFonts w:ascii="Consolas" w:hAnsi="Consolas"/>
+          <w:sz w:val="22"/>
+        </w:rPr>
+        <w:t>www</w:t>
+      </w:r>
+      <w:r>
+        <w:rPr>
+          <w:rFonts w:ascii="Calibri" w:hAnsi="Calibri"/>
+          <w:sz w:val="22"/>
+        </w:rPr>
+        <w:t xml:space="preserve"> / mail / nameserver settings untouched.  </w:t>
+      </w:r>
+    </w:p>
+    <w:p>
+      <w:pPr>
+        <w:pStyle w:val="ListNumber"/>
+      </w:pPr>
+      <w:r>
+        <w:rPr>
+          <w:rFonts w:ascii="Calibri" w:hAnsi="Calibri"/>
+          <w:sz w:val="22"/>
+        </w:rPr>
+        <w:t>Tell the ECI team so they can remove or pause the domain in Vercel → Domains.</w:t>
+      </w:r>
+    </w:p>
+    <w:p>
+      <w:r>
+        <w:rPr>
+          <w:rFonts w:ascii="Calibri" w:hAnsi="Calibri"/>
+          <w:sz w:val="22"/>
+        </w:rPr>
+        <w:t>No Finalsite “Domain is live” change is involved, because this hostname was never added to Composer.</w:t>
+      </w:r>
+    </w:p>
+    <w:p>
+      <w:pPr>
+        <w:pStyle w:val="Heading2"/>
+      </w:pPr>
+      <w:r>
+        <w:t>12. Suggested message you can send Finalsite (only if needed)</w:t>
+      </w:r>
+    </w:p>
+    <w:p>
+      <w:pPr>
+        <w:ind w:left="360"/>
+      </w:pPr>
+      <w:r>
+        <w:rPr>
+          <w:rFonts w:ascii="Calibri" w:hAnsi="Calibri"/>
+          <w:i/>
+          <w:sz w:val="22"/>
+        </w:rPr>
+        <w:t xml:space="preserve">We are launching a separately hosted Ellesmere College International application on Vercel at </w:t>
+      </w:r>
+      <w:r>
+        <w:rPr>
+          <w:rFonts w:ascii="Consolas" w:hAnsi="Consolas"/>
+          <w:i/>
+          <w:sz w:val="22"/>
+        </w:rPr>
+        <w:t>international.ellesmere.com</w:t>
+      </w:r>
+      <w:r>
+        <w:rPr>
+          <w:rFonts w:ascii="Calibri" w:hAnsi="Calibri"/>
+          <w:i/>
+          <w:sz w:val="22"/>
+        </w:rPr>
+        <w:t xml:space="preserve">. This hostname must remain a DNS CNAME to Vercel and must </w:t>
+      </w:r>
+      <w:r>
+        <w:rPr>
+          <w:rFonts w:ascii="Calibri" w:hAnsi="Calibri"/>
+          <w:b/>
+          <w:i/>
+          <w:sz w:val="22"/>
+        </w:rPr>
+        <w:t>not</w:t>
+      </w:r>
+      <w:r>
+        <w:rPr>
+          <w:rFonts w:ascii="Calibri" w:hAnsi="Calibri"/>
+          <w:i/>
+          <w:sz w:val="22"/>
+        </w:rPr>
+        <w:t xml:space="preserve"> be configured as a Finalsite Composer domain or Finalsite subdomain landing page. The primary site </w:t>
+      </w:r>
+      <w:r>
+        <w:rPr>
+          <w:rFonts w:ascii="Consolas" w:hAnsi="Consolas"/>
+          <w:i/>
+          <w:sz w:val="22"/>
+        </w:rPr>
+        <w:t>www.ellesmere.com</w:t>
+      </w:r>
+      <w:r>
+        <w:rPr>
+          <w:rFonts w:ascii="Calibri" w:hAnsi="Calibri"/>
+          <w:i/>
+          <w:sz w:val="22"/>
+        </w:rPr>
+        <w:t xml:space="preserve"> stays on Finalsite unchanged. We may add a standard hyperlink from Composer to </w:t>
+      </w:r>
+      <w:r>
+        <w:rPr>
+          <w:rFonts w:ascii="Consolas" w:hAnsi="Consolas"/>
+          <w:i/>
+          <w:sz w:val="22"/>
+        </w:rPr>
+        <w:t>https://international.ellesmere.com</w:t>
+      </w:r>
+      <w:r>
+        <w:rPr>
+          <w:rFonts w:ascii="Calibri" w:hAnsi="Calibri"/>
+          <w:i/>
+          <w:sz w:val="22"/>
+        </w:rPr>
+        <w:t xml:space="preserve">. Nameservers for </w:t>
+      </w:r>
+      <w:r>
+        <w:rPr>
+          <w:rFonts w:ascii="Consolas" w:hAnsi="Consolas"/>
+          <w:i/>
+          <w:sz w:val="22"/>
+        </w:rPr>
+        <w:t>ellesmere.com</w:t>
+      </w:r>
+      <w:r>
+        <w:rPr>
+          <w:rFonts w:ascii="Calibri" w:hAnsi="Calibri"/>
+          <w:i/>
+          <w:sz w:val="22"/>
+        </w:rPr>
+        <w:t xml:space="preserve"> remain with the school’s current DNS provider.</w:t>
+      </w:r>
+    </w:p>
+    <w:p>
+      <w:pPr>
+        <w:pStyle w:val="Heading2"/>
+      </w:pPr>
+      <w:r>
+        <w:t>13. Contacts / blanks for the school to fill</w:t>
+      </w:r>
+    </w:p>
+    <w:tbl>
+      <w:tblPr>
+        <w:tblStyle w:val="TableGrid"/>
+        <w:tblW w:type="auto" w:w="0"/>
+        <w:tblLook w:firstColumn="1" w:firstRow="1" w:lastColumn="0" w:lastRow="0" w:noHBand="0" w:noVBand="1" w:val="04A0"/>
+      </w:tblPr>
+      <w:tblGrid>
+        <w:gridCol w:w="3120"/>
+        <w:gridCol w:w="3120"/>
+        <w:gridCol w:w="3120"/>
+      </w:tblGrid>
+      <w:tr>
+        <w:tc>
+          <w:tcPr>
+            <w:tcW w:type="dxa" w:w="3120"/>
+            <w:shd w:fill="E8EEF4" w:val="clear"/>
+          </w:tcPr>
+          <w:p>
+            <w:r>
+              <w:rPr>
+                <w:b/>
+                <w:sz w:val="20"/>
+              </w:rPr>
+            </w:r>
+            <w:r>
+              <w:rPr>
+                <w:rFonts w:ascii="Calibri" w:hAnsi="Calibri"/>
+                <w:b/>
+                <w:sz w:val="20"/>
+              </w:rPr>
+              <w:t>Role</w:t>
+            </w:r>
+          </w:p>
+        </w:tc>
+        <w:tc>
+          <w:tcPr>
+            <w:tcW w:type="dxa" w:w="3120"/>
+            <w:shd w:fill="E8EEF4" w:val="clear"/>
+          </w:tcPr>
+          <w:p>
+            <w:r>
+              <w:rPr>
+                <w:b/>
+                <w:sz w:val="20"/>
+              </w:rPr>
+            </w:r>
+            <w:r>
+              <w:rPr>
                 <w:rFonts w:ascii="Calibri" w:hAnsi="Calibri"/>
                 <w:b/>
                 <w:sz w:val="20"/>
@@ -2467,6 +4629,407 @@
           <w:p>
             <w:r>
               <w:rPr>
+                <w:b/>
+                <w:sz w:val="20"/>
+              </w:rPr>
+            </w:r>
+            <w:r>
+              <w:rPr>
+                <w:rFonts w:ascii="Calibri" w:hAnsi="Calibri"/>
+                <w:b/>
+                <w:sz w:val="20"/>
+              </w:rPr>
+              <w:t>Email</w:t>
+            </w:r>
+          </w:p>
+        </w:tc>
+      </w:tr>
+      <w:tr>
+        <w:tc>
+          <w:tcPr>
+            <w:tcW w:type="dxa" w:w="3120"/>
+          </w:tcPr>
+          <w:p>
+            <w:r>
+              <w:rPr>
+                <w:sz w:val="20"/>
+              </w:rPr>
+            </w:r>
+            <w:r>
+              <w:rPr>
+                <w:rFonts w:ascii="Calibri" w:hAnsi="Calibri"/>
+                <w:sz w:val="20"/>
+              </w:rPr>
+              <w:t>Ellesmere IT / DNS owner</w:t>
+            </w:r>
+          </w:p>
+        </w:tc>
+        <w:tc>
+          <w:tcPr>
+            <w:tcW w:type="dxa" w:w="3120"/>
+          </w:tcPr>
+          <w:p>
+            <w:r>
+              <w:rPr>
+                <w:sz w:val="20"/>
+              </w:rPr>
+            </w:r>
+          </w:p>
+        </w:tc>
+        <w:tc>
+          <w:tcPr>
+            <w:tcW w:type="dxa" w:w="3120"/>
+          </w:tcPr>
+          <w:p>
+            <w:r>
+              <w:rPr>
+                <w:sz w:val="20"/>
+              </w:rPr>
+            </w:r>
+          </w:p>
+        </w:tc>
+      </w:tr>
+      <w:tr>
+        <w:tc>
+          <w:tcPr>
+            <w:tcW w:type="dxa" w:w="3120"/>
+          </w:tcPr>
+          <w:p>
+            <w:r>
+              <w:rPr>
+                <w:sz w:val="20"/>
+              </w:rPr>
+            </w:r>
+            <w:r>
+              <w:rPr>
+                <w:rFonts w:ascii="Calibri" w:hAnsi="Calibri"/>
+                <w:sz w:val="20"/>
+              </w:rPr>
+              <w:t>ECI project owner</w:t>
+            </w:r>
+          </w:p>
+        </w:tc>
+        <w:tc>
+          <w:tcPr>
+            <w:tcW w:type="dxa" w:w="3120"/>
+          </w:tcPr>
+          <w:p>
+            <w:r>
+              <w:rPr>
+                <w:sz w:val="20"/>
+              </w:rPr>
+            </w:r>
+          </w:p>
+        </w:tc>
+        <w:tc>
+          <w:tcPr>
+            <w:tcW w:type="dxa" w:w="3120"/>
+          </w:tcPr>
+          <w:p>
+            <w:r>
+              <w:rPr>
+                <w:sz w:val="20"/>
+              </w:rPr>
+            </w:r>
+          </w:p>
+        </w:tc>
+      </w:tr>
+      <w:tr>
+        <w:tc>
+          <w:tcPr>
+            <w:tcW w:type="dxa" w:w="3120"/>
+          </w:tcPr>
+          <w:p>
+            <w:r>
+              <w:rPr>
+                <w:sz w:val="20"/>
+              </w:rPr>
+            </w:r>
+            <w:r>
+              <w:rPr>
+                <w:rFonts w:ascii="Calibri" w:hAnsi="Calibri"/>
+                <w:sz w:val="20"/>
+              </w:rPr>
+              <w:t>Vercel project / team</w:t>
+            </w:r>
+          </w:p>
+        </w:tc>
+        <w:tc>
+          <w:tcPr>
+            <w:tcW w:type="dxa" w:w="3120"/>
+          </w:tcPr>
+          <w:p>
+            <w:r>
+              <w:rPr>
+                <w:sz w:val="20"/>
+              </w:rPr>
+            </w:r>
+            <w:r>
+              <w:rPr>
+                <w:rFonts w:ascii="Calibri" w:hAnsi="Calibri"/>
+                <w:sz w:val="20"/>
+              </w:rPr>
+              <w:t>ECI (</w:t>
+            </w:r>
+            <w:r>
+              <w:rPr>
+                <w:rFonts w:ascii="Consolas" w:hAnsi="Consolas"/>
+                <w:sz w:val="20"/>
+              </w:rPr>
+              <w:t>eci-platform</w:t>
+            </w:r>
+            <w:r>
+              <w:rPr>
+                <w:rFonts w:ascii="Calibri" w:hAnsi="Calibri"/>
+                <w:sz w:val="20"/>
+              </w:rPr>
+              <w:t xml:space="preserve"> / </w:t>
+            </w:r>
+            <w:r>
+              <w:rPr>
+                <w:rFonts w:ascii="Consolas" w:hAnsi="Consolas"/>
+                <w:sz w:val="20"/>
+              </w:rPr>
+              <w:t>eci-platform-seven.vercel.app</w:t>
+            </w:r>
+            <w:r>
+              <w:rPr>
+                <w:rFonts w:ascii="Calibri" w:hAnsi="Calibri"/>
+                <w:sz w:val="20"/>
+              </w:rPr>
+              <w:t>)</w:t>
+            </w:r>
+          </w:p>
+        </w:tc>
+        <w:tc>
+          <w:tcPr>
+            <w:tcW w:type="dxa" w:w="3120"/>
+          </w:tcPr>
+          <w:p>
+            <w:r>
+              <w:rPr>
+                <w:sz w:val="20"/>
+              </w:rPr>
+            </w:r>
+          </w:p>
+        </w:tc>
+      </w:tr>
+      <w:tr>
+        <w:tc>
+          <w:tcPr>
+            <w:tcW w:type="dxa" w:w="3120"/>
+          </w:tcPr>
+          <w:p>
+            <w:r>
+              <w:rPr>
+                <w:sz w:val="20"/>
+              </w:rPr>
+            </w:r>
+            <w:r>
+              <w:rPr>
+                <w:rFonts w:ascii="Calibri" w:hAnsi="Calibri"/>
+                <w:sz w:val="20"/>
+              </w:rPr>
+              <w:t>Agreed Vercel CNAME target</w:t>
+            </w:r>
+          </w:p>
+        </w:tc>
+        <w:tc>
+          <w:tcPr>
+            <w:tcW w:type="dxa" w:w="3120"/>
+          </w:tcPr>
+          <w:p>
+            <w:r>
+              <w:rPr>
+                <w:sz w:val="20"/>
+              </w:rPr>
+            </w:r>
+          </w:p>
+        </w:tc>
+        <w:tc>
+          <w:tcPr>
+            <w:tcW w:type="dxa" w:w="3120"/>
+          </w:tcPr>
+          <w:p>
+            <w:r>
+              <w:rPr>
+                <w:sz w:val="20"/>
+              </w:rPr>
+            </w:r>
+          </w:p>
+        </w:tc>
+      </w:tr>
+      <w:tr>
+        <w:tc>
+          <w:tcPr>
+            <w:tcW w:type="dxa" w:w="3120"/>
+          </w:tcPr>
+          <w:p>
+            <w:r>
+              <w:rPr>
+                <w:sz w:val="20"/>
+              </w:rPr>
+            </w:r>
+            <w:r>
+              <w:rPr>
+                <w:rFonts w:ascii="Consolas" w:hAnsi="Consolas"/>
+                <w:sz w:val="20"/>
+              </w:rPr>
+              <w:t>_vercel</w:t>
+            </w:r>
+            <w:r>
+              <w:rPr>
+                <w:rFonts w:ascii="Calibri" w:hAnsi="Calibri"/>
+                <w:sz w:val="20"/>
+              </w:rPr>
+              <w:t xml:space="preserve"> TXT required?</w:t>
+            </w:r>
+          </w:p>
+        </w:tc>
+        <w:tc>
+          <w:tcPr>
+            <w:tcW w:type="dxa" w:w="3120"/>
+          </w:tcPr>
+          <w:p>
+            <w:r>
+              <w:rPr>
+                <w:sz w:val="20"/>
+              </w:rPr>
+            </w:r>
+            <w:r>
+              <w:rPr>
+                <w:rFonts w:ascii="Calibri" w:hAnsi="Calibri"/>
+                <w:sz w:val="20"/>
+              </w:rPr>
+              <w:t>Yes / No — value:</w:t>
+            </w:r>
+          </w:p>
+        </w:tc>
+        <w:tc>
+          <w:tcPr>
+            <w:tcW w:type="dxa" w:w="3120"/>
+          </w:tcPr>
+          <w:p>
+            <w:r>
+              <w:rPr>
+                <w:sz w:val="20"/>
+              </w:rPr>
+            </w:r>
+          </w:p>
+        </w:tc>
+      </w:tr>
+      <w:tr>
+        <w:tc>
+          <w:tcPr>
+            <w:tcW w:type="dxa" w:w="3120"/>
+          </w:tcPr>
+          <w:p>
+            <w:r>
+              <w:rPr>
+                <w:sz w:val="20"/>
+              </w:rPr>
+            </w:r>
+            <w:r>
+              <w:rPr>
+                <w:rFonts w:ascii="Calibri" w:hAnsi="Calibri"/>
+                <w:sz w:val="20"/>
+              </w:rPr>
+              <w:t>Target go-live date</w:t>
+            </w:r>
+          </w:p>
+        </w:tc>
+        <w:tc>
+          <w:tcPr>
+            <w:tcW w:type="dxa" w:w="3120"/>
+          </w:tcPr>
+          <w:p>
+            <w:r>
+              <w:rPr>
+                <w:sz w:val="20"/>
+              </w:rPr>
+            </w:r>
+          </w:p>
+        </w:tc>
+        <w:tc>
+          <w:tcPr>
+            <w:tcW w:type="dxa" w:w="3120"/>
+          </w:tcPr>
+          <w:p>
+            <w:r>
+              <w:rPr>
+                <w:sz w:val="20"/>
+              </w:rPr>
+            </w:r>
+          </w:p>
+        </w:tc>
+      </w:tr>
+    </w:tbl>
+    <w:p/>
+    <w:p>
+      <w:pPr>
+        <w:pStyle w:val="Heading2"/>
+      </w:pPr>
+      <w:r>
+        <w:t>Appendix A — Current DNS snapshot (reference)</w:t>
+      </w:r>
+    </w:p>
+    <w:p>
+      <w:r>
+        <w:rPr>
+          <w:rFonts w:ascii="Calibri" w:hAnsi="Calibri"/>
+          <w:sz w:val="22"/>
+        </w:rPr>
+        <w:t>Observed before launch (for orientation; re-verify at cutover):</w:t>
+      </w:r>
+    </w:p>
+    <w:tbl>
+      <w:tblPr>
+        <w:tblStyle w:val="TableGrid"/>
+        <w:tblW w:type="auto" w:w="0"/>
+        <w:tblLook w:firstColumn="1" w:firstRow="1" w:lastColumn="0" w:lastRow="0" w:noHBand="0" w:noVBand="1" w:val="04A0"/>
+      </w:tblPr>
+      <w:tblGrid>
+        <w:gridCol w:w="3120"/>
+        <w:gridCol w:w="3120"/>
+        <w:gridCol w:w="3120"/>
+      </w:tblGrid>
+      <w:tr>
+        <w:tc>
+          <w:tcPr>
+            <w:tcW w:type="dxa" w:w="3120"/>
+            <w:shd w:fill="E8EEF4" w:val="clear"/>
+          </w:tcPr>
+          <w:p>
+            <w:r>
+              <w:rPr>
+                <w:b/>
+                <w:sz w:val="20"/>
+              </w:rPr>
+            </w:r>
+            <w:r>
+              <w:rPr>
+                <w:rFonts w:ascii="Calibri" w:hAnsi="Calibri"/>
+                <w:b/>
+                <w:sz w:val="20"/>
+              </w:rPr>
+              <w:t>Name</w:t>
+            </w:r>
+          </w:p>
+        </w:tc>
+        <w:tc>
+          <w:tcPr>
+            <w:tcW w:type="dxa" w:w="3120"/>
+            <w:shd w:fill="E8EEF4" w:val="clear"/>
+          </w:tcPr>
+          <w:p>
+            <w:r>
+              <w:rPr>
+                <w:b/>
+                <w:sz w:val="20"/>
+              </w:rPr>
+            </w:r>
+            <w:r>
+              <w:rPr>
                 <w:rFonts w:ascii="Calibri" w:hAnsi="Calibri"/>
                 <w:b/>
                 <w:sz w:val="20"/>
@@ -2481,6 +5044,12 @@
             <w:shd w:fill="E8EEF4" w:val="clear"/>
           </w:tcPr>
           <w:p>
+            <w:r>
+              <w:rPr>
+                <w:b/>
+                <w:sz w:val="20"/>
+              </w:rPr>
+            </w:r>
             <w:r>
               <w:rPr>
                 <w:rFonts w:ascii="Calibri" w:hAnsi="Calibri"/>
@@ -2500,7 +5069,12 @@
           <w:p>
             <w:r>
               <w:rPr>
-                <w:rFonts w:ascii="Calibri" w:hAnsi="Calibri"/>
+                <w:sz w:val="20"/>
+              </w:rPr>
+            </w:r>
+            <w:r>
+              <w:rPr>
+                <w:rFonts w:ascii="Consolas" w:hAnsi="Consolas"/>
                 <w:sz w:val="20"/>
               </w:rPr>
               <w:t>ellesmere.com</w:t>
@@ -2512,6 +5086,11 @@
             <w:tcW w:type="dxa" w:w="3120"/>
           </w:tcPr>
           <w:p>
+            <w:r>
+              <w:rPr>
+                <w:sz w:val="20"/>
+              </w:rPr>
+            </w:r>
             <w:r>
               <w:rPr>
                 <w:rFonts w:ascii="Calibri" w:hAnsi="Calibri"/>
@@ -2528,10 +5107,29 @@
           <w:p>
             <w:r>
               <w:rPr>
+                <w:sz w:val="20"/>
+              </w:rPr>
+            </w:r>
+            <w:r>
+              <w:rPr>
                 <w:rFonts w:ascii="Calibri" w:hAnsi="Calibri"/>
                 <w:sz w:val="20"/>
               </w:rPr>
-              <w:t>Finalsite/Cloudflare edge (104.17.71.73)</w:t>
+              <w:t>Finalsite/Cloudflare edge (</w:t>
+            </w:r>
+            <w:r>
+              <w:rPr>
+                <w:rFonts w:ascii="Consolas" w:hAnsi="Consolas"/>
+                <w:sz w:val="20"/>
+              </w:rPr>
+              <w:t>104.17.71.73</w:t>
+            </w:r>
+            <w:r>
+              <w:rPr>
+                <w:rFonts w:ascii="Calibri" w:hAnsi="Calibri"/>
+                <w:sz w:val="20"/>
+              </w:rPr>
+              <w:t>)</w:t>
             </w:r>
           </w:p>
         </w:tc>
@@ -2544,7 +5142,12 @@
           <w:p>
             <w:r>
               <w:rPr>
-                <w:rFonts w:ascii="Calibri" w:hAnsi="Calibri"/>
+                <w:sz w:val="20"/>
+              </w:rPr>
+            </w:r>
+            <w:r>
+              <w:rPr>
+                <w:rFonts w:ascii="Consolas" w:hAnsi="Consolas"/>
                 <w:sz w:val="20"/>
               </w:rPr>
               <w:t>www.ellesmere.com</w:t>
@@ -2556,6 +5159,11 @@
             <w:tcW w:type="dxa" w:w="3120"/>
           </w:tcPr>
           <w:p>
+            <w:r>
+              <w:rPr>
+                <w:sz w:val="20"/>
+              </w:rPr>
+            </w:r>
             <w:r>
               <w:rPr>
                 <w:rFonts w:ascii="Calibri" w:hAnsi="Calibri"/>
@@ -2572,7 +5180,12 @@
           <w:p>
             <w:r>
               <w:rPr>
-                <w:rFonts w:ascii="Calibri" w:hAnsi="Calibri"/>
+                <w:sz w:val="20"/>
+              </w:rPr>
+            </w:r>
+            <w:r>
+              <w:rPr>
+                <w:rFonts w:ascii="Consolas" w:hAnsi="Consolas"/>
                 <w:sz w:val="20"/>
               </w:rPr>
               <w:t>ellesmerecom.finalsite.com</w:t>
@@ -2586,6 +5199,11 @@
             <w:tcW w:type="dxa" w:w="3120"/>
           </w:tcPr>
           <w:p>
+            <w:r>
+              <w:rPr>
+                <w:sz w:val="20"/>
+              </w:rPr>
+            </w:r>
             <w:r>
               <w:rPr>
                 <w:rFonts w:ascii="Calibri" w:hAnsi="Calibri"/>
@@ -2602,6 +5220,11 @@
           <w:p>
             <w:r>
               <w:rPr>
+                <w:sz w:val="20"/>
+              </w:rPr>
+            </w:r>
+            <w:r>
+              <w:rPr>
                 <w:rFonts w:ascii="Calibri" w:hAnsi="Calibri"/>
                 <w:sz w:val="20"/>
               </w:rPr>
@@ -2616,10 +5239,29 @@
           <w:p>
             <w:r>
               <w:rPr>
+                <w:sz w:val="20"/>
+              </w:rPr>
+            </w:r>
+            <w:r>
+              <w:rPr>
+                <w:rFonts w:ascii="Consolas" w:hAnsi="Consolas"/>
+                <w:sz w:val="20"/>
+              </w:rPr>
+              <w:t>ns43.domaincontrol.com</w:t>
+            </w:r>
+            <w:r>
+              <w:rPr>
                 <w:rFonts w:ascii="Calibri" w:hAnsi="Calibri"/>
                 <w:sz w:val="20"/>
               </w:rPr>
-              <w:t>ns43.domaincontrol.com, ns44.domaincontrol.com</w:t>
+              <w:t xml:space="preserve">, </w:t>
+            </w:r>
+            <w:r>
+              <w:rPr>
+                <w:rFonts w:ascii="Consolas" w:hAnsi="Consolas"/>
+                <w:sz w:val="20"/>
+              </w:rPr>
+              <w:t>ns44.domaincontrol.com</w:t>
             </w:r>
           </w:p>
         </w:tc>
@@ -2630,6 +5272,11 @@
             <w:tcW w:type="dxa" w:w="3120"/>
           </w:tcPr>
           <w:p>
+            <w:r>
+              <w:rPr>
+                <w:sz w:val="20"/>
+              </w:rPr>
+            </w:r>
             <w:r>
               <w:rPr>
                 <w:rFonts w:ascii="Calibri" w:hAnsi="Calibri"/>
@@ -2646,6 +5293,11 @@
           <w:p>
             <w:r>
               <w:rPr>
+                <w:sz w:val="20"/>
+              </w:rPr>
+            </w:r>
+            <w:r>
+              <w:rPr>
                 <w:rFonts w:ascii="Calibri" w:hAnsi="Calibri"/>
                 <w:sz w:val="20"/>
               </w:rPr>
@@ -2660,7 +5312,12 @@
           <w:p>
             <w:r>
               <w:rPr>
-                <w:rFonts w:ascii="Calibri" w:hAnsi="Calibri"/>
+                <w:sz w:val="20"/>
+              </w:rPr>
+            </w:r>
+            <w:r>
+              <w:rPr>
+                <w:rFonts w:ascii="Consolas" w:hAnsi="Consolas"/>
                 <w:sz w:val="20"/>
               </w:rPr>
               <w:t>ellesmere-com.mail.protection.outlook.com</w:t>
@@ -2676,7 +5333,78 @@
           <w:p>
             <w:r>
               <w:rPr>
+                <w:sz w:val="20"/>
+              </w:rPr>
+            </w:r>
+            <w:r>
+              <w:rPr>
                 <w:rFonts w:ascii="Calibri" w:hAnsi="Calibri"/>
+                <w:sz w:val="20"/>
+              </w:rPr>
+              <w:t>Temporary ECI URL</w:t>
+            </w:r>
+          </w:p>
+        </w:tc>
+        <w:tc>
+          <w:tcPr>
+            <w:tcW w:type="dxa" w:w="3120"/>
+          </w:tcPr>
+          <w:p>
+            <w:r>
+              <w:rPr>
+                <w:sz w:val="20"/>
+              </w:rPr>
+            </w:r>
+            <w:r>
+              <w:rPr>
+                <w:rFonts w:ascii="Calibri" w:hAnsi="Calibri"/>
+                <w:sz w:val="20"/>
+              </w:rPr>
+              <w:t>HTTPS</w:t>
+            </w:r>
+          </w:p>
+        </w:tc>
+        <w:tc>
+          <w:tcPr>
+            <w:tcW w:type="dxa" w:w="3120"/>
+          </w:tcPr>
+          <w:p>
+            <w:r>
+              <w:rPr>
+                <w:sz w:val="20"/>
+              </w:rPr>
+            </w:r>
+            <w:r>
+              <w:rPr>
+                <w:rFonts w:ascii="Consolas" w:hAnsi="Consolas"/>
+                <w:sz w:val="20"/>
+              </w:rPr>
+              <w:t>https://eci-platform-seven.vercel.app</w:t>
+            </w:r>
+            <w:r>
+              <w:rPr>
+                <w:rFonts w:ascii="Calibri" w:hAnsi="Calibri"/>
+                <w:sz w:val="20"/>
+              </w:rPr>
+              <w:t xml:space="preserve"> (Vercel)</w:t>
+            </w:r>
+          </w:p>
+        </w:tc>
+      </w:tr>
+      <w:tr>
+        <w:tc>
+          <w:tcPr>
+            <w:tcW w:type="dxa" w:w="3120"/>
+          </w:tcPr>
+          <w:p>
+            <w:r>
+              <w:rPr>
+                <w:sz w:val="20"/>
+              </w:rPr>
+            </w:r>
+            <w:r>
+              <w:rPr>
+                <w:rFonts w:ascii="Consolas" w:hAnsi="Consolas"/>
                 <w:sz w:val="20"/>
               </w:rPr>
               <w:t>international.ellesmere.com</w:t>
@@ -2688,6 +5416,11 @@
             <w:tcW w:type="dxa" w:w="3120"/>
           </w:tcPr>
           <w:p>
+            <w:r>
+              <w:rPr>
+                <w:sz w:val="20"/>
+              </w:rPr>
+            </w:r>
             <w:r>
               <w:rPr>
                 <w:rFonts w:ascii="Calibri" w:hAnsi="Calibri"/>
@@ -2704,10 +5437,23 @@
           <w:p>
             <w:r>
               <w:rPr>
+                <w:sz w:val="20"/>
+              </w:rPr>
+            </w:r>
+            <w:r>
+              <w:rPr>
+                <w:rFonts w:ascii="Calibri" w:hAnsi="Calibri"/>
+                <w:b/>
+                <w:sz w:val="20"/>
+              </w:rPr>
+              <w:t>Not configured</w:t>
+            </w:r>
+            <w:r>
+              <w:rPr>
                 <w:rFonts w:ascii="Calibri" w:hAnsi="Calibri"/>
                 <w:sz w:val="20"/>
               </w:rPr>
-              <w:t>Not configured (ready to create)</w:t>
+              <w:t xml:space="preserve"> (ready to create → Vercel CNAME)</w:t>
             </w:r>
           </w:p>
         </w:tc>
@@ -2716,138 +5462,255 @@
     <w:p/>
     <w:p>
       <w:pPr>
-        <w:pStyle w:val="Heading1"/>
+        <w:pStyle w:val="Heading2"/>
       </w:pPr>
       <w:r>
+        <w:t>Appendix B — Why this is separate from Finalsite</w:t>
+      </w:r>
+    </w:p>
+    <w:p>
+      <w:r>
+        <w:rPr>
+          <w:rFonts w:ascii="Calibri" w:hAnsi="Calibri"/>
+          <w:sz w:val="22"/>
+        </w:rPr>
+        <w:t xml:space="preserve">The ECI platform is a Next.js application on </w:t>
+      </w:r>
+      <w:r>
         <w:rPr>
           <w:rFonts w:ascii="Calibri" w:hAnsi="Calibri"/>
           <w:b/>
-          <w:color w:val="1A1A1A"/>
-          <w:sz w:val="32"/>
-        </w:rPr>
-        <w:t>Appendix B — Why this is separate from Finalsite</w:t>
+          <w:sz w:val="22"/>
+        </w:rPr>
+        <w:t>Vercel</w:t>
+      </w:r>
+      <w:r>
+        <w:rPr>
+          <w:rFonts w:ascii="Calibri" w:hAnsi="Calibri"/>
+          <w:sz w:val="22"/>
+        </w:rPr>
+        <w:t xml:space="preserve"> (public marketing pages plus password-controlled investor, agent, school, and team portals) with a Supabase backend. Finalsite remains the system of record for the UK main school website. Only the </w:t>
+      </w:r>
+      <w:r>
+        <w:rPr>
+          <w:rFonts w:ascii="Consolas" w:hAnsi="Consolas"/>
+          <w:sz w:val="22"/>
+        </w:rPr>
+        <w:t>international</w:t>
+      </w:r>
+      <w:r>
+        <w:rPr>
+          <w:rFonts w:ascii="Calibri" w:hAnsi="Calibri"/>
+          <w:sz w:val="22"/>
+        </w:rPr>
+        <w:t xml:space="preserve"> subdomain is delegated by CNAME to Vercel; the rest of the </w:t>
+      </w:r>
+      <w:r>
+        <w:rPr>
+          <w:rFonts w:ascii="Consolas" w:hAnsi="Consolas"/>
+          <w:sz w:val="22"/>
+        </w:rPr>
+        <w:t>ellesmere.com</w:t>
+      </w:r>
+      <w:r>
+        <w:rPr>
+          <w:rFonts w:ascii="Calibri" w:hAnsi="Calibri"/>
+          <w:sz w:val="22"/>
+        </w:rPr>
+        <w:t xml:space="preserve"> DNS zone stays as it is.</w:t>
+      </w:r>
+    </w:p>
+    <w:p>
+      <w:r>
+        <w:br w:type="page"/>
       </w:r>
     </w:p>
     <w:p>
       <w:pPr>
-        <w:spacing w:after="160"/>
+        <w:pStyle w:val="Heading1"/>
       </w:pPr>
       <w:r>
         <w:rPr>
-          <w:rFonts w:ascii="Calibri" w:hAnsi="Calibri"/>
-          <w:b w:val="0"/>
-          <w:i w:val="0"/>
-          <w:sz w:val="22"/>
-        </w:rPr>
-        <w:t>The ECI platform is a modern application (public marketing pages plus password-controlled investor, agent, school, and team portals). It depends on its own hosting runtime and Supabase backend. Finalsite remains the system of record for the UK main school website; ECI is an adjacent brand property on a school-owned subdomain.</w:t>
+          <w:color w:val="0B2E4A"/>
+        </w:rPr>
+        <w:t>Cover email — send to Ellesmere IT with the launch guide</w:t>
       </w:r>
     </w:p>
     <w:p>
       <w:r>
-        <w:br w:type="page"/>
+        <w:rPr>
+          <w:rFonts w:ascii="Calibri" w:hAnsi="Calibri"/>
+          <w:b/>
+          <w:sz w:val="22"/>
+        </w:rPr>
+        <w:t>Subject:</w:t>
+      </w:r>
+      <w:r>
+        <w:rPr>
+          <w:rFonts w:ascii="Calibri" w:hAnsi="Calibri"/>
+          <w:sz w:val="22"/>
+        </w:rPr>
+        <w:t xml:space="preserve"> Action required: DNS for </w:t>
+      </w:r>
+      <w:r>
+        <w:rPr>
+          <w:rFonts w:ascii="Consolas" w:hAnsi="Consolas"/>
+          <w:sz w:val="22"/>
+        </w:rPr>
+        <w:t>international.ellesmere.com</w:t>
+      </w:r>
+      <w:r>
+        <w:rPr>
+          <w:rFonts w:ascii="Calibri" w:hAnsi="Calibri"/>
+          <w:sz w:val="22"/>
+        </w:rPr>
+        <w:t xml:space="preserve"> (Vercel — not Finalsite)</w:t>
       </w:r>
     </w:p>
     <w:p>
       <w:r>
         <w:rPr>
           <w:rFonts w:ascii="Calibri" w:hAnsi="Calibri"/>
+          <w:sz w:val="22"/>
+        </w:rPr>
+        <w:t>Hello,</w:t>
+      </w:r>
+    </w:p>
+    <w:p>
+      <w:r>
+        <w:rPr>
+          <w:rFonts w:ascii="Calibri" w:hAnsi="Calibri"/>
+          <w:sz w:val="22"/>
+        </w:rPr>
+        <w:t>We are ready to launch the Ellesmere College International (ECI) website on a school subdomain:</w:t>
+      </w:r>
+    </w:p>
+    <w:p>
+      <w:r>
+        <w:rPr>
+          <w:rFonts w:ascii="Calibri" w:hAnsi="Calibri"/>
           <w:b/>
-          <w:color w:val="0B2E4A"/>
-          <w:sz w:val="36"/>
-        </w:rPr>
-        <w:t>Cover email — send to Ellesmere IT with this guide</w:t>
+          <w:sz w:val="22"/>
+        </w:rPr>
+        <w:t>`https://international.ellesmere.com`</w:t>
+      </w:r>
+    </w:p>
+    <w:p>
+      <w:r>
+        <w:rPr>
+          <w:rFonts w:ascii="Calibri" w:hAnsi="Calibri"/>
+          <w:sz w:val="22"/>
+        </w:rPr>
+        <w:t xml:space="preserve">The app already runs on </w:t>
+      </w:r>
+      <w:r>
+        <w:rPr>
+          <w:rFonts w:ascii="Calibri" w:hAnsi="Calibri"/>
+          <w:b/>
+          <w:sz w:val="22"/>
+        </w:rPr>
+        <w:t>Vercel</w:t>
+      </w:r>
+      <w:r>
+        <w:rPr>
+          <w:rFonts w:ascii="Calibri" w:hAnsi="Calibri"/>
+          <w:sz w:val="22"/>
+        </w:rPr>
+        <w:t xml:space="preserve"> (temporary URL: </w:t>
+      </w:r>
+      <w:r>
+        <w:rPr>
+          <w:rFonts w:ascii="Consolas" w:hAnsi="Consolas"/>
+          <w:sz w:val="22"/>
+        </w:rPr>
+        <w:t>https://eci-platform-seven.vercel.app</w:t>
+      </w:r>
+      <w:r>
+        <w:rPr>
+          <w:rFonts w:ascii="Calibri" w:hAnsi="Calibri"/>
+          <w:sz w:val="22"/>
+        </w:rPr>
+        <w:t xml:space="preserve">). It is </w:t>
+      </w:r>
+      <w:r>
+        <w:rPr>
+          <w:rFonts w:ascii="Calibri" w:hAnsi="Calibri"/>
+          <w:b/>
+          <w:sz w:val="22"/>
+        </w:rPr>
+        <w:t>not</w:t>
+      </w:r>
+      <w:r>
+        <w:rPr>
+          <w:rFonts w:ascii="Calibri" w:hAnsi="Calibri"/>
+          <w:sz w:val="22"/>
+        </w:rPr>
+        <w:t xml:space="preserve"> built in Finalsite and must </w:t>
+      </w:r>
+      <w:r>
+        <w:rPr>
+          <w:rFonts w:ascii="Calibri" w:hAnsi="Calibri"/>
+          <w:b/>
+          <w:sz w:val="22"/>
+        </w:rPr>
+        <w:t>not</w:t>
+      </w:r>
+      <w:r>
+        <w:rPr>
+          <w:rFonts w:ascii="Calibri" w:hAnsi="Calibri"/>
+          <w:sz w:val="22"/>
+        </w:rPr>
+        <w:t xml:space="preserve"> be pointed at </w:t>
+      </w:r>
+      <w:r>
+        <w:rPr>
+          <w:rFonts w:ascii="Consolas" w:hAnsi="Consolas"/>
+          <w:sz w:val="22"/>
+        </w:rPr>
+        <w:t>ellesmerecom.finalsite.com</w:t>
+      </w:r>
+      <w:r>
+        <w:rPr>
+          <w:rFonts w:ascii="Calibri" w:hAnsi="Calibri"/>
+          <w:sz w:val="22"/>
+        </w:rPr>
+        <w:t xml:space="preserve"> or configured as a Finalsite Composer domain. Please </w:t>
+      </w:r>
+      <w:r>
+        <w:rPr>
+          <w:rFonts w:ascii="Calibri" w:hAnsi="Calibri"/>
+          <w:b/>
+          <w:sz w:val="22"/>
+        </w:rPr>
+        <w:t>do not</w:t>
+      </w:r>
+      <w:r>
+        <w:rPr>
+          <w:rFonts w:ascii="Calibri" w:hAnsi="Calibri"/>
+          <w:sz w:val="22"/>
+        </w:rPr>
+        <w:t xml:space="preserve"> change nameservers for </w:t>
+      </w:r>
+      <w:r>
+        <w:rPr>
+          <w:rFonts w:ascii="Consolas" w:hAnsi="Consolas"/>
+          <w:sz w:val="22"/>
+        </w:rPr>
+        <w:t>ellesmere.com</w:t>
+      </w:r>
+      <w:r>
+        <w:rPr>
+          <w:rFonts w:ascii="Calibri" w:hAnsi="Calibri"/>
+          <w:sz w:val="22"/>
+        </w:rPr>
+        <w:t>.</w:t>
       </w:r>
     </w:p>
     <w:p>
       <w:pPr>
-        <w:spacing w:after="160"/>
+        <w:pStyle w:val="Heading3"/>
       </w:pPr>
       <w:r>
-        <w:rPr>
-          <w:rFonts w:ascii="Calibri" w:hAnsi="Calibri"/>
-          <w:b/>
-          <w:i w:val="0"/>
-          <w:sz w:val="22"/>
-        </w:rPr>
-        <w:t xml:space="preserve">Subject: </w:t>
-      </w:r>
-      <w:r>
-        <w:rPr>
-          <w:rFonts w:ascii="Calibri" w:hAnsi="Calibri"/>
-          <w:b w:val="0"/>
-          <w:i w:val="0"/>
-          <w:sz w:val="22"/>
-        </w:rPr>
-        <w:t>Action required: DNS for international.ellesmere.com (ECI site — not Finalsite)</w:t>
-      </w:r>
-    </w:p>
-    <w:p>
-      <w:pPr>
-        <w:spacing w:after="160"/>
-      </w:pPr>
-      <w:r>
-        <w:rPr>
-          <w:rFonts w:ascii="Calibri" w:hAnsi="Calibri"/>
-          <w:b w:val="0"/>
-          <w:i w:val="0"/>
-          <w:sz w:val="22"/>
-        </w:rPr>
-        <w:t>Hello,</w:t>
-      </w:r>
-    </w:p>
-    <w:p>
-      <w:pPr>
-        <w:spacing w:after="160"/>
-      </w:pPr>
-      <w:r>
-        <w:rPr>
-          <w:rFonts w:ascii="Calibri" w:hAnsi="Calibri"/>
-          <w:b w:val="0"/>
-          <w:i w:val="0"/>
-          <w:sz w:val="22"/>
-        </w:rPr>
-        <w:t>We are ready to launch the Ellesmere College International (ECI) website on a school subdomain:</w:t>
-      </w:r>
-    </w:p>
-    <w:p>
-      <w:pPr>
-        <w:spacing w:after="160"/>
-      </w:pPr>
-      <w:r>
-        <w:rPr>
-          <w:rFonts w:ascii="Calibri" w:hAnsi="Calibri"/>
-          <w:b/>
-          <w:i w:val="0"/>
-          <w:sz w:val="22"/>
-        </w:rPr>
-        <w:t>https://international.ellesmere.com</w:t>
-      </w:r>
-    </w:p>
-    <w:p>
-      <w:pPr>
-        <w:spacing w:after="160"/>
-      </w:pPr>
-      <w:r>
-        <w:rPr>
-          <w:rFonts w:ascii="Calibri" w:hAnsi="Calibri"/>
-          <w:b w:val="0"/>
-          <w:i w:val="0"/>
-          <w:sz w:val="22"/>
-        </w:rPr>
-        <w:t>This is a separately hosted application. It is not built in Finalsite and must not be pointed at ellesmerecom.finalsite.com or configured as a Finalsite Composer domain.</w:t>
-      </w:r>
-    </w:p>
-    <w:p>
-      <w:pPr>
-        <w:pStyle w:val="Heading2"/>
-      </w:pPr>
-      <w:r>
-        <w:rPr>
-          <w:rFonts w:ascii="Calibri" w:hAnsi="Calibri"/>
-          <w:b/>
-          <w:color w:val="1A1A1A"/>
-          <w:sz w:val="26"/>
-        </w:rPr>
         <w:t>What we need from IT</w:t>
       </w:r>
     </w:p>
@@ -2860,7 +5723,77 @@
           <w:rFonts w:ascii="Calibri" w:hAnsi="Calibri"/>
           <w:sz w:val="22"/>
         </w:rPr>
-        <w:t>Create a CNAME record — Host: international — Points to: [ECI team to paste hosting CNAME target here before sending]</w:t>
+        <w:t xml:space="preserve">Create a </w:t>
+      </w:r>
+      <w:r>
+        <w:rPr>
+          <w:rFonts w:ascii="Calibri" w:hAnsi="Calibri"/>
+          <w:b/>
+          <w:sz w:val="22"/>
+        </w:rPr>
+        <w:t>CNAME</w:t>
+      </w:r>
+      <w:r>
+        <w:rPr>
+          <w:rFonts w:ascii="Calibri" w:hAnsi="Calibri"/>
+          <w:sz w:val="22"/>
+        </w:rPr>
+        <w:t xml:space="preserve"> record (exact value from our Vercel Domains panel):</w:t>
+      </w:r>
+    </w:p>
+    <w:p>
+      <w:r>
+        <w:rPr>
+          <w:rFonts w:ascii="Calibri" w:hAnsi="Calibri"/>
+          <w:sz w:val="22"/>
+        </w:rPr>
+        <w:t xml:space="preserve">   - </w:t>
+      </w:r>
+      <w:r>
+        <w:rPr>
+          <w:rFonts w:ascii="Calibri" w:hAnsi="Calibri"/>
+          <w:b/>
+          <w:sz w:val="22"/>
+        </w:rPr>
+        <w:t>Host:</w:t>
+      </w:r>
+      <w:r>
+        <w:rPr>
+          <w:rFonts w:ascii="Calibri" w:hAnsi="Calibri"/>
+          <w:sz w:val="22"/>
+        </w:rPr>
+        <w:t xml:space="preserve"> </w:t>
+      </w:r>
+      <w:r>
+        <w:rPr>
+          <w:rFonts w:ascii="Consolas" w:hAnsi="Consolas"/>
+          <w:sz w:val="22"/>
+        </w:rPr>
+        <w:t>international</w:t>
+      </w:r>
+    </w:p>
+    <w:p>
+      <w:r>
+        <w:rPr>
+          <w:rFonts w:ascii="Calibri" w:hAnsi="Calibri"/>
+          <w:sz w:val="22"/>
+        </w:rPr>
+        <w:t xml:space="preserve">   - </w:t>
+      </w:r>
+      <w:r>
+        <w:rPr>
+          <w:rFonts w:ascii="Calibri" w:hAnsi="Calibri"/>
+          <w:b/>
+          <w:sz w:val="22"/>
+        </w:rPr>
+        <w:t>Points to:</w:t>
+      </w:r>
+      <w:r>
+        <w:rPr>
+          <w:rFonts w:ascii="Calibri" w:hAnsi="Calibri"/>
+          <w:sz w:val="22"/>
+        </w:rPr>
+        <w:t xml:space="preserve"> *[paste the CNAME shown in Vercel → Project → Settings → Domains for international.ellesmere.com]*</w:t>
       </w:r>
     </w:p>
     <w:p>
@@ -2872,7 +5805,45 @@
           <w:rFonts w:ascii="Calibri" w:hAnsi="Calibri"/>
           <w:sz w:val="22"/>
         </w:rPr>
-        <w:t>Leave www.ellesmere.com, apex, MX, and existing TXT records unchanged.</w:t>
+        <w:t>If Vercel also shows a verification record, add:</w:t>
+      </w:r>
+    </w:p>
+    <w:p>
+      <w:r>
+        <w:rPr>
+          <w:rFonts w:ascii="Calibri" w:hAnsi="Calibri"/>
+          <w:sz w:val="22"/>
+        </w:rPr>
+        <w:t xml:space="preserve">   - </w:t>
+      </w:r>
+      <w:r>
+        <w:rPr>
+          <w:rFonts w:ascii="Calibri" w:hAnsi="Calibri"/>
+          <w:b/>
+          <w:sz w:val="22"/>
+        </w:rPr>
+        <w:t>TXT</w:t>
+      </w:r>
+      <w:r>
+        <w:rPr>
+          <w:rFonts w:ascii="Calibri" w:hAnsi="Calibri"/>
+          <w:sz w:val="22"/>
+        </w:rPr>
+        <w:t xml:space="preserve"> host </w:t>
+      </w:r>
+      <w:r>
+        <w:rPr>
+          <w:rFonts w:ascii="Consolas" w:hAnsi="Consolas"/>
+          <w:sz w:val="22"/>
+        </w:rPr>
+        <w:t>_vercel</w:t>
+      </w:r>
+      <w:r>
+        <w:rPr>
+          <w:rFonts w:ascii="Calibri" w:hAnsi="Calibri"/>
+          <w:sz w:val="22"/>
+        </w:rPr>
+        <w:t xml:space="preserve"> with the value Vercel displays</w:t>
       </w:r>
     </w:p>
     <w:p>
@@ -2884,77 +5855,145 @@
           <w:rFonts w:ascii="Calibri" w:hAnsi="Calibri"/>
           <w:sz w:val="22"/>
         </w:rPr>
-        <w:t>Optionally add a normal hyperlink from the main Finalsite site to https://international.ellesmere.com (nav/International page only — no Finalsite domain setup).</w:t>
+        <w:t xml:space="preserve">Leave </w:t>
+      </w:r>
+      <w:r>
+        <w:rPr>
+          <w:rFonts w:ascii="Consolas" w:hAnsi="Consolas"/>
+          <w:sz w:val="22"/>
+        </w:rPr>
+        <w:t>www.ellesmere.com</w:t>
+      </w:r>
+      <w:r>
+        <w:rPr>
+          <w:rFonts w:ascii="Calibri" w:hAnsi="Calibri"/>
+          <w:sz w:val="22"/>
+        </w:rPr>
+        <w:t xml:space="preserve">, apex A records, MX, nameservers, and existing TXT records </w:t>
+      </w:r>
+      <w:r>
+        <w:rPr>
+          <w:rFonts w:ascii="Calibri" w:hAnsi="Calibri"/>
+          <w:b/>
+          <w:sz w:val="22"/>
+        </w:rPr>
+        <w:t>unchanged</w:t>
+      </w:r>
+      <w:r>
+        <w:rPr>
+          <w:rFonts w:ascii="Calibri" w:hAnsi="Calibri"/>
+          <w:sz w:val="22"/>
+        </w:rPr>
+        <w:t xml:space="preserve"> (aside from the new </w:t>
+      </w:r>
+      <w:r>
+        <w:rPr>
+          <w:rFonts w:ascii="Consolas" w:hAnsi="Consolas"/>
+          <w:sz w:val="22"/>
+        </w:rPr>
+        <w:t>_vercel</w:t>
+      </w:r>
+      <w:r>
+        <w:rPr>
+          <w:rFonts w:ascii="Calibri" w:hAnsi="Calibri"/>
+          <w:sz w:val="22"/>
+        </w:rPr>
+        <w:t xml:space="preserve"> TXT if required).</w:t>
       </w:r>
     </w:p>
     <w:p>
       <w:pPr>
-        <w:spacing w:after="160"/>
+        <w:pStyle w:val="ListNumber"/>
       </w:pPr>
       <w:r>
         <w:rPr>
           <w:rFonts w:ascii="Calibri" w:hAnsi="Calibri"/>
-          <w:b w:val="0"/>
-          <w:i w:val="0"/>
-          <w:sz w:val="22"/>
-        </w:rPr>
-        <w:t>Full step-by-step instructions, checks, and rollback are in this document.</w:t>
+          <w:sz w:val="22"/>
+        </w:rPr>
+        <w:t xml:space="preserve">Optionally add a normal hyperlink from the main Finalsite site to </w:t>
+      </w:r>
+      <w:r>
+        <w:rPr>
+          <w:rFonts w:ascii="Consolas" w:hAnsi="Consolas"/>
+          <w:sz w:val="22"/>
+        </w:rPr>
+        <w:t>https://international.ellesmere.com</w:t>
+      </w:r>
+      <w:r>
+        <w:rPr>
+          <w:rFonts w:ascii="Calibri" w:hAnsi="Calibri"/>
+          <w:sz w:val="22"/>
+        </w:rPr>
+        <w:t xml:space="preserve"> (nav/International page only — no Finalsite domain setup).</w:t>
       </w:r>
     </w:p>
     <w:p>
-      <w:pPr>
-        <w:spacing w:after="160"/>
-      </w:pPr>
-      <w:r>
-        <w:rPr>
-          <w:rFonts w:ascii="Calibri" w:hAnsi="Calibri"/>
-          <w:b w:val="0"/>
-          <w:i w:val="0"/>
-          <w:sz w:val="22"/>
-        </w:rPr>
-        <w:t>Please reply with confirmation once the CNAME is live, and with the name of the person who owns DNS for ellesmere.com going forward.</w:t>
+      <w:r>
+        <w:rPr>
+          <w:rFonts w:ascii="Calibri" w:hAnsi="Calibri"/>
+          <w:sz w:val="22"/>
+        </w:rPr>
+        <w:t>Full step-by-step instructions, checks, and rollback are in the attached guide:</w:t>
       </w:r>
     </w:p>
     <w:p>
-      <w:pPr>
-        <w:spacing w:after="160"/>
-      </w:pPr>
-      <w:r>
-        <w:rPr>
-          <w:rFonts w:ascii="Calibri" w:hAnsi="Calibri"/>
-          <w:b w:val="0"/>
-          <w:i w:val="0"/>
-          <w:sz w:val="22"/>
-        </w:rPr>
-        <w:t>Thank you,</w:t>
+      <w:r>
+        <w:rPr>
+          <w:rFonts w:ascii="Calibri" w:hAnsi="Calibri"/>
+          <w:b/>
+          <w:sz w:val="22"/>
+        </w:rPr>
+        <w:t>`Ellesmere-IT-international-ellesmere-com-launch-guide`</w:t>
       </w:r>
     </w:p>
     <w:p>
-      <w:pPr>
-        <w:spacing w:after="160"/>
-      </w:pPr>
-      <w:r>
-        <w:rPr>
-          <w:rFonts w:ascii="Calibri" w:hAnsi="Calibri"/>
-          <w:b w:val="0"/>
-          <w:i w:val="0"/>
-          <w:sz w:val="22"/>
-        </w:rPr>
-        <w:t>[Name / ECI project owner]</w:t>
+      <w:r>
+        <w:rPr>
+          <w:rFonts w:ascii="Calibri" w:hAnsi="Calibri"/>
+          <w:sz w:val="22"/>
+        </w:rPr>
+        <w:t xml:space="preserve">Please reply with confirmation once the CNAME is live, and with the name of the person who owns DNS for </w:t>
+      </w:r>
+      <w:r>
+        <w:rPr>
+          <w:rFonts w:ascii="Consolas" w:hAnsi="Consolas"/>
+          <w:sz w:val="22"/>
+        </w:rPr>
+        <w:t>ellesmere.com</w:t>
+      </w:r>
+      <w:r>
+        <w:rPr>
+          <w:rFonts w:ascii="Calibri" w:hAnsi="Calibri"/>
+          <w:sz w:val="22"/>
+        </w:rPr>
+        <w:t xml:space="preserve"> going forward.</w:t>
       </w:r>
     </w:p>
     <w:p>
-      <w:pPr>
-        <w:spacing w:after="160"/>
-      </w:pPr>
-      <w:r>
-        <w:rPr>
-          <w:rFonts w:ascii="Calibri" w:hAnsi="Calibri"/>
-          <w:b w:val="0"/>
-          <w:i w:val="0"/>
-          <w:sz w:val="22"/>
-        </w:rPr>
-        <w:t>[Email / phone]</w:t>
+      <w:r>
+        <w:rPr>
+          <w:rFonts w:ascii="Calibri" w:hAnsi="Calibri"/>
+          <w:sz w:val="22"/>
+        </w:rPr>
+        <w:t xml:space="preserve">Thank you,  </w:t>
+      </w:r>
+    </w:p>
+    <w:p>
+      <w:r>
+        <w:rPr>
+          <w:rFonts w:ascii="Calibri" w:hAnsi="Calibri"/>
+          <w:sz w:val="22"/>
+        </w:rPr>
+        <w:t xml:space="preserve">*[Name / ECI project owner]*  </w:t>
+      </w:r>
+    </w:p>
+    <w:p>
+      <w:r>
+        <w:rPr>
+          <w:rFonts w:ascii="Calibri" w:hAnsi="Calibri"/>
+          <w:sz w:val="22"/>
+        </w:rPr>
+        <w:t>*[Email / phone]*</w:t>
       </w:r>
     </w:p>
     <w:sectPr>
@@ -3330,10 +6369,6 @@
     <w:name w:val="Normal"/>
     <w:qFormat/>
     <w:rsid w:val="00FC693F"/>
-    <w:rPr>
-      <w:rFonts w:ascii="Calibri" w:hAnsi="Calibri" w:eastAsia="Calibri"/>
-      <w:sz w:val="22"/>
-    </w:rPr>
   </w:style>
   <w:style w:type="paragraph" w:styleId="Header">
     <w:name w:val="header"/>
